--- a/essays/212-Горчак-Дмитрий-Эссе-STL.docx
+++ b/essays/212-Горчак-Дмитрий-Эссе-STL.docx
@@ -28,7 +28,7 @@
           <w:sz w:val="32"/>
           <w:shd w:fill="auto" w:val="clear"/>
         </w:rPr>
-        <w:t xml:space="preserve">Горчак Дмитрий, 212. Обзор STL и двунаправленный список: как упорядочить конусы по площади и объёму</w:t>
+        <w:t xml:space="preserve">Горчак Дмитрий, 212. Библиотека STL: контейнеры, итераторы, алгоритмы. Двунаправленный список и упорядочивание объектов</w:t>
       </w:r>
     </w:p>
     <w:p>
@@ -54,7 +54,33 @@
           <w:sz w:val="24"/>
           <w:shd w:fill="auto" w:val="clear"/>
         </w:rPr>
-        <w:t xml:space="preserve">Когда понадобилось упорядочить конусы, на семинаре прозвучало два пути: рубить просеку самому, то есть писать свой список с нуля, либо пойти в обход и взять готовое. Готовое лежит в стандартной библиотеке C++ — в той её части, которую по традиции называют STL. Эссе состоит из двух частей: сначала общий обзор STL, потом разбор того, как создать двунаправленный список и упорядочить его по площади основания и по объёму. Примеры — из моей программы list_demo.cpp в репозитории ~/cones.</w:t>
+        <w:t xml:space="preserve">STL (Standard Template Library — библиотека стандартных шаблонов) — часть стандартной библиотеки C++, в которой лежат готовые структуры данных и алгоритмы: списки, массивы, словари, сортировка, поиск. Их не нужно писать самому — достаточно подставить свой тип данных.</w:t>
+      </w:r>
+    </w:p>
+    <w:p>
+      <w:pPr>
+        <w:spacing w:before="0" w:after="160" w:line="276"/>
+        <w:ind w:right="0" w:left="0" w:firstLine="0"/>
+        <w:jc w:val="left"/>
+        <w:rPr>
+          <w:rFonts w:ascii="Consolas" w:hAnsi="Consolas" w:cs="Consolas" w:eastAsia="Consolas"/>
+          <w:color w:val="auto"/>
+          <w:spacing w:val="0"/>
+          <w:position w:val="0"/>
+          <w:sz w:val="24"/>
+          <w:shd w:fill="auto" w:val="clear"/>
+        </w:rPr>
+      </w:pPr>
+      <w:r>
+        <w:rPr>
+          <w:rFonts w:ascii="Consolas" w:hAnsi="Consolas" w:cs="Consolas" w:eastAsia="Consolas"/>
+          <w:color w:val="auto"/>
+          <w:spacing w:val="0"/>
+          <w:position w:val="0"/>
+          <w:sz w:val="24"/>
+          <w:shd w:fill="auto" w:val="clear"/>
+        </w:rPr>
+        <w:t xml:space="preserve">В первой части разобрано, из чего состоит STL и какие в ней контейнеры. Во второй — как сложить объекты в двунаправленный список и упорядочить его по разным признакам. Примеры взяты из учебного проекта cones: программа читает из файла параметры конусов (координаты центра, радиус основания, высоту) и считает у каждого площадь основания и объём; конусы нужно расположить сначала по возрастанию площади, потом по возрастанию объёма.</w:t>
       </w:r>
     </w:p>
     <w:p>
@@ -83,7 +109,137 @@
           <w:sz w:val="28"/>
           <w:shd w:fill="auto" w:val="clear"/>
         </w:rPr>
-        <w:t xml:space="preserve">1. Общий обзор STL</w:t>
+        <w:t xml:space="preserve">Из чего состоит STL</w:t>
+      </w:r>
+    </w:p>
+    <w:p>
+      <w:pPr>
+        <w:spacing w:before="0" w:after="80" w:line="276"/>
+        <w:ind w:right="0" w:left="567" w:hanging="425"/>
+        <w:jc w:val="left"/>
+        <w:rPr>
+          <w:rFonts w:ascii="Consolas" w:hAnsi="Consolas" w:cs="Consolas" w:eastAsia="Consolas"/>
+          <w:color w:val="auto"/>
+          <w:spacing w:val="0"/>
+          <w:position w:val="0"/>
+          <w:sz w:val="24"/>
+          <w:shd w:fill="auto" w:val="clear"/>
+        </w:rPr>
+      </w:pPr>
+      <w:r>
+        <w:rPr>
+          <w:rFonts w:ascii="Consolas" w:hAnsi="Consolas" w:cs="Consolas" w:eastAsia="Consolas"/>
+          <w:color w:val="auto"/>
+          <w:spacing w:val="0"/>
+          <w:position w:val="0"/>
+          <w:sz w:val="24"/>
+          <w:shd w:fill="auto" w:val="clear"/>
+        </w:rPr>
+        <w:t xml:space="preserve">1) контейнеры (container — хранилище) — объекты, которые хранят другие объекты: vector, list, deque, set, map;</w:t>
+      </w:r>
+    </w:p>
+    <w:p>
+      <w:pPr>
+        <w:spacing w:before="0" w:after="80" w:line="276"/>
+        <w:ind w:right="0" w:left="567" w:hanging="425"/>
+        <w:jc w:val="left"/>
+        <w:rPr>
+          <w:rFonts w:ascii="Consolas" w:hAnsi="Consolas" w:cs="Consolas" w:eastAsia="Consolas"/>
+          <w:color w:val="auto"/>
+          <w:spacing w:val="0"/>
+          <w:position w:val="0"/>
+          <w:sz w:val="24"/>
+          <w:shd w:fill="auto" w:val="clear"/>
+        </w:rPr>
+      </w:pPr>
+      <w:r>
+        <w:rPr>
+          <w:rFonts w:ascii="Consolas" w:hAnsi="Consolas" w:cs="Consolas" w:eastAsia="Consolas"/>
+          <w:color w:val="auto"/>
+          <w:spacing w:val="0"/>
+          <w:position w:val="0"/>
+          <w:sz w:val="24"/>
+          <w:shd w:fill="auto" w:val="clear"/>
+        </w:rPr>
+        <w:t xml:space="preserve">2) итераторы (iterator — перебиратель) — единый способ проходить содержимое любого контейнера;</w:t>
+      </w:r>
+    </w:p>
+    <w:p>
+      <w:pPr>
+        <w:spacing w:before="0" w:after="80" w:line="276"/>
+        <w:ind w:right="0" w:left="567" w:hanging="425"/>
+        <w:jc w:val="left"/>
+        <w:rPr>
+          <w:rFonts w:ascii="Consolas" w:hAnsi="Consolas" w:cs="Consolas" w:eastAsia="Consolas"/>
+          <w:color w:val="auto"/>
+          <w:spacing w:val="0"/>
+          <w:position w:val="0"/>
+          <w:sz w:val="24"/>
+          <w:shd w:fill="auto" w:val="clear"/>
+        </w:rPr>
+      </w:pPr>
+      <w:r>
+        <w:rPr>
+          <w:rFonts w:ascii="Consolas" w:hAnsi="Consolas" w:cs="Consolas" w:eastAsia="Consolas"/>
+          <w:color w:val="auto"/>
+          <w:spacing w:val="0"/>
+          <w:position w:val="0"/>
+          <w:sz w:val="24"/>
+          <w:shd w:fill="auto" w:val="clear"/>
+        </w:rPr>
+        <w:t xml:space="preserve">3) алгоритмы — готовые операции: сортировка, поиск, подсчёт, копирование, преобразование;</w:t>
+      </w:r>
+    </w:p>
+    <w:p>
+      <w:pPr>
+        <w:spacing w:before="0" w:after="80" w:line="276"/>
+        <w:ind w:right="0" w:left="567" w:hanging="425"/>
+        <w:jc w:val="left"/>
+        <w:rPr>
+          <w:rFonts w:ascii="Consolas" w:hAnsi="Consolas" w:cs="Consolas" w:eastAsia="Consolas"/>
+          <w:color w:val="auto"/>
+          <w:spacing w:val="0"/>
+          <w:position w:val="0"/>
+          <w:sz w:val="24"/>
+          <w:shd w:fill="auto" w:val="clear"/>
+        </w:rPr>
+      </w:pPr>
+      <w:r>
+        <w:rPr>
+          <w:rFonts w:ascii="Consolas" w:hAnsi="Consolas" w:cs="Consolas" w:eastAsia="Consolas"/>
+          <w:color w:val="auto"/>
+          <w:spacing w:val="0"/>
+          <w:position w:val="0"/>
+          <w:sz w:val="24"/>
+          <w:shd w:fill="auto" w:val="clear"/>
+        </w:rPr>
+        <w:t xml:space="preserve">4) функциональные объекты и лямбда-функции — ими задают правило сравнения или условие отбора и передают алгоритму;</w:t>
+      </w:r>
+    </w:p>
+    <w:p>
+      <w:pPr>
+        <w:spacing w:before="0" w:after="160" w:line="276"/>
+        <w:ind w:right="0" w:left="567" w:hanging="425"/>
+        <w:jc w:val="left"/>
+        <w:rPr>
+          <w:rFonts w:ascii="Consolas" w:hAnsi="Consolas" w:cs="Consolas" w:eastAsia="Consolas"/>
+          <w:color w:val="auto"/>
+          <w:spacing w:val="0"/>
+          <w:position w:val="0"/>
+          <w:sz w:val="24"/>
+          <w:shd w:fill="auto" w:val="clear"/>
+        </w:rPr>
+      </w:pPr>
+      <w:r>
+        <w:rPr>
+          <w:rFonts w:ascii="Consolas" w:hAnsi="Consolas" w:cs="Consolas" w:eastAsia="Consolas"/>
+          <w:color w:val="auto"/>
+          <w:spacing w:val="0"/>
+          <w:position w:val="0"/>
+          <w:sz w:val="24"/>
+          <w:shd w:fill="auto" w:val="clear"/>
+        </w:rPr>
+        <w:t xml:space="preserve">5) адаптеры (stack, queue, priority_queue) и распределители памяти.</w:t>
       </w:r>
     </w:p>
     <w:p>
@@ -109,7 +265,7 @@
           <w:sz w:val="24"/>
           <w:shd w:fill="auto" w:val="clear"/>
         </w:rPr>
-        <w:t xml:space="preserve">STL расшифровывается как Standard Template Library, библиотека стандартных шаблонов. Шаблон здесь — описание, в котором тип хранимых данных не задан заранее, а подставляется при использовании. Благодаря этому один и тот же список работает и с числами, и с моими конусами: писать свой вариант для каждого типа не нужно.</w:t>
+        <w:t xml:space="preserve">Шаблон (template — образец) означает, что тип хранимых данных не задан заранее, а подставляется при использовании: std::list&lt;int&gt; — список чисел, std::list&lt;Cone&gt; — список конусов. Код контейнера написан один раз и работает с любым типом.</w:t>
       </w:r>
     </w:p>
     <w:p>
@@ -135,137 +291,36 @@
           <w:sz w:val="24"/>
           <w:shd w:fill="auto" w:val="clear"/>
         </w:rPr>
-        <w:t xml:space="preserve">Библиотека собрана из пяти частей:</w:t>
-      </w:r>
-    </w:p>
-    <w:p>
-      <w:pPr>
-        <w:spacing w:before="0" w:after="80" w:line="276"/>
-        <w:ind w:right="0" w:left="567" w:hanging="425"/>
-        <w:jc w:val="left"/>
-        <w:rPr>
-          <w:rFonts w:ascii="Consolas" w:hAnsi="Consolas" w:cs="Consolas" w:eastAsia="Consolas"/>
-          <w:color w:val="auto"/>
-          <w:spacing w:val="0"/>
-          <w:position w:val="0"/>
-          <w:sz w:val="24"/>
-          <w:shd w:fill="auto" w:val="clear"/>
-        </w:rPr>
-      </w:pPr>
-      <w:r>
-        <w:rPr>
-          <w:rFonts w:ascii="Consolas" w:hAnsi="Consolas" w:cs="Consolas" w:eastAsia="Consolas"/>
-          <w:color w:val="auto"/>
-          <w:spacing w:val="0"/>
-          <w:position w:val="0"/>
-          <w:sz w:val="24"/>
-          <w:shd w:fill="auto" w:val="clear"/>
-        </w:rPr>
-        <w:t xml:space="preserve">1) контейнеры — объекты, которые хранят другие объекты: vector, list, deque, set, map и другие;</w:t>
-      </w:r>
-    </w:p>
-    <w:p>
-      <w:pPr>
-        <w:spacing w:before="0" w:after="80" w:line="276"/>
-        <w:ind w:right="0" w:left="567" w:hanging="425"/>
-        <w:jc w:val="left"/>
-        <w:rPr>
-          <w:rFonts w:ascii="Consolas" w:hAnsi="Consolas" w:cs="Consolas" w:eastAsia="Consolas"/>
-          <w:color w:val="auto"/>
-          <w:spacing w:val="0"/>
-          <w:position w:val="0"/>
-          <w:sz w:val="24"/>
-          <w:shd w:fill="auto" w:val="clear"/>
-        </w:rPr>
-      </w:pPr>
-      <w:r>
-        <w:rPr>
-          <w:rFonts w:ascii="Consolas" w:hAnsi="Consolas" w:cs="Consolas" w:eastAsia="Consolas"/>
-          <w:color w:val="auto"/>
-          <w:spacing w:val="0"/>
-          <w:position w:val="0"/>
-          <w:sz w:val="24"/>
-          <w:shd w:fill="auto" w:val="clear"/>
-        </w:rPr>
-        <w:t xml:space="preserve">2) итераторы — единый способ перебирать содержимое любого контейнера;</w:t>
-      </w:r>
-    </w:p>
-    <w:p>
-      <w:pPr>
-        <w:spacing w:before="0" w:after="80" w:line="276"/>
-        <w:ind w:right="0" w:left="567" w:hanging="425"/>
-        <w:jc w:val="left"/>
-        <w:rPr>
-          <w:rFonts w:ascii="Consolas" w:hAnsi="Consolas" w:cs="Consolas" w:eastAsia="Consolas"/>
-          <w:color w:val="auto"/>
-          <w:spacing w:val="0"/>
-          <w:position w:val="0"/>
-          <w:sz w:val="24"/>
-          <w:shd w:fill="auto" w:val="clear"/>
-        </w:rPr>
-      </w:pPr>
-      <w:r>
-        <w:rPr>
-          <w:rFonts w:ascii="Consolas" w:hAnsi="Consolas" w:cs="Consolas" w:eastAsia="Consolas"/>
-          <w:color w:val="auto"/>
-          <w:spacing w:val="0"/>
-          <w:position w:val="0"/>
-          <w:sz w:val="24"/>
-          <w:shd w:fill="auto" w:val="clear"/>
-        </w:rPr>
-        <w:t xml:space="preserve">3) алгоритмы — готовые операции: сортировка, поиск, подсчёт, копирование, преобразование;</w:t>
-      </w:r>
-    </w:p>
-    <w:p>
-      <w:pPr>
-        <w:spacing w:before="0" w:after="80" w:line="276"/>
-        <w:ind w:right="0" w:left="567" w:hanging="425"/>
-        <w:jc w:val="left"/>
-        <w:rPr>
-          <w:rFonts w:ascii="Consolas" w:hAnsi="Consolas" w:cs="Consolas" w:eastAsia="Consolas"/>
-          <w:color w:val="auto"/>
-          <w:spacing w:val="0"/>
-          <w:position w:val="0"/>
-          <w:sz w:val="24"/>
-          <w:shd w:fill="auto" w:val="clear"/>
-        </w:rPr>
-      </w:pPr>
-      <w:r>
-        <w:rPr>
-          <w:rFonts w:ascii="Consolas" w:hAnsi="Consolas" w:cs="Consolas" w:eastAsia="Consolas"/>
-          <w:color w:val="auto"/>
-          <w:spacing w:val="0"/>
-          <w:position w:val="0"/>
-          <w:sz w:val="24"/>
-          <w:shd w:fill="auto" w:val="clear"/>
-        </w:rPr>
-        <w:t xml:space="preserve">4) функциональные объекты и лямбда-функции — ими задают правило сравнения или условие отбора и передают его алгоритму;</w:t>
-      </w:r>
-    </w:p>
-    <w:p>
-      <w:pPr>
-        <w:spacing w:before="0" w:after="160" w:line="276"/>
-        <w:ind w:right="0" w:left="567" w:hanging="425"/>
-        <w:jc w:val="left"/>
-        <w:rPr>
-          <w:rFonts w:ascii="Consolas" w:hAnsi="Consolas" w:cs="Consolas" w:eastAsia="Consolas"/>
-          <w:color w:val="auto"/>
-          <w:spacing w:val="0"/>
-          <w:position w:val="0"/>
-          <w:sz w:val="24"/>
-          <w:shd w:fill="auto" w:val="clear"/>
-        </w:rPr>
-      </w:pPr>
-      <w:r>
-        <w:rPr>
-          <w:rFonts w:ascii="Consolas" w:hAnsi="Consolas" w:cs="Consolas" w:eastAsia="Consolas"/>
-          <w:color w:val="auto"/>
-          <w:spacing w:val="0"/>
-          <w:position w:val="0"/>
-          <w:sz w:val="24"/>
-          <w:shd w:fill="auto" w:val="clear"/>
-        </w:rPr>
-        <w:t xml:space="preserve">5) адаптеры и распределители памяти — stack, queue, priority_queue и средства управления выделением памяти.</w:t>
+        <w:t xml:space="preserve">Контейнеры ничего не знают об алгоритмах, а алгоритмы — о контейнерах; связывают их итераторы. Поэтому сортировка написана один раз и работает с разными контейнерами.</w:t>
+      </w:r>
+    </w:p>
+    <w:p>
+      <w:pPr>
+        <w:keepNext w:val="true"/>
+        <w:spacing w:before="60" w:after="160" w:line="276"/>
+        <w:ind w:right="0" w:left="0" w:firstLine="0"/>
+        <w:jc w:val="left"/>
+        <w:rPr>
+          <w:rFonts w:ascii="Consolas" w:hAnsi="Consolas" w:cs="Consolas" w:eastAsia="Consolas"/>
+          <w:b/>
+          <w:color w:val="000000"/>
+          <w:spacing w:val="0"/>
+          <w:position w:val="0"/>
+          <w:sz w:val="28"/>
+          <w:shd w:fill="auto" w:val="clear"/>
+        </w:rPr>
+      </w:pPr>
+      <w:r>
+        <w:rPr>
+          <w:rFonts w:ascii="Consolas" w:hAnsi="Consolas" w:cs="Consolas" w:eastAsia="Consolas"/>
+          <w:b/>
+          <w:color w:val="000000"/>
+          <w:spacing w:val="0"/>
+          <w:position w:val="0"/>
+          <w:sz w:val="28"/>
+          <w:shd w:fill="auto" w:val="clear"/>
+        </w:rPr>
+        <w:t xml:space="preserve">Контейнеры</w:t>
       </w:r>
     </w:p>
     <w:p>
@@ -291,33 +346,7 @@
           <w:sz w:val="24"/>
           <w:shd w:fill="auto" w:val="clear"/>
         </w:rPr>
-        <w:t xml:space="preserve">Устроено это так, что контейнеры ничего не знают об алгоритмах, а алгоритмы — о контейнерах; связывают их итераторы. Поэтому сортировка написана один раз и работает с разными контейнерами, а не переписывается под каждый.</w:t>
-      </w:r>
-    </w:p>
-    <w:p>
-      <w:pPr>
-        <w:spacing w:before="0" w:after="160" w:line="276"/>
-        <w:ind w:right="0" w:left="0" w:firstLine="0"/>
-        <w:jc w:val="left"/>
-        <w:rPr>
-          <w:rFonts w:ascii="Consolas" w:hAnsi="Consolas" w:cs="Consolas" w:eastAsia="Consolas"/>
-          <w:color w:val="auto"/>
-          <w:spacing w:val="0"/>
-          <w:position w:val="0"/>
-          <w:sz w:val="24"/>
-          <w:shd w:fill="auto" w:val="clear"/>
-        </w:rPr>
-      </w:pPr>
-      <w:r>
-        <w:rPr>
-          <w:rFonts w:ascii="Consolas" w:hAnsi="Consolas" w:cs="Consolas" w:eastAsia="Consolas"/>
-          <w:color w:val="auto"/>
-          <w:spacing w:val="0"/>
-          <w:position w:val="0"/>
-          <w:sz w:val="24"/>
-          <w:shd w:fill="auto" w:val="clear"/>
-        </w:rPr>
-        <w:t xml:space="preserve">Для каждой операции в стандарте указано, как быстро она выполняется при росте числа элементов: это называют вычислительной сложностью. Запись n означает, что время растёт пропорционально числу элементов, log n — что почти не растёт, n log n — немного быстрее линейного роста. Выбор контейнера как раз и есть выбор того, какие операции окажутся дешёвыми:</w:t>
+        <w:t xml:space="preserve">Для каждой операции в стандарте указано, как растёт время её работы с увеличением числа элементов n: линейно (пропорционально n), за log n (почти не растёт) или за постоянное время. Выбор контейнера — это выбор того, какие операции окажутся дешёвыми.</w:t>
       </w:r>
     </w:p>
     <w:tbl>
@@ -1425,7 +1454,7 @@
                 <w:sz w:val="20"/>
                 <w:shd w:fill="auto" w:val="clear"/>
               </w:rPr>
-              <w:t xml:space="preserve">поиск в среднем за константу</w:t>
+              <w:t xml:space="preserve">поиск за постоянное время</w:t>
             </w:r>
           </w:p>
         </w:tc>
@@ -1519,143 +1548,7 @@
           <w:sz w:val="24"/>
           <w:shd w:fill="auto" w:val="clear"/>
         </w:rPr>
-        <w:t xml:space="preserve">Отдельно стоят адаптеры: stack (стек), queue (очередь) и priority_queue (очередь с приоритетом). Адаптер — не самостоятельное хранилище, а надстройка над контейнером, которая оставляет только нужные операции. Очередь понадобится мне дальше: волновой алгоритм в задаче о кластерах удобно писать именно через queue.</w:t>
-      </w:r>
-    </w:p>
-    <w:p>
-      <w:pPr>
-        <w:keepNext w:val="true"/>
-        <w:spacing w:before="0" w:after="120" w:line="276"/>
-        <w:ind w:right="0" w:left="0" w:firstLine="0"/>
-        <w:jc w:val="left"/>
-        <w:rPr>
-          <w:rFonts w:ascii="Consolas" w:hAnsi="Consolas" w:cs="Consolas" w:eastAsia="Consolas"/>
-          <w:b/>
-          <w:color w:val="000000"/>
-          <w:spacing w:val="0"/>
-          <w:position w:val="0"/>
-          <w:sz w:val="24"/>
-          <w:shd w:fill="auto" w:val="clear"/>
-        </w:rPr>
-      </w:pPr>
-      <w:r>
-        <w:rPr>
-          <w:rFonts w:ascii="Consolas" w:hAnsi="Consolas" w:cs="Consolas" w:eastAsia="Consolas"/>
-          <w:b/>
-          <w:color w:val="000000"/>
-          <w:spacing w:val="0"/>
-          <w:position w:val="0"/>
-          <w:sz w:val="24"/>
-          <w:shd w:fill="auto" w:val="clear"/>
-        </w:rPr>
-        <w:t xml:space="preserve">Итераторы</w:t>
-      </w:r>
-    </w:p>
-    <w:p>
-      <w:pPr>
-        <w:spacing w:before="0" w:after="160" w:line="276"/>
-        <w:ind w:right="0" w:left="0" w:firstLine="0"/>
-        <w:jc w:val="left"/>
-        <w:rPr>
-          <w:rFonts w:ascii="Consolas" w:hAnsi="Consolas" w:cs="Consolas" w:eastAsia="Consolas"/>
-          <w:color w:val="auto"/>
-          <w:spacing w:val="0"/>
-          <w:position w:val="0"/>
-          <w:sz w:val="24"/>
-          <w:shd w:fill="auto" w:val="clear"/>
-        </w:rPr>
-      </w:pPr>
-      <w:r>
-        <w:rPr>
-          <w:rFonts w:ascii="Consolas" w:hAnsi="Consolas" w:cs="Consolas" w:eastAsia="Consolas"/>
-          <w:color w:val="auto"/>
-          <w:spacing w:val="0"/>
-          <w:position w:val="0"/>
-          <w:sz w:val="24"/>
-          <w:shd w:fill="auto" w:val="clear"/>
-        </w:rPr>
-        <w:t xml:space="preserve">Итератор — объект, который указывает на элемент контейнера и умеет переходить к соседнему. Его можно разыменовать (*it — получить сам элемент), сдвинуть (++it) и сравнить с другим итератором. Диапазон в STL задаётся полуинтервалом [first, last): last указывает уже за последний элемент, поэтому цикл заканчивается по условию it != end().</w:t>
-      </w:r>
-    </w:p>
-    <w:p>
-      <w:pPr>
-        <w:spacing w:before="0" w:after="160" w:line="276"/>
-        <w:ind w:right="0" w:left="0" w:firstLine="0"/>
-        <w:jc w:val="left"/>
-        <w:rPr>
-          <w:rFonts w:ascii="Consolas" w:hAnsi="Consolas" w:cs="Consolas" w:eastAsia="Consolas"/>
-          <w:color w:val="auto"/>
-          <w:spacing w:val="0"/>
-          <w:position w:val="0"/>
-          <w:sz w:val="24"/>
-          <w:shd w:fill="auto" w:val="clear"/>
-        </w:rPr>
-      </w:pPr>
-      <w:r>
-        <w:rPr>
-          <w:rFonts w:ascii="Consolas" w:hAnsi="Consolas" w:cs="Consolas" w:eastAsia="Consolas"/>
-          <w:color w:val="auto"/>
-          <w:spacing w:val="0"/>
-          <w:position w:val="0"/>
-          <w:sz w:val="24"/>
-          <w:shd w:fill="auto" w:val="clear"/>
-        </w:rPr>
-        <w:t xml:space="preserve">Итераторы различаются тем, что они умеют. У вектора итератор произвольного доступа: к нему можно прибавить число и сразу попасть на нужный элемент. У списка итератор двунаправленный: он умеет только шагать вперёд и назад. Отсюда следует вывод, к которому я вернусь ниже: обычный std::sort со списком работать не будет.</w:t>
-      </w:r>
-    </w:p>
-    <w:p>
-      <w:pPr>
-        <w:keepNext w:val="true"/>
-        <w:spacing w:before="0" w:after="120" w:line="276"/>
-        <w:ind w:right="0" w:left="0" w:firstLine="0"/>
-        <w:jc w:val="left"/>
-        <w:rPr>
-          <w:rFonts w:ascii="Consolas" w:hAnsi="Consolas" w:cs="Consolas" w:eastAsia="Consolas"/>
-          <w:b/>
-          <w:color w:val="000000"/>
-          <w:spacing w:val="0"/>
-          <w:position w:val="0"/>
-          <w:sz w:val="24"/>
-          <w:shd w:fill="auto" w:val="clear"/>
-        </w:rPr>
-      </w:pPr>
-      <w:r>
-        <w:rPr>
-          <w:rFonts w:ascii="Consolas" w:hAnsi="Consolas" w:cs="Consolas" w:eastAsia="Consolas"/>
-          <w:b/>
-          <w:color w:val="000000"/>
-          <w:spacing w:val="0"/>
-          <w:position w:val="0"/>
-          <w:sz w:val="24"/>
-          <w:shd w:fill="auto" w:val="clear"/>
-        </w:rPr>
-        <w:t xml:space="preserve">Алгоритмы</w:t>
-      </w:r>
-    </w:p>
-    <w:p>
-      <w:pPr>
-        <w:spacing w:before="0" w:after="160" w:line="276"/>
-        <w:ind w:right="0" w:left="0" w:firstLine="0"/>
-        <w:jc w:val="left"/>
-        <w:rPr>
-          <w:rFonts w:ascii="Consolas" w:hAnsi="Consolas" w:cs="Consolas" w:eastAsia="Consolas"/>
-          <w:color w:val="auto"/>
-          <w:spacing w:val="0"/>
-          <w:position w:val="0"/>
-          <w:sz w:val="24"/>
-          <w:shd w:fill="auto" w:val="clear"/>
-        </w:rPr>
-      </w:pPr>
-      <w:r>
-        <w:rPr>
-          <w:rFonts w:ascii="Consolas" w:hAnsi="Consolas" w:cs="Consolas" w:eastAsia="Consolas"/>
-          <w:color w:val="auto"/>
-          <w:spacing w:val="0"/>
-          <w:position w:val="0"/>
-          <w:sz w:val="24"/>
-          <w:shd w:fill="auto" w:val="clear"/>
-        </w:rPr>
-        <w:t xml:space="preserve">Чаще всего нужны несколько операций из заголовочных файлов &lt;algorithm&gt; и &lt;numeric&gt;: sort и stable_sort (упорядочить), find_if (найти первый подходящий элемент), count_if (сосчитать подходящие), max_element и min_element (найти крайний по заданному правилу), accumulate (накопить сумму), remove_if (убрать подходящие). Правило сравнения или отбора передаётся отдельным аргументом, поэтому одна и та же сортировка упорядочивает и по площади, и по объёму.</w:t>
+        <w:t xml:space="preserve">Адаптер (adapter — переходник) — не самостоятельное хранилище, а надстройка над контейнером, которая оставляет только нужные операции: stack (стек — кладём и снимаем с одного конца), queue (очередь — кладём в конец, берём из начала), priority_queue (первым выдаётся наибольший элемент).</w:t>
       </w:r>
     </w:p>
     <w:p>
@@ -1684,7 +1577,7 @@
           <w:sz w:val="28"/>
           <w:shd w:fill="auto" w:val="clear"/>
         </w:rPr>
-        <w:t xml:space="preserve">2. Двунаправленный список: устройство</w:t>
+        <w:t xml:space="preserve">Итераторы</w:t>
       </w:r>
     </w:p>
     <w:p>
@@ -1710,7 +1603,195 @@
           <w:sz w:val="24"/>
           <w:shd w:fill="auto" w:val="clear"/>
         </w:rPr>
-        <w:t xml:space="preserve">Двунаправленный, или двусвязный, список устроен так, как мы разбирали на семинаре. Заголовок списка хранит указатель на первый элемент и число элементов n. Каждый элемент хранит три вещи: сам объект, ссылку на предыдущий элемент и ссылку на следующий. На семинаре для этого была наглядная картинка с застёжкой в бусах: застёжка сама не бусина, но именно она держится за первую и знает, сколько их всего.</w:t>
+        <w:t xml:space="preserve">Итератор — объект, который указывает на элемент контейнера и умеет переходить к соседнему. Его разыменовывают (*it — получить сам элемент), сдвигают (++it) и сравнивают с другим итератором.</w:t>
+      </w:r>
+    </w:p>
+    <w:p>
+      <w:pPr>
+        <w:spacing w:before="0" w:after="160" w:line="276"/>
+        <w:ind w:right="0" w:left="0" w:firstLine="0"/>
+        <w:jc w:val="left"/>
+        <w:rPr>
+          <w:rFonts w:ascii="Consolas" w:hAnsi="Consolas" w:cs="Consolas" w:eastAsia="Consolas"/>
+          <w:color w:val="auto"/>
+          <w:spacing w:val="0"/>
+          <w:position w:val="0"/>
+          <w:sz w:val="24"/>
+          <w:shd w:fill="auto" w:val="clear"/>
+        </w:rPr>
+      </w:pPr>
+      <w:r>
+        <w:rPr>
+          <w:rFonts w:ascii="Consolas" w:hAnsi="Consolas" w:cs="Consolas" w:eastAsia="Consolas"/>
+          <w:color w:val="auto"/>
+          <w:spacing w:val="0"/>
+          <w:position w:val="0"/>
+          <w:sz w:val="24"/>
+          <w:shd w:fill="auto" w:val="clear"/>
+        </w:rPr>
+        <w:t xml:space="preserve">Диапазон задаётся парой итераторов [first, last): last указывает уже за последний элемент, поэтому цикл заканчивается по условию it != end(), а не it &lt;= end().</w:t>
+      </w:r>
+    </w:p>
+    <w:p>
+      <w:pPr>
+        <w:spacing w:before="0" w:after="160" w:line="276"/>
+        <w:ind w:right="0" w:left="0" w:firstLine="0"/>
+        <w:jc w:val="left"/>
+        <w:rPr>
+          <w:rFonts w:ascii="Consolas" w:hAnsi="Consolas" w:cs="Consolas" w:eastAsia="Consolas"/>
+          <w:color w:val="auto"/>
+          <w:spacing w:val="0"/>
+          <w:position w:val="0"/>
+          <w:sz w:val="24"/>
+          <w:shd w:fill="auto" w:val="clear"/>
+        </w:rPr>
+      </w:pPr>
+      <w:r>
+        <w:rPr>
+          <w:rFonts w:ascii="Consolas" w:hAnsi="Consolas" w:cs="Consolas" w:eastAsia="Consolas"/>
+          <w:color w:val="auto"/>
+          <w:spacing w:val="0"/>
+          <w:position w:val="0"/>
+          <w:sz w:val="24"/>
+          <w:shd w:fill="auto" w:val="clear"/>
+        </w:rPr>
+        <w:t xml:space="preserve">Итераторы различаются тем, что умеют. У вектора итератор произвольного доступа (random access): к нему можно прибавить число и сразу попасть на нужный элемент. У списка итератор двунаправленный (bidirectional): он умеет шагать только вперёд и назад, по одному элементу. Отсюда следствие: общий алгоритм std::sort со списком работать не будет.</w:t>
+      </w:r>
+    </w:p>
+    <w:p>
+      <w:pPr>
+        <w:keepNext w:val="true"/>
+        <w:spacing w:before="60" w:after="160" w:line="276"/>
+        <w:ind w:right="0" w:left="0" w:firstLine="0"/>
+        <w:jc w:val="left"/>
+        <w:rPr>
+          <w:rFonts w:ascii="Consolas" w:hAnsi="Consolas" w:cs="Consolas" w:eastAsia="Consolas"/>
+          <w:b/>
+          <w:color w:val="000000"/>
+          <w:spacing w:val="0"/>
+          <w:position w:val="0"/>
+          <w:sz w:val="28"/>
+          <w:shd w:fill="auto" w:val="clear"/>
+        </w:rPr>
+      </w:pPr>
+      <w:r>
+        <w:rPr>
+          <w:rFonts w:ascii="Consolas" w:hAnsi="Consolas" w:cs="Consolas" w:eastAsia="Consolas"/>
+          <w:b/>
+          <w:color w:val="000000"/>
+          <w:spacing w:val="0"/>
+          <w:position w:val="0"/>
+          <w:sz w:val="28"/>
+          <w:shd w:fill="auto" w:val="clear"/>
+        </w:rPr>
+        <w:t xml:space="preserve">Алгоритмы</w:t>
+      </w:r>
+    </w:p>
+    <w:p>
+      <w:pPr>
+        <w:spacing w:before="0" w:after="160" w:line="276"/>
+        <w:ind w:right="0" w:left="0" w:firstLine="0"/>
+        <w:jc w:val="left"/>
+        <w:rPr>
+          <w:rFonts w:ascii="Consolas" w:hAnsi="Consolas" w:cs="Consolas" w:eastAsia="Consolas"/>
+          <w:color w:val="auto"/>
+          <w:spacing w:val="0"/>
+          <w:position w:val="0"/>
+          <w:sz w:val="24"/>
+          <w:shd w:fill="auto" w:val="clear"/>
+        </w:rPr>
+      </w:pPr>
+      <w:r>
+        <w:rPr>
+          <w:rFonts w:ascii="Consolas" w:hAnsi="Consolas" w:cs="Consolas" w:eastAsia="Consolas"/>
+          <w:color w:val="auto"/>
+          <w:spacing w:val="0"/>
+          <w:position w:val="0"/>
+          <w:sz w:val="24"/>
+          <w:shd w:fill="auto" w:val="clear"/>
+        </w:rPr>
+        <w:t xml:space="preserve">Готовые операции лежат в заголовочных файлах &lt;algorithm&gt; и &lt;numeric&gt;: sort и stable_sort (упорядочить), find_if (найти первый подходящий элемент), count_if (сосчитать подходящие), max_element и min_element (найти крайний по заданному правилу), accumulate (накопить сумму), remove_if (убрать подходящие).</w:t>
+      </w:r>
+    </w:p>
+    <w:p>
+      <w:pPr>
+        <w:spacing w:before="0" w:after="160" w:line="276"/>
+        <w:ind w:right="0" w:left="0" w:firstLine="0"/>
+        <w:jc w:val="left"/>
+        <w:rPr>
+          <w:rFonts w:ascii="Consolas" w:hAnsi="Consolas" w:cs="Consolas" w:eastAsia="Consolas"/>
+          <w:color w:val="auto"/>
+          <w:spacing w:val="0"/>
+          <w:position w:val="0"/>
+          <w:sz w:val="24"/>
+          <w:shd w:fill="auto" w:val="clear"/>
+        </w:rPr>
+      </w:pPr>
+      <w:r>
+        <w:rPr>
+          <w:rFonts w:ascii="Consolas" w:hAnsi="Consolas" w:cs="Consolas" w:eastAsia="Consolas"/>
+          <w:color w:val="auto"/>
+          <w:spacing w:val="0"/>
+          <w:position w:val="0"/>
+          <w:sz w:val="24"/>
+          <w:shd w:fill="auto" w:val="clear"/>
+        </w:rPr>
+        <w:t xml:space="preserve">Правило сравнения или отбора передаётся отдельным аргументом, поэтому одна и та же сортировка упорядочивает и по площади, и по объёму.</w:t>
+      </w:r>
+    </w:p>
+    <w:p>
+      <w:pPr>
+        <w:keepNext w:val="true"/>
+        <w:spacing w:before="60" w:after="160" w:line="276"/>
+        <w:ind w:right="0" w:left="0" w:firstLine="0"/>
+        <w:jc w:val="left"/>
+        <w:rPr>
+          <w:rFonts w:ascii="Consolas" w:hAnsi="Consolas" w:cs="Consolas" w:eastAsia="Consolas"/>
+          <w:b/>
+          <w:color w:val="000000"/>
+          <w:spacing w:val="0"/>
+          <w:position w:val="0"/>
+          <w:sz w:val="28"/>
+          <w:shd w:fill="auto" w:val="clear"/>
+        </w:rPr>
+      </w:pPr>
+      <w:r>
+        <w:rPr>
+          <w:rFonts w:ascii="Consolas" w:hAnsi="Consolas" w:cs="Consolas" w:eastAsia="Consolas"/>
+          <w:b/>
+          <w:color w:val="000000"/>
+          <w:spacing w:val="0"/>
+          <w:position w:val="0"/>
+          <w:sz w:val="28"/>
+          <w:shd w:fill="auto" w:val="clear"/>
+        </w:rPr>
+        <w:t xml:space="preserve">Двунаправленный список: устройство</w:t>
+      </w:r>
+    </w:p>
+    <w:p>
+      <w:pPr>
+        <w:spacing w:before="0" w:after="160" w:line="276"/>
+        <w:ind w:right="0" w:left="0" w:firstLine="0"/>
+        <w:jc w:val="left"/>
+        <w:rPr>
+          <w:rFonts w:ascii="Consolas" w:hAnsi="Consolas" w:cs="Consolas" w:eastAsia="Consolas"/>
+          <w:color w:val="auto"/>
+          <w:spacing w:val="0"/>
+          <w:position w:val="0"/>
+          <w:sz w:val="24"/>
+          <w:shd w:fill="auto" w:val="clear"/>
+        </w:rPr>
+      </w:pPr>
+      <w:r>
+        <w:rPr>
+          <w:rFonts w:ascii="Consolas" w:hAnsi="Consolas" w:cs="Consolas" w:eastAsia="Consolas"/>
+          <w:color w:val="auto"/>
+          <w:spacing w:val="0"/>
+          <w:position w:val="0"/>
+          <w:sz w:val="24"/>
+          <w:shd w:fill="auto" w:val="clear"/>
+        </w:rPr>
+        <w:t xml:space="preserve">Двунаправленный (двусвязный) список состоит из заголовка и элементов. Заголовок хранит указатель на первый элемент и число элементов n. Каждый элемент хранит три вещи: сам объект, ссылку на предыдущий элемент и ссылку на следующий.</w:t>
       </w:r>
     </w:p>
     <w:p>
@@ -1894,7 +1975,7 @@
           <w:sz w:val="24"/>
           <w:shd w:fill="auto" w:val="clear"/>
         </w:rPr>
-        <w:t xml:space="preserve">В стандартном std::list список замкнут в кольцо через служебный элемент, а число элементов хранится в заголовке, поэтому size() выполняется мгновенно. Ещё одно важное свойство: адреса объектов при вставках, удалениях и сортировке не меняются — переставляются только ссылки.</w:t>
+        <w:t xml:space="preserve">В стандартном std::list список замкнут в кольцо через служебный элемент, а число элементов хранится в заголовке, поэтому size() выполняется мгновенно. Адреса объектов при вставках, удалениях и сортировке не меняются — переставляются только ссылки.</w:t>
       </w:r>
     </w:p>
     <w:p>
@@ -1923,7 +2004,7 @@
           <w:sz w:val="28"/>
           <w:shd w:fill="auto" w:val="clear"/>
         </w:rPr>
-        <w:t xml:space="preserve">Как создать список конусов</w:t>
+        <w:t xml:space="preserve">Создание списка и добавление объектов</w:t>
       </w:r>
     </w:p>
     <w:p>
@@ -1949,7 +2030,7 @@
           <w:sz w:val="24"/>
           <w:shd w:fill="auto" w:val="clear"/>
         </w:rPr>
-        <w:t xml:space="preserve">Нужен заголовочный файл &lt;list&gt;. Дальше список объявляется одной строкой, а объекты добавляются по мере создания, прямо при чтении файла с данными:</w:t>
+        <w:t xml:space="preserve">Нужен заголовочный файл &lt;list&gt;. Список объявляется одной строкой, а объекты добавляются по мере создания:</w:t>
       </w:r>
     </w:p>
     <w:p>
@@ -2014,7 +2095,7 @@
           <w:sz w:val="24"/>
           <w:shd w:fill="auto" w:val="clear"/>
         </w:rPr>
-        <w:t xml:space="preserve">Основные операции: push_back и push_front (добавить в конец или в начало), insert (вставить перед указанным местом), erase (удалить элемент), remove_if (удалить все подходящие), front и back (первый и последний элементы), size и empty (сколько элементов и пуст ли список), begin и end (проход вперёд), rbegin и rend (проход назад).</w:t>
+        <w:t xml:space="preserve">push_back добавляет в конец, push_front — в начало, front и back возвращают первый и последний элементы, size — число элементов, empty — пуст ли список.</w:t>
       </w:r>
     </w:p>
     <w:p>
@@ -2040,7 +2121,7 @@
           <w:sz w:val="24"/>
           <w:shd w:fill="auto" w:val="clear"/>
         </w:rPr>
-        <w:t xml:space="preserve">Перебор идёт итератором; записи вида cones[3] у списка нет, и это не недостаток, а следствие устройства:</w:t>
+        <w:t xml:space="preserve">Перебор идёт итератором; записи вида cones[3] у списка нет:</w:t>
       </w:r>
     </w:p>
     <w:p>
@@ -2076,6 +2157,32 @@
     </w:p>
     <w:p>
       <w:pPr>
+        <w:spacing w:before="0" w:after="160" w:line="276"/>
+        <w:ind w:right="0" w:left="0" w:firstLine="0"/>
+        <w:jc w:val="left"/>
+        <w:rPr>
+          <w:rFonts w:ascii="Consolas" w:hAnsi="Consolas" w:cs="Consolas" w:eastAsia="Consolas"/>
+          <w:color w:val="auto"/>
+          <w:spacing w:val="0"/>
+          <w:position w:val="0"/>
+          <w:sz w:val="24"/>
+          <w:shd w:fill="auto" w:val="clear"/>
+        </w:rPr>
+      </w:pPr>
+      <w:r>
+        <w:rPr>
+          <w:rFonts w:ascii="Consolas" w:hAnsi="Consolas" w:cs="Consolas" w:eastAsia="Consolas"/>
+          <w:color w:val="auto"/>
+          <w:spacing w:val="0"/>
+          <w:position w:val="0"/>
+          <w:sz w:val="24"/>
+          <w:shd w:fill="auto" w:val="clear"/>
+        </w:rPr>
+        <w:t xml:space="preserve">const_iterator — итератор, через который элементы можно только читать. Стрелка it-&gt; обращается к методу того объекта, на который итератор сейчас указывает.</w:t>
+      </w:r>
+    </w:p>
+    <w:p>
+      <w:pPr>
         <w:keepNext w:val="true"/>
         <w:spacing w:before="60" w:after="160" w:line="276"/>
         <w:ind w:right="0" w:left="0" w:firstLine="0"/>
@@ -2126,7 +2233,7 @@
           <w:sz w:val="24"/>
           <w:shd w:fill="auto" w:val="clear"/>
         </w:rPr>
-        <w:t xml:space="preserve">Правило порядка задаётся функцией сравнения: она получает два объекта и возвращает true, если первый должен стоять раньше. Площадь и объём у меня не хранятся в полях, а считаются методами, поэтому сравнение обращается именно к методам:</w:t>
+        <w:t xml:space="preserve">Порядок задаётся функцией сравнения: она получает два объекта и возвращает true, если первый должен стоять раньше. Площадь и объём у конуса не хранятся в полях, а считаются методами, поэтому сравнение обращается к методам:</w:t>
       </w:r>
     </w:p>
     <w:p>
@@ -2197,7 +2304,7 @@
           <w:sz w:val="24"/>
           <w:shd w:fill="auto" w:val="clear"/>
         </w:rPr>
-        <w:t xml:space="preserve">Здесь вызывается не общий алгоритм std::sort, а собственный метод списка sort. Причина в итераторах: std::sort прыгает по элементам туда-сюда, а итератор списка так не умеет. Метод list::sort реализован сортировкой слиянием: он переставляет ссылки между элементами, не копируя сами объекты, работает за n log n и сохраняет взаимный порядок равных элементов — такую сортировку называют устойчивой.</w:t>
+        <w:t xml:space="preserve">Вызывается не общий алгоритм std::sort, а собственный метод списка sort. Причина в итераторах: std::sort прыгает по элементам туда-сюда, а итератор списка так не умеет. Метод list::sort реализован сортировкой слиянием: он переставляет ссылки между элементами, не копируя сами объекты, работает за n log n и сохраняет взаимный порядок равных элементов (такую сортировку называют устойчивой).</w:t>
       </w:r>
     </w:p>
     <w:p>
@@ -2223,7 +2330,7 @@
           <w:sz w:val="24"/>
           <w:shd w:fill="auto" w:val="clear"/>
         </w:rPr>
-        <w:t xml:space="preserve">Если список уже упорядочен, новый элемент можно сразу поставить на своё место. Поиск места — проход по списку, а сама вставка стоит двух переключений ссылок независимо от длины списка:</w:t>
+        <w:t xml:space="preserve">Если список уже упорядочен, новый элемент можно сразу поставить на своё место. Поиск места — проход по списку, сама вставка стоит двух переключений ссылок независимо от длины списка:</w:t>
       </w:r>
     </w:p>
     <w:p>
@@ -2346,7 +2453,7 @@
           <w:sz w:val="28"/>
           <w:shd w:fill="auto" w:val="clear"/>
         </w:rPr>
-        <w:t xml:space="preserve">Что получилось</w:t>
+        <w:t xml:space="preserve">Результат</w:t>
       </w:r>
     </w:p>
     <w:p>
@@ -2372,7 +2479,7 @@
           <w:sz w:val="24"/>
           <w:shd w:fill="auto" w:val="clear"/>
         </w:rPr>
-        <w:t xml:space="preserve">Программа читает свойства из файла, складывает конусы в список и печатает его после каждой сортировки. Два порядка получаются разными, и лучше всего это видно на конусе с широким, но низким основанием (r = 2.80, h = 2.00): по площади он предпоследний, а по объёму — только седьмой. Столбцы в выводе: номер, x, y, r, h, площадь основания, объём.</w:t>
+        <w:t xml:space="preserve">Два порядка получаются разными. Заметнее всего это на конусе с широким, но низким основанием (r = 2.80, h = 2.00): по площади он предпоследний, а по объёму — только седьмой. Столбцы вывода: номер, x, y, радиус, высота, площадь основания, объём.</w:t>
       </w:r>
     </w:p>
     <w:p>
@@ -2442,7 +2549,7 @@
           <w:sz w:val="24"/>
           <w:shd w:fill="auto" w:val="clear"/>
         </w:rPr>
-        <w:t xml:space="preserve">Двунаправленность проверяется обратным проходом: тот же список читается от конца к началу, и объёмы идут по убыванию.</w:t>
+        <w:t xml:space="preserve">Двунаправленность проверяется обратным проходом: тот же список читается от конца к началу обратным итератором (rbegin и rend), и объёмы идут по убыванию.</w:t>
       </w:r>
     </w:p>
     <w:p>
@@ -2530,7 +2637,7 @@
           <w:sz w:val="24"/>
           <w:shd w:fill="auto" w:val="clear"/>
         </w:rPr>
-        <w:t xml:space="preserve">Список выгоден, когда элементы добавляются и удаляются по одному, а доступ к ним всё равно последовательный — как в моей задаче: конусы создаются при чтении файла и потом упорядочиваются целиком. Вектор выгоден, когда нужен доступ по номеру и важна скорость перебора: его элементы лежат в памяти подряд, и процессор читает их быстрее.</w:t>
+        <w:t xml:space="preserve">Список выгоден, когда элементы добавляются и удаляются по одному, а доступ к ним последовательный: объекты создаются при чтении файла и потом упорядочиваются целиком. Вектор выгоден, когда нужен доступ по номеру и важна скорость перебора: его элементы лежат в памяти подряд, и процессор читает их быстрее.</w:t>
       </w:r>
     </w:p>
     <w:p>
@@ -2556,7 +2663,7 @@
           <w:sz w:val="24"/>
           <w:shd w:fill="auto" w:val="clear"/>
         </w:rPr>
-        <w:t xml:space="preserve">В задаче о кластерах понадобится и то, и другое: матрица попарных расстояний n на n — это вектор векторов с доступом по номерам, а очередь точек в волновом алгоритме — адаптер queue.</w:t>
+        <w:t xml:space="preserve">Часто в одной задаче нужны оба: например, матрица попарных расстояний n на n — это вектор векторов с доступом по номерам, а очередь точек при обходе графа — адаптер queue.</w:t>
       </w:r>
     </w:p>
     <w:p>
@@ -2611,33 +2718,7 @@
           <w:sz w:val="24"/>
           <w:shd w:fill="auto" w:val="clear"/>
         </w:rPr>
-        <w:t xml:space="preserve">Готовый шаблон списка избавил от написания своей структуры данных: хватило подставить класс Cone и задать два правила сравнения. Но понимать устройство всё равно нужно — именно из него следует, почему у списка своя сортировка, почему нет обращения по номеру и почему вставка в середину дешевле, чем в векторе.</w:t>
-      </w:r>
-    </w:p>
-    <w:p>
-      <w:pPr>
-        <w:spacing w:before="0" w:after="160" w:line="276"/>
-        <w:ind w:right="0" w:left="0" w:firstLine="0"/>
-        <w:jc w:val="left"/>
-        <w:rPr>
-          <w:rFonts w:ascii="Consolas" w:hAnsi="Consolas" w:cs="Consolas" w:eastAsia="Consolas"/>
-          <w:color w:val="auto"/>
-          <w:spacing w:val="0"/>
-          <w:position w:val="0"/>
-          <w:sz w:val="24"/>
-          <w:shd w:fill="auto" w:val="clear"/>
-        </w:rPr>
-      </w:pPr>
-      <w:r>
-        <w:rPr>
-          <w:rFonts w:ascii="Consolas" w:hAnsi="Consolas" w:cs="Consolas" w:eastAsia="Consolas"/>
-          <w:color w:val="auto"/>
-          <w:spacing w:val="0"/>
-          <w:position w:val="0"/>
-          <w:sz w:val="24"/>
-          <w:shd w:fill="auto" w:val="clear"/>
-        </w:rPr>
-        <w:t xml:space="preserve">Главная логика:</w:t>
+        <w:t xml:space="preserve">Готовый шаблон списка избавляет от написания своей структуры данных: достаточно подставить нужный тип и задать правила сравнения. Понимать устройство всё равно нужно — именно из него следует, почему у списка своя сортировка, почему нет обращения по номеру и почему вставка в середину дешевле, чем в векторе.</w:t>
       </w:r>
     </w:p>
     <w:p>
@@ -2670,6 +2751,2515 @@
         <w:t xml:space="preserve">[правило сравнения] -(list::sort)-&gt; [порядок по площади или по объёму]</w:t>
         <w:br/>
         <w:t xml:space="preserve">[итератор] -(++ / --)-&gt; [проход вперёд и назад]</w:t>
+      </w:r>
+    </w:p>
+    <w:p>
+      <w:pPr>
+        <w:keepNext w:val="true"/>
+        <w:spacing w:before="60" w:after="160" w:line="276"/>
+        <w:ind w:right="0" w:left="0" w:firstLine="0"/>
+        <w:jc w:val="left"/>
+        <w:rPr>
+          <w:rFonts w:ascii="Consolas" w:hAnsi="Consolas" w:cs="Consolas" w:eastAsia="Consolas"/>
+          <w:b/>
+          <w:color w:val="000000"/>
+          <w:spacing w:val="0"/>
+          <w:position w:val="0"/>
+          <w:sz w:val="28"/>
+          <w:shd w:fill="auto" w:val="clear"/>
+        </w:rPr>
+      </w:pPr>
+      <w:r>
+        <w:rPr>
+          <w:rFonts w:ascii="Consolas" w:hAnsi="Consolas" w:cs="Consolas" w:eastAsia="Consolas"/>
+          <w:b/>
+          <w:color w:val="000000"/>
+          <w:spacing w:val="0"/>
+          <w:position w:val="0"/>
+          <w:sz w:val="28"/>
+          <w:shd w:fill="auto" w:val="clear"/>
+        </w:rPr>
+        <w:t xml:space="preserve">Приложение. Памятка по std::list</w:t>
+      </w:r>
+    </w:p>
+    <w:tbl>
+      <w:tblPr/>
+      <w:tblGrid>
+        <w:gridCol w:w="2145"/>
+        <w:gridCol w:w="1950"/>
+        <w:gridCol w:w="2926"/>
+        <w:gridCol w:w="2731"/>
+      </w:tblGrid>
+      <w:tr>
+        <w:trPr>
+          <w:trHeight w:val="1" w:hRule="atLeast"/>
+          <w:jc w:val="left"/>
+          <w:cantSplit w:val="1"/>
+        </w:trPr>
+        <w:tc>
+          <w:tcPr>
+            <w:tcW w:w="2145" w:type="dxa"/>
+            <w:tcBorders>
+              <w:top w:val="single" w:color="ffffff" w:sz="0"/>
+              <w:left w:val="single" w:color="ffffff" w:sz="0"/>
+              <w:bottom w:val="single" w:color="ffffff" w:sz="0"/>
+              <w:right w:val="single" w:color="ffffff" w:sz="0"/>
+            </w:tcBorders>
+            <w:shd w:color="000000" w:fill="ffffff" w:val="clear"/>
+            <w:tcMar>
+              <w:left w:w="80" w:type="dxa"/>
+              <w:right w:w="80" w:type="dxa"/>
+            </w:tcMar>
+            <w:vAlign w:val="top"/>
+          </w:tcPr>
+          <w:p>
+            <w:pPr>
+              <w:spacing w:before="0" w:after="0" w:line="252"/>
+              <w:ind w:right="0" w:left="0" w:firstLine="0"/>
+              <w:jc w:val="left"/>
+              <w:color w:val="auto"/>
+              <w:spacing w:val="0"/>
+              <w:position w:val="0"/>
+              <w:shd w:fill="auto" w:val="clear"/>
+            </w:pPr>
+            <w:r>
+              <w:rPr>
+                <w:rFonts w:ascii="Consolas" w:hAnsi="Consolas" w:cs="Consolas" w:eastAsia="Consolas"/>
+                <w:color w:val="auto"/>
+                <w:spacing w:val="0"/>
+                <w:position w:val="0"/>
+                <w:sz w:val="20"/>
+                <w:shd w:fill="auto" w:val="clear"/>
+              </w:rPr>
+              <w:t xml:space="preserve">Цель</w:t>
+            </w:r>
+          </w:p>
+        </w:tc>
+        <w:tc>
+          <w:tcPr>
+            <w:tcW w:w="1950" w:type="dxa"/>
+            <w:tcBorders>
+              <w:top w:val="single" w:color="ffffff" w:sz="0"/>
+              <w:left w:val="single" w:color="ffffff" w:sz="0"/>
+              <w:bottom w:val="single" w:color="ffffff" w:sz="0"/>
+              <w:right w:val="single" w:color="ffffff" w:sz="0"/>
+            </w:tcBorders>
+            <w:shd w:color="000000" w:fill="ffffff" w:val="clear"/>
+            <w:tcMar>
+              <w:left w:w="80" w:type="dxa"/>
+              <w:right w:w="80" w:type="dxa"/>
+            </w:tcMar>
+            <w:vAlign w:val="top"/>
+          </w:tcPr>
+          <w:p>
+            <w:pPr>
+              <w:spacing w:before="0" w:after="0" w:line="252"/>
+              <w:ind w:right="0" w:left="0" w:firstLine="0"/>
+              <w:jc w:val="left"/>
+              <w:color w:val="auto"/>
+              <w:spacing w:val="0"/>
+              <w:position w:val="0"/>
+              <w:shd w:fill="auto" w:val="clear"/>
+            </w:pPr>
+            <w:r>
+              <w:rPr>
+                <w:rFonts w:ascii="Consolas" w:hAnsi="Consolas" w:cs="Consolas" w:eastAsia="Consolas"/>
+                <w:color w:val="auto"/>
+                <w:spacing w:val="0"/>
+                <w:position w:val="0"/>
+                <w:sz w:val="20"/>
+                <w:shd w:fill="auto" w:val="clear"/>
+              </w:rPr>
+              <w:t xml:space="preserve">Операция</w:t>
+            </w:r>
+          </w:p>
+        </w:tc>
+        <w:tc>
+          <w:tcPr>
+            <w:tcW w:w="2926" w:type="dxa"/>
+            <w:tcBorders>
+              <w:top w:val="single" w:color="ffffff" w:sz="0"/>
+              <w:left w:val="single" w:color="ffffff" w:sz="0"/>
+              <w:bottom w:val="single" w:color="ffffff" w:sz="0"/>
+              <w:right w:val="single" w:color="ffffff" w:sz="0"/>
+            </w:tcBorders>
+            <w:shd w:color="000000" w:fill="ffffff" w:val="clear"/>
+            <w:tcMar>
+              <w:left w:w="80" w:type="dxa"/>
+              <w:right w:w="80" w:type="dxa"/>
+            </w:tcMar>
+            <w:vAlign w:val="top"/>
+          </w:tcPr>
+          <w:p>
+            <w:pPr>
+              <w:spacing w:before="0" w:after="0" w:line="252"/>
+              <w:ind w:right="0" w:left="0" w:firstLine="0"/>
+              <w:jc w:val="left"/>
+              <w:color w:val="auto"/>
+              <w:spacing w:val="0"/>
+              <w:position w:val="0"/>
+              <w:shd w:fill="auto" w:val="clear"/>
+            </w:pPr>
+            <w:r>
+              <w:rPr>
+                <w:rFonts w:ascii="Consolas" w:hAnsi="Consolas" w:cs="Consolas" w:eastAsia="Consolas"/>
+                <w:color w:val="auto"/>
+                <w:spacing w:val="0"/>
+                <w:position w:val="0"/>
+                <w:sz w:val="20"/>
+                <w:shd w:fill="auto" w:val="clear"/>
+              </w:rPr>
+              <w:t xml:space="preserve">Пример</w:t>
+            </w:r>
+          </w:p>
+        </w:tc>
+        <w:tc>
+          <w:tcPr>
+            <w:tcW w:w="2731" w:type="dxa"/>
+            <w:tcBorders>
+              <w:top w:val="single" w:color="ffffff" w:sz="0"/>
+              <w:left w:val="single" w:color="ffffff" w:sz="0"/>
+              <w:bottom w:val="single" w:color="ffffff" w:sz="0"/>
+              <w:right w:val="single" w:color="ffffff" w:sz="0"/>
+            </w:tcBorders>
+            <w:shd w:color="000000" w:fill="ffffff" w:val="clear"/>
+            <w:tcMar>
+              <w:left w:w="80" w:type="dxa"/>
+              <w:right w:w="80" w:type="dxa"/>
+            </w:tcMar>
+            <w:vAlign w:val="top"/>
+          </w:tcPr>
+          <w:p>
+            <w:pPr>
+              <w:spacing w:before="0" w:after="0" w:line="252"/>
+              <w:ind w:right="0" w:left="0" w:firstLine="0"/>
+              <w:jc w:val="left"/>
+              <w:color w:val="auto"/>
+              <w:spacing w:val="0"/>
+              <w:position w:val="0"/>
+              <w:shd w:fill="auto" w:val="clear"/>
+            </w:pPr>
+            <w:r>
+              <w:rPr>
+                <w:rFonts w:ascii="Consolas" w:hAnsi="Consolas" w:cs="Consolas" w:eastAsia="Consolas"/>
+                <w:color w:val="auto"/>
+                <w:spacing w:val="0"/>
+                <w:position w:val="0"/>
+                <w:sz w:val="20"/>
+                <w:shd w:fill="auto" w:val="clear"/>
+              </w:rPr>
+              <w:t xml:space="preserve">Описание</w:t>
+            </w:r>
+          </w:p>
+        </w:tc>
+      </w:tr>
+      <w:tr>
+        <w:trPr>
+          <w:trHeight w:val="1" w:hRule="atLeast"/>
+          <w:jc w:val="left"/>
+          <w:cantSplit w:val="1"/>
+        </w:trPr>
+        <w:tc>
+          <w:tcPr>
+            <w:tcW w:w="2145" w:type="dxa"/>
+            <w:tcBorders>
+              <w:top w:val="single" w:color="ffffff" w:sz="0"/>
+              <w:left w:val="single" w:color="ffffff" w:sz="0"/>
+              <w:bottom w:val="single" w:color="ffffff" w:sz="0"/>
+              <w:right w:val="single" w:color="ffffff" w:sz="0"/>
+            </w:tcBorders>
+            <w:shd w:color="000000" w:fill="ffffff" w:val="clear"/>
+            <w:tcMar>
+              <w:left w:w="80" w:type="dxa"/>
+              <w:right w:w="80" w:type="dxa"/>
+            </w:tcMar>
+            <w:vAlign w:val="top"/>
+          </w:tcPr>
+          <w:p>
+            <w:pPr>
+              <w:spacing w:before="0" w:after="0" w:line="252"/>
+              <w:ind w:right="0" w:left="0" w:firstLine="0"/>
+              <w:jc w:val="left"/>
+              <w:color w:val="auto"/>
+              <w:spacing w:val="0"/>
+              <w:position w:val="0"/>
+              <w:shd w:fill="auto" w:val="clear"/>
+            </w:pPr>
+            <w:r>
+              <w:rPr>
+                <w:rFonts w:ascii="Consolas" w:hAnsi="Consolas" w:cs="Consolas" w:eastAsia="Consolas"/>
+                <w:color w:val="auto"/>
+                <w:spacing w:val="0"/>
+                <w:position w:val="0"/>
+                <w:sz w:val="20"/>
+                <w:shd w:fill="auto" w:val="clear"/>
+              </w:rPr>
+              <w:t xml:space="preserve">Объявить список</w:t>
+            </w:r>
+          </w:p>
+        </w:tc>
+        <w:tc>
+          <w:tcPr>
+            <w:tcW w:w="1950" w:type="dxa"/>
+            <w:tcBorders>
+              <w:top w:val="single" w:color="ffffff" w:sz="0"/>
+              <w:left w:val="single" w:color="ffffff" w:sz="0"/>
+              <w:bottom w:val="single" w:color="ffffff" w:sz="0"/>
+              <w:right w:val="single" w:color="ffffff" w:sz="0"/>
+            </w:tcBorders>
+            <w:shd w:color="000000" w:fill="ffffff" w:val="clear"/>
+            <w:tcMar>
+              <w:left w:w="80" w:type="dxa"/>
+              <w:right w:w="80" w:type="dxa"/>
+            </w:tcMar>
+            <w:vAlign w:val="top"/>
+          </w:tcPr>
+          <w:p>
+            <w:pPr>
+              <w:spacing w:before="0" w:after="0" w:line="252"/>
+              <w:ind w:right="0" w:left="0" w:firstLine="0"/>
+              <w:jc w:val="left"/>
+              <w:color w:val="auto"/>
+              <w:spacing w:val="0"/>
+              <w:position w:val="0"/>
+              <w:shd w:fill="auto" w:val="clear"/>
+            </w:pPr>
+            <w:r>
+              <w:rPr>
+                <w:rFonts w:ascii="Consolas" w:hAnsi="Consolas" w:cs="Consolas" w:eastAsia="Consolas"/>
+                <w:color w:val="auto"/>
+                <w:spacing w:val="0"/>
+                <w:position w:val="0"/>
+                <w:sz w:val="20"/>
+                <w:shd w:fill="auto" w:val="clear"/>
+              </w:rPr>
+              <w:t xml:space="preserve">std::list&lt;T&gt;</w:t>
+            </w:r>
+          </w:p>
+        </w:tc>
+        <w:tc>
+          <w:tcPr>
+            <w:tcW w:w="2926" w:type="dxa"/>
+            <w:tcBorders>
+              <w:top w:val="single" w:color="ffffff" w:sz="0"/>
+              <w:left w:val="single" w:color="ffffff" w:sz="0"/>
+              <w:bottom w:val="single" w:color="ffffff" w:sz="0"/>
+              <w:right w:val="single" w:color="ffffff" w:sz="0"/>
+            </w:tcBorders>
+            <w:shd w:color="000000" w:fill="ffffff" w:val="clear"/>
+            <w:tcMar>
+              <w:left w:w="80" w:type="dxa"/>
+              <w:right w:w="80" w:type="dxa"/>
+            </w:tcMar>
+            <w:vAlign w:val="top"/>
+          </w:tcPr>
+          <w:p>
+            <w:pPr>
+              <w:spacing w:before="0" w:after="0" w:line="252"/>
+              <w:ind w:right="0" w:left="0" w:firstLine="0"/>
+              <w:jc w:val="left"/>
+              <w:color w:val="auto"/>
+              <w:spacing w:val="0"/>
+              <w:position w:val="0"/>
+              <w:shd w:fill="auto" w:val="clear"/>
+            </w:pPr>
+            <w:r>
+              <w:rPr>
+                <w:rFonts w:ascii="Consolas" w:hAnsi="Consolas" w:cs="Consolas" w:eastAsia="Consolas"/>
+                <w:color w:val="auto"/>
+                <w:spacing w:val="0"/>
+                <w:position w:val="0"/>
+                <w:sz w:val="20"/>
+                <w:shd w:fill="auto" w:val="clear"/>
+              </w:rPr>
+              <w:t xml:space="preserve">std::list&lt;Cone&gt; cones;</w:t>
+            </w:r>
+          </w:p>
+        </w:tc>
+        <w:tc>
+          <w:tcPr>
+            <w:tcW w:w="2731" w:type="dxa"/>
+            <w:tcBorders>
+              <w:top w:val="single" w:color="ffffff" w:sz="0"/>
+              <w:left w:val="single" w:color="ffffff" w:sz="0"/>
+              <w:bottom w:val="single" w:color="ffffff" w:sz="0"/>
+              <w:right w:val="single" w:color="ffffff" w:sz="0"/>
+            </w:tcBorders>
+            <w:shd w:color="000000" w:fill="ffffff" w:val="clear"/>
+            <w:tcMar>
+              <w:left w:w="80" w:type="dxa"/>
+              <w:right w:w="80" w:type="dxa"/>
+            </w:tcMar>
+            <w:vAlign w:val="top"/>
+          </w:tcPr>
+          <w:p>
+            <w:pPr>
+              <w:spacing w:before="0" w:after="0" w:line="252"/>
+              <w:ind w:right="0" w:left="0" w:firstLine="0"/>
+              <w:jc w:val="left"/>
+              <w:color w:val="auto"/>
+              <w:spacing w:val="0"/>
+              <w:position w:val="0"/>
+              <w:shd w:fill="auto" w:val="clear"/>
+            </w:pPr>
+            <w:r>
+              <w:rPr>
+                <w:rFonts w:ascii="Consolas" w:hAnsi="Consolas" w:cs="Consolas" w:eastAsia="Consolas"/>
+                <w:color w:val="auto"/>
+                <w:spacing w:val="0"/>
+                <w:position w:val="0"/>
+                <w:sz w:val="20"/>
+                <w:shd w:fill="auto" w:val="clear"/>
+              </w:rPr>
+              <w:t xml:space="preserve">T — тип хранимых объектов</w:t>
+            </w:r>
+          </w:p>
+        </w:tc>
+      </w:tr>
+      <w:tr>
+        <w:trPr>
+          <w:trHeight w:val="1" w:hRule="atLeast"/>
+          <w:jc w:val="left"/>
+          <w:cantSplit w:val="1"/>
+        </w:trPr>
+        <w:tc>
+          <w:tcPr>
+            <w:tcW w:w="2145" w:type="dxa"/>
+            <w:tcBorders>
+              <w:top w:val="single" w:color="ffffff" w:sz="0"/>
+              <w:left w:val="single" w:color="ffffff" w:sz="0"/>
+              <w:bottom w:val="single" w:color="ffffff" w:sz="0"/>
+              <w:right w:val="single" w:color="ffffff" w:sz="0"/>
+            </w:tcBorders>
+            <w:shd w:color="000000" w:fill="ffffff" w:val="clear"/>
+            <w:tcMar>
+              <w:left w:w="80" w:type="dxa"/>
+              <w:right w:w="80" w:type="dxa"/>
+            </w:tcMar>
+            <w:vAlign w:val="top"/>
+          </w:tcPr>
+          <w:p>
+            <w:pPr>
+              <w:spacing w:before="0" w:after="0" w:line="252"/>
+              <w:ind w:right="0" w:left="0" w:firstLine="0"/>
+              <w:jc w:val="left"/>
+              <w:color w:val="auto"/>
+              <w:spacing w:val="0"/>
+              <w:position w:val="0"/>
+              <w:shd w:fill="auto" w:val="clear"/>
+            </w:pPr>
+            <w:r>
+              <w:rPr>
+                <w:rFonts w:ascii="Consolas" w:hAnsi="Consolas" w:cs="Consolas" w:eastAsia="Consolas"/>
+                <w:color w:val="auto"/>
+                <w:spacing w:val="0"/>
+                <w:position w:val="0"/>
+                <w:sz w:val="20"/>
+                <w:shd w:fill="auto" w:val="clear"/>
+              </w:rPr>
+              <w:t xml:space="preserve">Добавить в конец</w:t>
+            </w:r>
+          </w:p>
+        </w:tc>
+        <w:tc>
+          <w:tcPr>
+            <w:tcW w:w="1950" w:type="dxa"/>
+            <w:tcBorders>
+              <w:top w:val="single" w:color="ffffff" w:sz="0"/>
+              <w:left w:val="single" w:color="ffffff" w:sz="0"/>
+              <w:bottom w:val="single" w:color="ffffff" w:sz="0"/>
+              <w:right w:val="single" w:color="ffffff" w:sz="0"/>
+            </w:tcBorders>
+            <w:shd w:color="000000" w:fill="ffffff" w:val="clear"/>
+            <w:tcMar>
+              <w:left w:w="80" w:type="dxa"/>
+              <w:right w:w="80" w:type="dxa"/>
+            </w:tcMar>
+            <w:vAlign w:val="top"/>
+          </w:tcPr>
+          <w:p>
+            <w:pPr>
+              <w:spacing w:before="0" w:after="0" w:line="252"/>
+              <w:ind w:right="0" w:left="0" w:firstLine="0"/>
+              <w:jc w:val="left"/>
+              <w:color w:val="auto"/>
+              <w:spacing w:val="0"/>
+              <w:position w:val="0"/>
+              <w:shd w:fill="auto" w:val="clear"/>
+            </w:pPr>
+            <w:r>
+              <w:rPr>
+                <w:rFonts w:ascii="Consolas" w:hAnsi="Consolas" w:cs="Consolas" w:eastAsia="Consolas"/>
+                <w:color w:val="auto"/>
+                <w:spacing w:val="0"/>
+                <w:position w:val="0"/>
+                <w:sz w:val="20"/>
+                <w:shd w:fill="auto" w:val="clear"/>
+              </w:rPr>
+              <w:t xml:space="preserve">push_back</w:t>
+            </w:r>
+          </w:p>
+        </w:tc>
+        <w:tc>
+          <w:tcPr>
+            <w:tcW w:w="2926" w:type="dxa"/>
+            <w:tcBorders>
+              <w:top w:val="single" w:color="ffffff" w:sz="0"/>
+              <w:left w:val="single" w:color="ffffff" w:sz="0"/>
+              <w:bottom w:val="single" w:color="ffffff" w:sz="0"/>
+              <w:right w:val="single" w:color="ffffff" w:sz="0"/>
+            </w:tcBorders>
+            <w:shd w:color="000000" w:fill="ffffff" w:val="clear"/>
+            <w:tcMar>
+              <w:left w:w="80" w:type="dxa"/>
+              <w:right w:w="80" w:type="dxa"/>
+            </w:tcMar>
+            <w:vAlign w:val="top"/>
+          </w:tcPr>
+          <w:p>
+            <w:pPr>
+              <w:spacing w:before="0" w:after="0" w:line="252"/>
+              <w:ind w:right="0" w:left="0" w:firstLine="0"/>
+              <w:jc w:val="left"/>
+              <w:color w:val="auto"/>
+              <w:spacing w:val="0"/>
+              <w:position w:val="0"/>
+              <w:shd w:fill="auto" w:val="clear"/>
+            </w:pPr>
+            <w:r>
+              <w:rPr>
+                <w:rFonts w:ascii="Consolas" w:hAnsi="Consolas" w:cs="Consolas" w:eastAsia="Consolas"/>
+                <w:color w:val="auto"/>
+                <w:spacing w:val="0"/>
+                <w:position w:val="0"/>
+                <w:sz w:val="20"/>
+                <w:shd w:fill="auto" w:val="clear"/>
+              </w:rPr>
+              <w:t xml:space="preserve">cones.push_back(cone);</w:t>
+            </w:r>
+          </w:p>
+        </w:tc>
+        <w:tc>
+          <w:tcPr>
+            <w:tcW w:w="2731" w:type="dxa"/>
+            <w:tcBorders>
+              <w:top w:val="single" w:color="ffffff" w:sz="0"/>
+              <w:left w:val="single" w:color="ffffff" w:sz="0"/>
+              <w:bottom w:val="single" w:color="ffffff" w:sz="0"/>
+              <w:right w:val="single" w:color="ffffff" w:sz="0"/>
+            </w:tcBorders>
+            <w:shd w:color="000000" w:fill="ffffff" w:val="clear"/>
+            <w:tcMar>
+              <w:left w:w="80" w:type="dxa"/>
+              <w:right w:w="80" w:type="dxa"/>
+            </w:tcMar>
+            <w:vAlign w:val="top"/>
+          </w:tcPr>
+          <w:p>
+            <w:pPr>
+              <w:spacing w:before="0" w:after="0" w:line="252"/>
+              <w:ind w:right="0" w:left="0" w:firstLine="0"/>
+              <w:jc w:val="left"/>
+              <w:color w:val="auto"/>
+              <w:spacing w:val="0"/>
+              <w:position w:val="0"/>
+              <w:shd w:fill="auto" w:val="clear"/>
+            </w:pPr>
+            <w:r>
+              <w:rPr>
+                <w:rFonts w:ascii="Consolas" w:hAnsi="Consolas" w:cs="Consolas" w:eastAsia="Consolas"/>
+                <w:color w:val="auto"/>
+                <w:spacing w:val="0"/>
+                <w:position w:val="0"/>
+                <w:sz w:val="20"/>
+                <w:shd w:fill="auto" w:val="clear"/>
+              </w:rPr>
+              <w:t xml:space="preserve">новый элемент становится последним</w:t>
+            </w:r>
+          </w:p>
+        </w:tc>
+      </w:tr>
+      <w:tr>
+        <w:trPr>
+          <w:trHeight w:val="1" w:hRule="atLeast"/>
+          <w:jc w:val="left"/>
+          <w:cantSplit w:val="1"/>
+        </w:trPr>
+        <w:tc>
+          <w:tcPr>
+            <w:tcW w:w="2145" w:type="dxa"/>
+            <w:tcBorders>
+              <w:top w:val="single" w:color="ffffff" w:sz="0"/>
+              <w:left w:val="single" w:color="ffffff" w:sz="0"/>
+              <w:bottom w:val="single" w:color="ffffff" w:sz="0"/>
+              <w:right w:val="single" w:color="ffffff" w:sz="0"/>
+            </w:tcBorders>
+            <w:shd w:color="000000" w:fill="ffffff" w:val="clear"/>
+            <w:tcMar>
+              <w:left w:w="80" w:type="dxa"/>
+              <w:right w:w="80" w:type="dxa"/>
+            </w:tcMar>
+            <w:vAlign w:val="top"/>
+          </w:tcPr>
+          <w:p>
+            <w:pPr>
+              <w:spacing w:before="0" w:after="0" w:line="252"/>
+              <w:ind w:right="0" w:left="0" w:firstLine="0"/>
+              <w:jc w:val="left"/>
+              <w:color w:val="auto"/>
+              <w:spacing w:val="0"/>
+              <w:position w:val="0"/>
+              <w:shd w:fill="auto" w:val="clear"/>
+            </w:pPr>
+            <w:r>
+              <w:rPr>
+                <w:rFonts w:ascii="Consolas" w:hAnsi="Consolas" w:cs="Consolas" w:eastAsia="Consolas"/>
+                <w:color w:val="auto"/>
+                <w:spacing w:val="0"/>
+                <w:position w:val="0"/>
+                <w:sz w:val="20"/>
+                <w:shd w:fill="auto" w:val="clear"/>
+              </w:rPr>
+              <w:t xml:space="preserve">Добавить в начало</w:t>
+            </w:r>
+          </w:p>
+        </w:tc>
+        <w:tc>
+          <w:tcPr>
+            <w:tcW w:w="1950" w:type="dxa"/>
+            <w:tcBorders>
+              <w:top w:val="single" w:color="ffffff" w:sz="0"/>
+              <w:left w:val="single" w:color="ffffff" w:sz="0"/>
+              <w:bottom w:val="single" w:color="ffffff" w:sz="0"/>
+              <w:right w:val="single" w:color="ffffff" w:sz="0"/>
+            </w:tcBorders>
+            <w:shd w:color="000000" w:fill="ffffff" w:val="clear"/>
+            <w:tcMar>
+              <w:left w:w="80" w:type="dxa"/>
+              <w:right w:w="80" w:type="dxa"/>
+            </w:tcMar>
+            <w:vAlign w:val="top"/>
+          </w:tcPr>
+          <w:p>
+            <w:pPr>
+              <w:spacing w:before="0" w:after="0" w:line="252"/>
+              <w:ind w:right="0" w:left="0" w:firstLine="0"/>
+              <w:jc w:val="left"/>
+              <w:color w:val="auto"/>
+              <w:spacing w:val="0"/>
+              <w:position w:val="0"/>
+              <w:shd w:fill="auto" w:val="clear"/>
+            </w:pPr>
+            <w:r>
+              <w:rPr>
+                <w:rFonts w:ascii="Consolas" w:hAnsi="Consolas" w:cs="Consolas" w:eastAsia="Consolas"/>
+                <w:color w:val="auto"/>
+                <w:spacing w:val="0"/>
+                <w:position w:val="0"/>
+                <w:sz w:val="20"/>
+                <w:shd w:fill="auto" w:val="clear"/>
+              </w:rPr>
+              <w:t xml:space="preserve">push_front</w:t>
+            </w:r>
+          </w:p>
+        </w:tc>
+        <w:tc>
+          <w:tcPr>
+            <w:tcW w:w="2926" w:type="dxa"/>
+            <w:tcBorders>
+              <w:top w:val="single" w:color="ffffff" w:sz="0"/>
+              <w:left w:val="single" w:color="ffffff" w:sz="0"/>
+              <w:bottom w:val="single" w:color="ffffff" w:sz="0"/>
+              <w:right w:val="single" w:color="ffffff" w:sz="0"/>
+            </w:tcBorders>
+            <w:shd w:color="000000" w:fill="ffffff" w:val="clear"/>
+            <w:tcMar>
+              <w:left w:w="80" w:type="dxa"/>
+              <w:right w:w="80" w:type="dxa"/>
+            </w:tcMar>
+            <w:vAlign w:val="top"/>
+          </w:tcPr>
+          <w:p>
+            <w:pPr>
+              <w:spacing w:before="0" w:after="0" w:line="252"/>
+              <w:ind w:right="0" w:left="0" w:firstLine="0"/>
+              <w:jc w:val="left"/>
+              <w:color w:val="auto"/>
+              <w:spacing w:val="0"/>
+              <w:position w:val="0"/>
+              <w:shd w:fill="auto" w:val="clear"/>
+            </w:pPr>
+            <w:r>
+              <w:rPr>
+                <w:rFonts w:ascii="Consolas" w:hAnsi="Consolas" w:cs="Consolas" w:eastAsia="Consolas"/>
+                <w:color w:val="auto"/>
+                <w:spacing w:val="0"/>
+                <w:position w:val="0"/>
+                <w:sz w:val="20"/>
+                <w:shd w:fill="auto" w:val="clear"/>
+              </w:rPr>
+              <w:t xml:space="preserve">cones.push_front(cone);</w:t>
+            </w:r>
+          </w:p>
+        </w:tc>
+        <w:tc>
+          <w:tcPr>
+            <w:tcW w:w="2731" w:type="dxa"/>
+            <w:tcBorders>
+              <w:top w:val="single" w:color="ffffff" w:sz="0"/>
+              <w:left w:val="single" w:color="ffffff" w:sz="0"/>
+              <w:bottom w:val="single" w:color="ffffff" w:sz="0"/>
+              <w:right w:val="single" w:color="ffffff" w:sz="0"/>
+            </w:tcBorders>
+            <w:shd w:color="000000" w:fill="ffffff" w:val="clear"/>
+            <w:tcMar>
+              <w:left w:w="80" w:type="dxa"/>
+              <w:right w:w="80" w:type="dxa"/>
+            </w:tcMar>
+            <w:vAlign w:val="top"/>
+          </w:tcPr>
+          <w:p>
+            <w:pPr>
+              <w:spacing w:before="0" w:after="0" w:line="252"/>
+              <w:ind w:right="0" w:left="0" w:firstLine="0"/>
+              <w:jc w:val="left"/>
+              <w:color w:val="auto"/>
+              <w:spacing w:val="0"/>
+              <w:position w:val="0"/>
+              <w:shd w:fill="auto" w:val="clear"/>
+            </w:pPr>
+            <w:r>
+              <w:rPr>
+                <w:rFonts w:ascii="Consolas" w:hAnsi="Consolas" w:cs="Consolas" w:eastAsia="Consolas"/>
+                <w:color w:val="auto"/>
+                <w:spacing w:val="0"/>
+                <w:position w:val="0"/>
+                <w:sz w:val="20"/>
+                <w:shd w:fill="auto" w:val="clear"/>
+              </w:rPr>
+              <w:t xml:space="preserve">новый элемент становится первым</w:t>
+            </w:r>
+          </w:p>
+        </w:tc>
+      </w:tr>
+      <w:tr>
+        <w:trPr>
+          <w:trHeight w:val="1" w:hRule="atLeast"/>
+          <w:jc w:val="left"/>
+          <w:cantSplit w:val="1"/>
+        </w:trPr>
+        <w:tc>
+          <w:tcPr>
+            <w:tcW w:w="2145" w:type="dxa"/>
+            <w:tcBorders>
+              <w:top w:val="single" w:color="ffffff" w:sz="0"/>
+              <w:left w:val="single" w:color="ffffff" w:sz="0"/>
+              <w:bottom w:val="single" w:color="ffffff" w:sz="0"/>
+              <w:right w:val="single" w:color="ffffff" w:sz="0"/>
+            </w:tcBorders>
+            <w:shd w:color="000000" w:fill="ffffff" w:val="clear"/>
+            <w:tcMar>
+              <w:left w:w="80" w:type="dxa"/>
+              <w:right w:w="80" w:type="dxa"/>
+            </w:tcMar>
+            <w:vAlign w:val="top"/>
+          </w:tcPr>
+          <w:p>
+            <w:pPr>
+              <w:spacing w:before="0" w:after="0" w:line="252"/>
+              <w:ind w:right="0" w:left="0" w:firstLine="0"/>
+              <w:jc w:val="left"/>
+              <w:color w:val="auto"/>
+              <w:spacing w:val="0"/>
+              <w:position w:val="0"/>
+              <w:shd w:fill="auto" w:val="clear"/>
+            </w:pPr>
+            <w:r>
+              <w:rPr>
+                <w:rFonts w:ascii="Consolas" w:hAnsi="Consolas" w:cs="Consolas" w:eastAsia="Consolas"/>
+                <w:color w:val="auto"/>
+                <w:spacing w:val="0"/>
+                <w:position w:val="0"/>
+                <w:sz w:val="20"/>
+                <w:shd w:fill="auto" w:val="clear"/>
+              </w:rPr>
+              <w:t xml:space="preserve">Вставить в середину</w:t>
+            </w:r>
+          </w:p>
+        </w:tc>
+        <w:tc>
+          <w:tcPr>
+            <w:tcW w:w="1950" w:type="dxa"/>
+            <w:tcBorders>
+              <w:top w:val="single" w:color="ffffff" w:sz="0"/>
+              <w:left w:val="single" w:color="ffffff" w:sz="0"/>
+              <w:bottom w:val="single" w:color="ffffff" w:sz="0"/>
+              <w:right w:val="single" w:color="ffffff" w:sz="0"/>
+            </w:tcBorders>
+            <w:shd w:color="000000" w:fill="ffffff" w:val="clear"/>
+            <w:tcMar>
+              <w:left w:w="80" w:type="dxa"/>
+              <w:right w:w="80" w:type="dxa"/>
+            </w:tcMar>
+            <w:vAlign w:val="top"/>
+          </w:tcPr>
+          <w:p>
+            <w:pPr>
+              <w:spacing w:before="0" w:after="0" w:line="252"/>
+              <w:ind w:right="0" w:left="0" w:firstLine="0"/>
+              <w:jc w:val="left"/>
+              <w:color w:val="auto"/>
+              <w:spacing w:val="0"/>
+              <w:position w:val="0"/>
+              <w:shd w:fill="auto" w:val="clear"/>
+            </w:pPr>
+            <w:r>
+              <w:rPr>
+                <w:rFonts w:ascii="Consolas" w:hAnsi="Consolas" w:cs="Consolas" w:eastAsia="Consolas"/>
+                <w:color w:val="auto"/>
+                <w:spacing w:val="0"/>
+                <w:position w:val="0"/>
+                <w:sz w:val="20"/>
+                <w:shd w:fill="auto" w:val="clear"/>
+              </w:rPr>
+              <w:t xml:space="preserve">insert</w:t>
+            </w:r>
+          </w:p>
+        </w:tc>
+        <w:tc>
+          <w:tcPr>
+            <w:tcW w:w="2926" w:type="dxa"/>
+            <w:tcBorders>
+              <w:top w:val="single" w:color="ffffff" w:sz="0"/>
+              <w:left w:val="single" w:color="ffffff" w:sz="0"/>
+              <w:bottom w:val="single" w:color="ffffff" w:sz="0"/>
+              <w:right w:val="single" w:color="ffffff" w:sz="0"/>
+            </w:tcBorders>
+            <w:shd w:color="000000" w:fill="ffffff" w:val="clear"/>
+            <w:tcMar>
+              <w:left w:w="80" w:type="dxa"/>
+              <w:right w:w="80" w:type="dxa"/>
+            </w:tcMar>
+            <w:vAlign w:val="top"/>
+          </w:tcPr>
+          <w:p>
+            <w:pPr>
+              <w:spacing w:before="0" w:after="0" w:line="252"/>
+              <w:ind w:right="0" w:left="0" w:firstLine="0"/>
+              <w:jc w:val="left"/>
+              <w:color w:val="auto"/>
+              <w:spacing w:val="0"/>
+              <w:position w:val="0"/>
+              <w:shd w:fill="auto" w:val="clear"/>
+            </w:pPr>
+            <w:r>
+              <w:rPr>
+                <w:rFonts w:ascii="Consolas" w:hAnsi="Consolas" w:cs="Consolas" w:eastAsia="Consolas"/>
+                <w:color w:val="auto"/>
+                <w:spacing w:val="0"/>
+                <w:position w:val="0"/>
+                <w:sz w:val="20"/>
+                <w:shd w:fill="auto" w:val="clear"/>
+              </w:rPr>
+              <w:t xml:space="preserve">cones.insert(place, cone);</w:t>
+            </w:r>
+          </w:p>
+        </w:tc>
+        <w:tc>
+          <w:tcPr>
+            <w:tcW w:w="2731" w:type="dxa"/>
+            <w:tcBorders>
+              <w:top w:val="single" w:color="ffffff" w:sz="0"/>
+              <w:left w:val="single" w:color="ffffff" w:sz="0"/>
+              <w:bottom w:val="single" w:color="ffffff" w:sz="0"/>
+              <w:right w:val="single" w:color="ffffff" w:sz="0"/>
+            </w:tcBorders>
+            <w:shd w:color="000000" w:fill="ffffff" w:val="clear"/>
+            <w:tcMar>
+              <w:left w:w="80" w:type="dxa"/>
+              <w:right w:w="80" w:type="dxa"/>
+            </w:tcMar>
+            <w:vAlign w:val="top"/>
+          </w:tcPr>
+          <w:p>
+            <w:pPr>
+              <w:spacing w:before="0" w:after="0" w:line="252"/>
+              <w:ind w:right="0" w:left="0" w:firstLine="0"/>
+              <w:jc w:val="left"/>
+              <w:color w:val="auto"/>
+              <w:spacing w:val="0"/>
+              <w:position w:val="0"/>
+              <w:shd w:fill="auto" w:val="clear"/>
+            </w:pPr>
+            <w:r>
+              <w:rPr>
+                <w:rFonts w:ascii="Consolas" w:hAnsi="Consolas" w:cs="Consolas" w:eastAsia="Consolas"/>
+                <w:color w:val="auto"/>
+                <w:spacing w:val="0"/>
+                <w:position w:val="0"/>
+                <w:sz w:val="20"/>
+                <w:shd w:fill="auto" w:val="clear"/>
+              </w:rPr>
+              <w:t xml:space="preserve">ставит элемент перед итератором place</w:t>
+            </w:r>
+          </w:p>
+        </w:tc>
+      </w:tr>
+      <w:tr>
+        <w:trPr>
+          <w:trHeight w:val="1" w:hRule="atLeast"/>
+          <w:jc w:val="left"/>
+          <w:cantSplit w:val="1"/>
+        </w:trPr>
+        <w:tc>
+          <w:tcPr>
+            <w:tcW w:w="2145" w:type="dxa"/>
+            <w:tcBorders>
+              <w:top w:val="single" w:color="ffffff" w:sz="0"/>
+              <w:left w:val="single" w:color="ffffff" w:sz="0"/>
+              <w:bottom w:val="single" w:color="ffffff" w:sz="0"/>
+              <w:right w:val="single" w:color="ffffff" w:sz="0"/>
+            </w:tcBorders>
+            <w:shd w:color="000000" w:fill="ffffff" w:val="clear"/>
+            <w:tcMar>
+              <w:left w:w="80" w:type="dxa"/>
+              <w:right w:w="80" w:type="dxa"/>
+            </w:tcMar>
+            <w:vAlign w:val="top"/>
+          </w:tcPr>
+          <w:p>
+            <w:pPr>
+              <w:spacing w:before="0" w:after="0" w:line="252"/>
+              <w:ind w:right="0" w:left="0" w:firstLine="0"/>
+              <w:jc w:val="left"/>
+              <w:color w:val="auto"/>
+              <w:spacing w:val="0"/>
+              <w:position w:val="0"/>
+              <w:shd w:fill="auto" w:val="clear"/>
+            </w:pPr>
+            <w:r>
+              <w:rPr>
+                <w:rFonts w:ascii="Consolas" w:hAnsi="Consolas" w:cs="Consolas" w:eastAsia="Consolas"/>
+                <w:color w:val="auto"/>
+                <w:spacing w:val="0"/>
+                <w:position w:val="0"/>
+                <w:sz w:val="20"/>
+                <w:shd w:fill="auto" w:val="clear"/>
+              </w:rPr>
+              <w:t xml:space="preserve">Удалить элемент</w:t>
+            </w:r>
+          </w:p>
+        </w:tc>
+        <w:tc>
+          <w:tcPr>
+            <w:tcW w:w="1950" w:type="dxa"/>
+            <w:tcBorders>
+              <w:top w:val="single" w:color="ffffff" w:sz="0"/>
+              <w:left w:val="single" w:color="ffffff" w:sz="0"/>
+              <w:bottom w:val="single" w:color="ffffff" w:sz="0"/>
+              <w:right w:val="single" w:color="ffffff" w:sz="0"/>
+            </w:tcBorders>
+            <w:shd w:color="000000" w:fill="ffffff" w:val="clear"/>
+            <w:tcMar>
+              <w:left w:w="80" w:type="dxa"/>
+              <w:right w:w="80" w:type="dxa"/>
+            </w:tcMar>
+            <w:vAlign w:val="top"/>
+          </w:tcPr>
+          <w:p>
+            <w:pPr>
+              <w:spacing w:before="0" w:after="0" w:line="252"/>
+              <w:ind w:right="0" w:left="0" w:firstLine="0"/>
+              <w:jc w:val="left"/>
+              <w:color w:val="auto"/>
+              <w:spacing w:val="0"/>
+              <w:position w:val="0"/>
+              <w:shd w:fill="auto" w:val="clear"/>
+            </w:pPr>
+            <w:r>
+              <w:rPr>
+                <w:rFonts w:ascii="Consolas" w:hAnsi="Consolas" w:cs="Consolas" w:eastAsia="Consolas"/>
+                <w:color w:val="auto"/>
+                <w:spacing w:val="0"/>
+                <w:position w:val="0"/>
+                <w:sz w:val="20"/>
+                <w:shd w:fill="auto" w:val="clear"/>
+              </w:rPr>
+              <w:t xml:space="preserve">erase</w:t>
+            </w:r>
+          </w:p>
+        </w:tc>
+        <w:tc>
+          <w:tcPr>
+            <w:tcW w:w="2926" w:type="dxa"/>
+            <w:tcBorders>
+              <w:top w:val="single" w:color="ffffff" w:sz="0"/>
+              <w:left w:val="single" w:color="ffffff" w:sz="0"/>
+              <w:bottom w:val="single" w:color="ffffff" w:sz="0"/>
+              <w:right w:val="single" w:color="ffffff" w:sz="0"/>
+            </w:tcBorders>
+            <w:shd w:color="000000" w:fill="ffffff" w:val="clear"/>
+            <w:tcMar>
+              <w:left w:w="80" w:type="dxa"/>
+              <w:right w:w="80" w:type="dxa"/>
+            </w:tcMar>
+            <w:vAlign w:val="top"/>
+          </w:tcPr>
+          <w:p>
+            <w:pPr>
+              <w:spacing w:before="0" w:after="0" w:line="252"/>
+              <w:ind w:right="0" w:left="0" w:firstLine="0"/>
+              <w:jc w:val="left"/>
+              <w:color w:val="auto"/>
+              <w:spacing w:val="0"/>
+              <w:position w:val="0"/>
+              <w:shd w:fill="auto" w:val="clear"/>
+            </w:pPr>
+            <w:r>
+              <w:rPr>
+                <w:rFonts w:ascii="Consolas" w:hAnsi="Consolas" w:cs="Consolas" w:eastAsia="Consolas"/>
+                <w:color w:val="auto"/>
+                <w:spacing w:val="0"/>
+                <w:position w:val="0"/>
+                <w:sz w:val="20"/>
+                <w:shd w:fill="auto" w:val="clear"/>
+              </w:rPr>
+              <w:t xml:space="preserve">cones.erase(place);</w:t>
+            </w:r>
+          </w:p>
+        </w:tc>
+        <w:tc>
+          <w:tcPr>
+            <w:tcW w:w="2731" w:type="dxa"/>
+            <w:tcBorders>
+              <w:top w:val="single" w:color="ffffff" w:sz="0"/>
+              <w:left w:val="single" w:color="ffffff" w:sz="0"/>
+              <w:bottom w:val="single" w:color="ffffff" w:sz="0"/>
+              <w:right w:val="single" w:color="ffffff" w:sz="0"/>
+            </w:tcBorders>
+            <w:shd w:color="000000" w:fill="ffffff" w:val="clear"/>
+            <w:tcMar>
+              <w:left w:w="80" w:type="dxa"/>
+              <w:right w:w="80" w:type="dxa"/>
+            </w:tcMar>
+            <w:vAlign w:val="top"/>
+          </w:tcPr>
+          <w:p>
+            <w:pPr>
+              <w:spacing w:before="0" w:after="0" w:line="252"/>
+              <w:ind w:right="0" w:left="0" w:firstLine="0"/>
+              <w:jc w:val="left"/>
+              <w:color w:val="auto"/>
+              <w:spacing w:val="0"/>
+              <w:position w:val="0"/>
+              <w:shd w:fill="auto" w:val="clear"/>
+            </w:pPr>
+            <w:r>
+              <w:rPr>
+                <w:rFonts w:ascii="Consolas" w:hAnsi="Consolas" w:cs="Consolas" w:eastAsia="Consolas"/>
+                <w:color w:val="auto"/>
+                <w:spacing w:val="0"/>
+                <w:position w:val="0"/>
+                <w:sz w:val="20"/>
+                <w:shd w:fill="auto" w:val="clear"/>
+              </w:rPr>
+              <w:t xml:space="preserve">убирает элемент, на который указывает place</w:t>
+            </w:r>
+          </w:p>
+        </w:tc>
+      </w:tr>
+      <w:tr>
+        <w:trPr>
+          <w:trHeight w:val="1" w:hRule="atLeast"/>
+          <w:jc w:val="left"/>
+          <w:cantSplit w:val="1"/>
+        </w:trPr>
+        <w:tc>
+          <w:tcPr>
+            <w:tcW w:w="2145" w:type="dxa"/>
+            <w:tcBorders>
+              <w:top w:val="single" w:color="ffffff" w:sz="0"/>
+              <w:left w:val="single" w:color="ffffff" w:sz="0"/>
+              <w:bottom w:val="single" w:color="ffffff" w:sz="0"/>
+              <w:right w:val="single" w:color="ffffff" w:sz="0"/>
+            </w:tcBorders>
+            <w:shd w:color="000000" w:fill="ffffff" w:val="clear"/>
+            <w:tcMar>
+              <w:left w:w="80" w:type="dxa"/>
+              <w:right w:w="80" w:type="dxa"/>
+            </w:tcMar>
+            <w:vAlign w:val="top"/>
+          </w:tcPr>
+          <w:p>
+            <w:pPr>
+              <w:spacing w:before="0" w:after="0" w:line="252"/>
+              <w:ind w:right="0" w:left="0" w:firstLine="0"/>
+              <w:jc w:val="left"/>
+              <w:color w:val="auto"/>
+              <w:spacing w:val="0"/>
+              <w:position w:val="0"/>
+              <w:shd w:fill="auto" w:val="clear"/>
+            </w:pPr>
+            <w:r>
+              <w:rPr>
+                <w:rFonts w:ascii="Consolas" w:hAnsi="Consolas" w:cs="Consolas" w:eastAsia="Consolas"/>
+                <w:color w:val="auto"/>
+                <w:spacing w:val="0"/>
+                <w:position w:val="0"/>
+                <w:sz w:val="20"/>
+                <w:shd w:fill="auto" w:val="clear"/>
+              </w:rPr>
+              <w:t xml:space="preserve">Удалить по условию</w:t>
+            </w:r>
+          </w:p>
+        </w:tc>
+        <w:tc>
+          <w:tcPr>
+            <w:tcW w:w="1950" w:type="dxa"/>
+            <w:tcBorders>
+              <w:top w:val="single" w:color="ffffff" w:sz="0"/>
+              <w:left w:val="single" w:color="ffffff" w:sz="0"/>
+              <w:bottom w:val="single" w:color="ffffff" w:sz="0"/>
+              <w:right w:val="single" w:color="ffffff" w:sz="0"/>
+            </w:tcBorders>
+            <w:shd w:color="000000" w:fill="ffffff" w:val="clear"/>
+            <w:tcMar>
+              <w:left w:w="80" w:type="dxa"/>
+              <w:right w:w="80" w:type="dxa"/>
+            </w:tcMar>
+            <w:vAlign w:val="top"/>
+          </w:tcPr>
+          <w:p>
+            <w:pPr>
+              <w:spacing w:before="0" w:after="0" w:line="252"/>
+              <w:ind w:right="0" w:left="0" w:firstLine="0"/>
+              <w:jc w:val="left"/>
+              <w:color w:val="auto"/>
+              <w:spacing w:val="0"/>
+              <w:position w:val="0"/>
+              <w:shd w:fill="auto" w:val="clear"/>
+            </w:pPr>
+            <w:r>
+              <w:rPr>
+                <w:rFonts w:ascii="Consolas" w:hAnsi="Consolas" w:cs="Consolas" w:eastAsia="Consolas"/>
+                <w:color w:val="auto"/>
+                <w:spacing w:val="0"/>
+                <w:position w:val="0"/>
+                <w:sz w:val="20"/>
+                <w:shd w:fill="auto" w:val="clear"/>
+              </w:rPr>
+              <w:t xml:space="preserve">remove_if</w:t>
+            </w:r>
+          </w:p>
+        </w:tc>
+        <w:tc>
+          <w:tcPr>
+            <w:tcW w:w="2926" w:type="dxa"/>
+            <w:tcBorders>
+              <w:top w:val="single" w:color="ffffff" w:sz="0"/>
+              <w:left w:val="single" w:color="ffffff" w:sz="0"/>
+              <w:bottom w:val="single" w:color="ffffff" w:sz="0"/>
+              <w:right w:val="single" w:color="ffffff" w:sz="0"/>
+            </w:tcBorders>
+            <w:shd w:color="000000" w:fill="ffffff" w:val="clear"/>
+            <w:tcMar>
+              <w:left w:w="80" w:type="dxa"/>
+              <w:right w:w="80" w:type="dxa"/>
+            </w:tcMar>
+            <w:vAlign w:val="top"/>
+          </w:tcPr>
+          <w:p>
+            <w:pPr>
+              <w:spacing w:before="0" w:after="0" w:line="252"/>
+              <w:ind w:right="0" w:left="0" w:firstLine="0"/>
+              <w:jc w:val="left"/>
+              <w:color w:val="auto"/>
+              <w:spacing w:val="0"/>
+              <w:position w:val="0"/>
+              <w:shd w:fill="auto" w:val="clear"/>
+            </w:pPr>
+            <w:r>
+              <w:rPr>
+                <w:rFonts w:ascii="Consolas" w:hAnsi="Consolas" w:cs="Consolas" w:eastAsia="Consolas"/>
+                <w:color w:val="auto"/>
+                <w:spacing w:val="0"/>
+                <w:position w:val="0"/>
+                <w:sz w:val="20"/>
+                <w:shd w:fill="auto" w:val="clear"/>
+              </w:rPr>
+              <w:t xml:space="preserve">cones.remove_if(small_volume);</w:t>
+            </w:r>
+          </w:p>
+        </w:tc>
+        <w:tc>
+          <w:tcPr>
+            <w:tcW w:w="2731" w:type="dxa"/>
+            <w:tcBorders>
+              <w:top w:val="single" w:color="ffffff" w:sz="0"/>
+              <w:left w:val="single" w:color="ffffff" w:sz="0"/>
+              <w:bottom w:val="single" w:color="ffffff" w:sz="0"/>
+              <w:right w:val="single" w:color="ffffff" w:sz="0"/>
+            </w:tcBorders>
+            <w:shd w:color="000000" w:fill="ffffff" w:val="clear"/>
+            <w:tcMar>
+              <w:left w:w="80" w:type="dxa"/>
+              <w:right w:w="80" w:type="dxa"/>
+            </w:tcMar>
+            <w:vAlign w:val="top"/>
+          </w:tcPr>
+          <w:p>
+            <w:pPr>
+              <w:spacing w:before="0" w:after="0" w:line="252"/>
+              <w:ind w:right="0" w:left="0" w:firstLine="0"/>
+              <w:jc w:val="left"/>
+              <w:color w:val="auto"/>
+              <w:spacing w:val="0"/>
+              <w:position w:val="0"/>
+              <w:shd w:fill="auto" w:val="clear"/>
+            </w:pPr>
+            <w:r>
+              <w:rPr>
+                <w:rFonts w:ascii="Consolas" w:hAnsi="Consolas" w:cs="Consolas" w:eastAsia="Consolas"/>
+                <w:color w:val="auto"/>
+                <w:spacing w:val="0"/>
+                <w:position w:val="0"/>
+                <w:sz w:val="20"/>
+                <w:shd w:fill="auto" w:val="clear"/>
+              </w:rPr>
+              <w:t xml:space="preserve">убирает все подходящие элементы</w:t>
+            </w:r>
+          </w:p>
+        </w:tc>
+      </w:tr>
+      <w:tr>
+        <w:trPr>
+          <w:trHeight w:val="1" w:hRule="atLeast"/>
+          <w:jc w:val="left"/>
+          <w:cantSplit w:val="1"/>
+        </w:trPr>
+        <w:tc>
+          <w:tcPr>
+            <w:tcW w:w="2145" w:type="dxa"/>
+            <w:tcBorders>
+              <w:top w:val="single" w:color="ffffff" w:sz="0"/>
+              <w:left w:val="single" w:color="ffffff" w:sz="0"/>
+              <w:bottom w:val="single" w:color="ffffff" w:sz="0"/>
+              <w:right w:val="single" w:color="ffffff" w:sz="0"/>
+            </w:tcBorders>
+            <w:shd w:color="000000" w:fill="ffffff" w:val="clear"/>
+            <w:tcMar>
+              <w:left w:w="80" w:type="dxa"/>
+              <w:right w:w="80" w:type="dxa"/>
+            </w:tcMar>
+            <w:vAlign w:val="top"/>
+          </w:tcPr>
+          <w:p>
+            <w:pPr>
+              <w:spacing w:before="0" w:after="0" w:line="252"/>
+              <w:ind w:right="0" w:left="0" w:firstLine="0"/>
+              <w:jc w:val="left"/>
+              <w:color w:val="auto"/>
+              <w:spacing w:val="0"/>
+              <w:position w:val="0"/>
+              <w:shd w:fill="auto" w:val="clear"/>
+            </w:pPr>
+            <w:r>
+              <w:rPr>
+                <w:rFonts w:ascii="Consolas" w:hAnsi="Consolas" w:cs="Consolas" w:eastAsia="Consolas"/>
+                <w:color w:val="auto"/>
+                <w:spacing w:val="0"/>
+                <w:position w:val="0"/>
+                <w:sz w:val="20"/>
+                <w:shd w:fill="auto" w:val="clear"/>
+              </w:rPr>
+              <w:t xml:space="preserve">Первый и последний</w:t>
+            </w:r>
+          </w:p>
+        </w:tc>
+        <w:tc>
+          <w:tcPr>
+            <w:tcW w:w="1950" w:type="dxa"/>
+            <w:tcBorders>
+              <w:top w:val="single" w:color="ffffff" w:sz="0"/>
+              <w:left w:val="single" w:color="ffffff" w:sz="0"/>
+              <w:bottom w:val="single" w:color="ffffff" w:sz="0"/>
+              <w:right w:val="single" w:color="ffffff" w:sz="0"/>
+            </w:tcBorders>
+            <w:shd w:color="000000" w:fill="ffffff" w:val="clear"/>
+            <w:tcMar>
+              <w:left w:w="80" w:type="dxa"/>
+              <w:right w:w="80" w:type="dxa"/>
+            </w:tcMar>
+            <w:vAlign w:val="top"/>
+          </w:tcPr>
+          <w:p>
+            <w:pPr>
+              <w:spacing w:before="0" w:after="0" w:line="252"/>
+              <w:ind w:right="0" w:left="0" w:firstLine="0"/>
+              <w:jc w:val="left"/>
+              <w:color w:val="auto"/>
+              <w:spacing w:val="0"/>
+              <w:position w:val="0"/>
+              <w:shd w:fill="auto" w:val="clear"/>
+            </w:pPr>
+            <w:r>
+              <w:rPr>
+                <w:rFonts w:ascii="Consolas" w:hAnsi="Consolas" w:cs="Consolas" w:eastAsia="Consolas"/>
+                <w:color w:val="auto"/>
+                <w:spacing w:val="0"/>
+                <w:position w:val="0"/>
+                <w:sz w:val="20"/>
+                <w:shd w:fill="auto" w:val="clear"/>
+              </w:rPr>
+              <w:t xml:space="preserve">front, back</w:t>
+            </w:r>
+          </w:p>
+        </w:tc>
+        <w:tc>
+          <w:tcPr>
+            <w:tcW w:w="2926" w:type="dxa"/>
+            <w:tcBorders>
+              <w:top w:val="single" w:color="ffffff" w:sz="0"/>
+              <w:left w:val="single" w:color="ffffff" w:sz="0"/>
+              <w:bottom w:val="single" w:color="ffffff" w:sz="0"/>
+              <w:right w:val="single" w:color="ffffff" w:sz="0"/>
+            </w:tcBorders>
+            <w:shd w:color="000000" w:fill="ffffff" w:val="clear"/>
+            <w:tcMar>
+              <w:left w:w="80" w:type="dxa"/>
+              <w:right w:w="80" w:type="dxa"/>
+            </w:tcMar>
+            <w:vAlign w:val="top"/>
+          </w:tcPr>
+          <w:p>
+            <w:pPr>
+              <w:spacing w:before="0" w:after="0" w:line="252"/>
+              <w:ind w:right="0" w:left="0" w:firstLine="0"/>
+              <w:jc w:val="left"/>
+              <w:color w:val="auto"/>
+              <w:spacing w:val="0"/>
+              <w:position w:val="0"/>
+              <w:shd w:fill="auto" w:val="clear"/>
+            </w:pPr>
+            <w:r>
+              <w:rPr>
+                <w:rFonts w:ascii="Consolas" w:hAnsi="Consolas" w:cs="Consolas" w:eastAsia="Consolas"/>
+                <w:color w:val="auto"/>
+                <w:spacing w:val="0"/>
+                <w:position w:val="0"/>
+                <w:sz w:val="20"/>
+                <w:shd w:fill="auto" w:val="clear"/>
+              </w:rPr>
+              <w:t xml:space="preserve">cones.front().volume();</w:t>
+            </w:r>
+          </w:p>
+        </w:tc>
+        <w:tc>
+          <w:tcPr>
+            <w:tcW w:w="2731" w:type="dxa"/>
+            <w:tcBorders>
+              <w:top w:val="single" w:color="ffffff" w:sz="0"/>
+              <w:left w:val="single" w:color="ffffff" w:sz="0"/>
+              <w:bottom w:val="single" w:color="ffffff" w:sz="0"/>
+              <w:right w:val="single" w:color="ffffff" w:sz="0"/>
+            </w:tcBorders>
+            <w:shd w:color="000000" w:fill="ffffff" w:val="clear"/>
+            <w:tcMar>
+              <w:left w:w="80" w:type="dxa"/>
+              <w:right w:w="80" w:type="dxa"/>
+            </w:tcMar>
+            <w:vAlign w:val="top"/>
+          </w:tcPr>
+          <w:p>
+            <w:pPr>
+              <w:spacing w:before="0" w:after="0" w:line="252"/>
+              <w:ind w:right="0" w:left="0" w:firstLine="0"/>
+              <w:jc w:val="left"/>
+              <w:color w:val="auto"/>
+              <w:spacing w:val="0"/>
+              <w:position w:val="0"/>
+              <w:shd w:fill="auto" w:val="clear"/>
+            </w:pPr>
+            <w:r>
+              <w:rPr>
+                <w:rFonts w:ascii="Consolas" w:hAnsi="Consolas" w:cs="Consolas" w:eastAsia="Consolas"/>
+                <w:color w:val="auto"/>
+                <w:spacing w:val="0"/>
+                <w:position w:val="0"/>
+                <w:sz w:val="20"/>
+                <w:shd w:fill="auto" w:val="clear"/>
+              </w:rPr>
+              <w:t xml:space="preserve">возвращают сам объект, а не итератор</w:t>
+            </w:r>
+          </w:p>
+        </w:tc>
+      </w:tr>
+      <w:tr>
+        <w:trPr>
+          <w:trHeight w:val="1" w:hRule="atLeast"/>
+          <w:jc w:val="left"/>
+          <w:cantSplit w:val="1"/>
+        </w:trPr>
+        <w:tc>
+          <w:tcPr>
+            <w:tcW w:w="2145" w:type="dxa"/>
+            <w:tcBorders>
+              <w:top w:val="single" w:color="ffffff" w:sz="0"/>
+              <w:left w:val="single" w:color="ffffff" w:sz="0"/>
+              <w:bottom w:val="single" w:color="ffffff" w:sz="0"/>
+              <w:right w:val="single" w:color="ffffff" w:sz="0"/>
+            </w:tcBorders>
+            <w:shd w:color="000000" w:fill="ffffff" w:val="clear"/>
+            <w:tcMar>
+              <w:left w:w="80" w:type="dxa"/>
+              <w:right w:w="80" w:type="dxa"/>
+            </w:tcMar>
+            <w:vAlign w:val="top"/>
+          </w:tcPr>
+          <w:p>
+            <w:pPr>
+              <w:spacing w:before="0" w:after="0" w:line="252"/>
+              <w:ind w:right="0" w:left="0" w:firstLine="0"/>
+              <w:jc w:val="left"/>
+              <w:color w:val="auto"/>
+              <w:spacing w:val="0"/>
+              <w:position w:val="0"/>
+              <w:shd w:fill="auto" w:val="clear"/>
+            </w:pPr>
+            <w:r>
+              <w:rPr>
+                <w:rFonts w:ascii="Consolas" w:hAnsi="Consolas" w:cs="Consolas" w:eastAsia="Consolas"/>
+                <w:color w:val="auto"/>
+                <w:spacing w:val="0"/>
+                <w:position w:val="0"/>
+                <w:sz w:val="20"/>
+                <w:shd w:fill="auto" w:val="clear"/>
+              </w:rPr>
+              <w:t xml:space="preserve">Число элементов</w:t>
+            </w:r>
+          </w:p>
+        </w:tc>
+        <w:tc>
+          <w:tcPr>
+            <w:tcW w:w="1950" w:type="dxa"/>
+            <w:tcBorders>
+              <w:top w:val="single" w:color="ffffff" w:sz="0"/>
+              <w:left w:val="single" w:color="ffffff" w:sz="0"/>
+              <w:bottom w:val="single" w:color="ffffff" w:sz="0"/>
+              <w:right w:val="single" w:color="ffffff" w:sz="0"/>
+            </w:tcBorders>
+            <w:shd w:color="000000" w:fill="ffffff" w:val="clear"/>
+            <w:tcMar>
+              <w:left w:w="80" w:type="dxa"/>
+              <w:right w:w="80" w:type="dxa"/>
+            </w:tcMar>
+            <w:vAlign w:val="top"/>
+          </w:tcPr>
+          <w:p>
+            <w:pPr>
+              <w:spacing w:before="0" w:after="0" w:line="252"/>
+              <w:ind w:right="0" w:left="0" w:firstLine="0"/>
+              <w:jc w:val="left"/>
+              <w:color w:val="auto"/>
+              <w:spacing w:val="0"/>
+              <w:position w:val="0"/>
+              <w:shd w:fill="auto" w:val="clear"/>
+            </w:pPr>
+            <w:r>
+              <w:rPr>
+                <w:rFonts w:ascii="Consolas" w:hAnsi="Consolas" w:cs="Consolas" w:eastAsia="Consolas"/>
+                <w:color w:val="auto"/>
+                <w:spacing w:val="0"/>
+                <w:position w:val="0"/>
+                <w:sz w:val="20"/>
+                <w:shd w:fill="auto" w:val="clear"/>
+              </w:rPr>
+              <w:t xml:space="preserve">size, empty</w:t>
+            </w:r>
+          </w:p>
+        </w:tc>
+        <w:tc>
+          <w:tcPr>
+            <w:tcW w:w="2926" w:type="dxa"/>
+            <w:tcBorders>
+              <w:top w:val="single" w:color="ffffff" w:sz="0"/>
+              <w:left w:val="single" w:color="ffffff" w:sz="0"/>
+              <w:bottom w:val="single" w:color="ffffff" w:sz="0"/>
+              <w:right w:val="single" w:color="ffffff" w:sz="0"/>
+            </w:tcBorders>
+            <w:shd w:color="000000" w:fill="ffffff" w:val="clear"/>
+            <w:tcMar>
+              <w:left w:w="80" w:type="dxa"/>
+              <w:right w:w="80" w:type="dxa"/>
+            </w:tcMar>
+            <w:vAlign w:val="top"/>
+          </w:tcPr>
+          <w:p>
+            <w:pPr>
+              <w:spacing w:before="0" w:after="0" w:line="252"/>
+              <w:ind w:right="0" w:left="0" w:firstLine="0"/>
+              <w:jc w:val="left"/>
+              <w:color w:val="auto"/>
+              <w:spacing w:val="0"/>
+              <w:position w:val="0"/>
+              <w:shd w:fill="auto" w:val="clear"/>
+            </w:pPr>
+            <w:r>
+              <w:rPr>
+                <w:rFonts w:ascii="Consolas" w:hAnsi="Consolas" w:cs="Consolas" w:eastAsia="Consolas"/>
+                <w:color w:val="auto"/>
+                <w:spacing w:val="0"/>
+                <w:position w:val="0"/>
+                <w:sz w:val="20"/>
+                <w:shd w:fill="auto" w:val="clear"/>
+              </w:rPr>
+              <w:t xml:space="preserve">cones.size();</w:t>
+            </w:r>
+          </w:p>
+        </w:tc>
+        <w:tc>
+          <w:tcPr>
+            <w:tcW w:w="2731" w:type="dxa"/>
+            <w:tcBorders>
+              <w:top w:val="single" w:color="ffffff" w:sz="0"/>
+              <w:left w:val="single" w:color="ffffff" w:sz="0"/>
+              <w:bottom w:val="single" w:color="ffffff" w:sz="0"/>
+              <w:right w:val="single" w:color="ffffff" w:sz="0"/>
+            </w:tcBorders>
+            <w:shd w:color="000000" w:fill="ffffff" w:val="clear"/>
+            <w:tcMar>
+              <w:left w:w="80" w:type="dxa"/>
+              <w:right w:w="80" w:type="dxa"/>
+            </w:tcMar>
+            <w:vAlign w:val="top"/>
+          </w:tcPr>
+          <w:p>
+            <w:pPr>
+              <w:spacing w:before="0" w:after="0" w:line="252"/>
+              <w:ind w:right="0" w:left="0" w:firstLine="0"/>
+              <w:jc w:val="left"/>
+              <w:color w:val="auto"/>
+              <w:spacing w:val="0"/>
+              <w:position w:val="0"/>
+              <w:shd w:fill="auto" w:val="clear"/>
+            </w:pPr>
+            <w:r>
+              <w:rPr>
+                <w:rFonts w:ascii="Consolas" w:hAnsi="Consolas" w:cs="Consolas" w:eastAsia="Consolas"/>
+                <w:color w:val="auto"/>
+                <w:spacing w:val="0"/>
+                <w:position w:val="0"/>
+                <w:sz w:val="20"/>
+                <w:shd w:fill="auto" w:val="clear"/>
+              </w:rPr>
+              <w:t xml:space="preserve">size выполняется мгновенно</w:t>
+            </w:r>
+          </w:p>
+        </w:tc>
+      </w:tr>
+      <w:tr>
+        <w:trPr>
+          <w:trHeight w:val="1" w:hRule="atLeast"/>
+          <w:jc w:val="left"/>
+          <w:cantSplit w:val="1"/>
+        </w:trPr>
+        <w:tc>
+          <w:tcPr>
+            <w:tcW w:w="2145" w:type="dxa"/>
+            <w:tcBorders>
+              <w:top w:val="single" w:color="ffffff" w:sz="0"/>
+              <w:left w:val="single" w:color="ffffff" w:sz="0"/>
+              <w:bottom w:val="single" w:color="ffffff" w:sz="0"/>
+              <w:right w:val="single" w:color="ffffff" w:sz="0"/>
+            </w:tcBorders>
+            <w:shd w:color="000000" w:fill="ffffff" w:val="clear"/>
+            <w:tcMar>
+              <w:left w:w="80" w:type="dxa"/>
+              <w:right w:w="80" w:type="dxa"/>
+            </w:tcMar>
+            <w:vAlign w:val="top"/>
+          </w:tcPr>
+          <w:p>
+            <w:pPr>
+              <w:spacing w:before="0" w:after="0" w:line="252"/>
+              <w:ind w:right="0" w:left="0" w:firstLine="0"/>
+              <w:jc w:val="left"/>
+              <w:color w:val="auto"/>
+              <w:spacing w:val="0"/>
+              <w:position w:val="0"/>
+              <w:shd w:fill="auto" w:val="clear"/>
+            </w:pPr>
+            <w:r>
+              <w:rPr>
+                <w:rFonts w:ascii="Consolas" w:hAnsi="Consolas" w:cs="Consolas" w:eastAsia="Consolas"/>
+                <w:color w:val="auto"/>
+                <w:spacing w:val="0"/>
+                <w:position w:val="0"/>
+                <w:sz w:val="20"/>
+                <w:shd w:fill="auto" w:val="clear"/>
+              </w:rPr>
+              <w:t xml:space="preserve">Проход вперёд</w:t>
+            </w:r>
+          </w:p>
+        </w:tc>
+        <w:tc>
+          <w:tcPr>
+            <w:tcW w:w="1950" w:type="dxa"/>
+            <w:tcBorders>
+              <w:top w:val="single" w:color="ffffff" w:sz="0"/>
+              <w:left w:val="single" w:color="ffffff" w:sz="0"/>
+              <w:bottom w:val="single" w:color="ffffff" w:sz="0"/>
+              <w:right w:val="single" w:color="ffffff" w:sz="0"/>
+            </w:tcBorders>
+            <w:shd w:color="000000" w:fill="ffffff" w:val="clear"/>
+            <w:tcMar>
+              <w:left w:w="80" w:type="dxa"/>
+              <w:right w:w="80" w:type="dxa"/>
+            </w:tcMar>
+            <w:vAlign w:val="top"/>
+          </w:tcPr>
+          <w:p>
+            <w:pPr>
+              <w:spacing w:before="0" w:after="0" w:line="252"/>
+              <w:ind w:right="0" w:left="0" w:firstLine="0"/>
+              <w:jc w:val="left"/>
+              <w:color w:val="auto"/>
+              <w:spacing w:val="0"/>
+              <w:position w:val="0"/>
+              <w:shd w:fill="auto" w:val="clear"/>
+            </w:pPr>
+            <w:r>
+              <w:rPr>
+                <w:rFonts w:ascii="Consolas" w:hAnsi="Consolas" w:cs="Consolas" w:eastAsia="Consolas"/>
+                <w:color w:val="auto"/>
+                <w:spacing w:val="0"/>
+                <w:position w:val="0"/>
+                <w:sz w:val="20"/>
+                <w:shd w:fill="auto" w:val="clear"/>
+              </w:rPr>
+              <w:t xml:space="preserve">begin, end</w:t>
+            </w:r>
+          </w:p>
+        </w:tc>
+        <w:tc>
+          <w:tcPr>
+            <w:tcW w:w="2926" w:type="dxa"/>
+            <w:tcBorders>
+              <w:top w:val="single" w:color="ffffff" w:sz="0"/>
+              <w:left w:val="single" w:color="ffffff" w:sz="0"/>
+              <w:bottom w:val="single" w:color="ffffff" w:sz="0"/>
+              <w:right w:val="single" w:color="ffffff" w:sz="0"/>
+            </w:tcBorders>
+            <w:shd w:color="000000" w:fill="ffffff" w:val="clear"/>
+            <w:tcMar>
+              <w:left w:w="80" w:type="dxa"/>
+              <w:right w:w="80" w:type="dxa"/>
+            </w:tcMar>
+            <w:vAlign w:val="top"/>
+          </w:tcPr>
+          <w:p>
+            <w:pPr>
+              <w:spacing w:before="0" w:after="0" w:line="252"/>
+              <w:ind w:right="0" w:left="0" w:firstLine="0"/>
+              <w:jc w:val="left"/>
+              <w:color w:val="auto"/>
+              <w:spacing w:val="0"/>
+              <w:position w:val="0"/>
+              <w:shd w:fill="auto" w:val="clear"/>
+            </w:pPr>
+            <w:r>
+              <w:rPr>
+                <w:rFonts w:ascii="Consolas" w:hAnsi="Consolas" w:cs="Consolas" w:eastAsia="Consolas"/>
+                <w:color w:val="auto"/>
+                <w:spacing w:val="0"/>
+                <w:position w:val="0"/>
+                <w:sz w:val="20"/>
+                <w:shd w:fill="auto" w:val="clear"/>
+              </w:rPr>
+              <w:t xml:space="preserve">for (it = cones.begin(); ...)</w:t>
+            </w:r>
+          </w:p>
+        </w:tc>
+        <w:tc>
+          <w:tcPr>
+            <w:tcW w:w="2731" w:type="dxa"/>
+            <w:tcBorders>
+              <w:top w:val="single" w:color="ffffff" w:sz="0"/>
+              <w:left w:val="single" w:color="ffffff" w:sz="0"/>
+              <w:bottom w:val="single" w:color="ffffff" w:sz="0"/>
+              <w:right w:val="single" w:color="ffffff" w:sz="0"/>
+            </w:tcBorders>
+            <w:shd w:color="000000" w:fill="ffffff" w:val="clear"/>
+            <w:tcMar>
+              <w:left w:w="80" w:type="dxa"/>
+              <w:right w:w="80" w:type="dxa"/>
+            </w:tcMar>
+            <w:vAlign w:val="top"/>
+          </w:tcPr>
+          <w:p>
+            <w:pPr>
+              <w:spacing w:before="0" w:after="0" w:line="252"/>
+              <w:ind w:right="0" w:left="0" w:firstLine="0"/>
+              <w:jc w:val="left"/>
+              <w:color w:val="auto"/>
+              <w:spacing w:val="0"/>
+              <w:position w:val="0"/>
+              <w:shd w:fill="auto" w:val="clear"/>
+            </w:pPr>
+            <w:r>
+              <w:rPr>
+                <w:rFonts w:ascii="Consolas" w:hAnsi="Consolas" w:cs="Consolas" w:eastAsia="Consolas"/>
+                <w:color w:val="auto"/>
+                <w:spacing w:val="0"/>
+                <w:position w:val="0"/>
+                <w:sz w:val="20"/>
+                <w:shd w:fill="auto" w:val="clear"/>
+              </w:rPr>
+              <w:t xml:space="preserve">end указывает за последний элемент</w:t>
+            </w:r>
+          </w:p>
+        </w:tc>
+      </w:tr>
+      <w:tr>
+        <w:trPr>
+          <w:trHeight w:val="1" w:hRule="atLeast"/>
+          <w:jc w:val="left"/>
+          <w:cantSplit w:val="1"/>
+        </w:trPr>
+        <w:tc>
+          <w:tcPr>
+            <w:tcW w:w="2145" w:type="dxa"/>
+            <w:tcBorders>
+              <w:top w:val="single" w:color="ffffff" w:sz="0"/>
+              <w:left w:val="single" w:color="ffffff" w:sz="0"/>
+              <w:bottom w:val="single" w:color="ffffff" w:sz="0"/>
+              <w:right w:val="single" w:color="ffffff" w:sz="0"/>
+            </w:tcBorders>
+            <w:shd w:color="000000" w:fill="ffffff" w:val="clear"/>
+            <w:tcMar>
+              <w:left w:w="80" w:type="dxa"/>
+              <w:right w:w="80" w:type="dxa"/>
+            </w:tcMar>
+            <w:vAlign w:val="top"/>
+          </w:tcPr>
+          <w:p>
+            <w:pPr>
+              <w:spacing w:before="0" w:after="0" w:line="252"/>
+              <w:ind w:right="0" w:left="0" w:firstLine="0"/>
+              <w:jc w:val="left"/>
+              <w:color w:val="auto"/>
+              <w:spacing w:val="0"/>
+              <w:position w:val="0"/>
+              <w:shd w:fill="auto" w:val="clear"/>
+            </w:pPr>
+            <w:r>
+              <w:rPr>
+                <w:rFonts w:ascii="Consolas" w:hAnsi="Consolas" w:cs="Consolas" w:eastAsia="Consolas"/>
+                <w:color w:val="auto"/>
+                <w:spacing w:val="0"/>
+                <w:position w:val="0"/>
+                <w:sz w:val="20"/>
+                <w:shd w:fill="auto" w:val="clear"/>
+              </w:rPr>
+              <w:t xml:space="preserve">Проход назад</w:t>
+            </w:r>
+          </w:p>
+        </w:tc>
+        <w:tc>
+          <w:tcPr>
+            <w:tcW w:w="1950" w:type="dxa"/>
+            <w:tcBorders>
+              <w:top w:val="single" w:color="ffffff" w:sz="0"/>
+              <w:left w:val="single" w:color="ffffff" w:sz="0"/>
+              <w:bottom w:val="single" w:color="ffffff" w:sz="0"/>
+              <w:right w:val="single" w:color="ffffff" w:sz="0"/>
+            </w:tcBorders>
+            <w:shd w:color="000000" w:fill="ffffff" w:val="clear"/>
+            <w:tcMar>
+              <w:left w:w="80" w:type="dxa"/>
+              <w:right w:w="80" w:type="dxa"/>
+            </w:tcMar>
+            <w:vAlign w:val="top"/>
+          </w:tcPr>
+          <w:p>
+            <w:pPr>
+              <w:spacing w:before="0" w:after="0" w:line="252"/>
+              <w:ind w:right="0" w:left="0" w:firstLine="0"/>
+              <w:jc w:val="left"/>
+              <w:color w:val="auto"/>
+              <w:spacing w:val="0"/>
+              <w:position w:val="0"/>
+              <w:shd w:fill="auto" w:val="clear"/>
+            </w:pPr>
+            <w:r>
+              <w:rPr>
+                <w:rFonts w:ascii="Consolas" w:hAnsi="Consolas" w:cs="Consolas" w:eastAsia="Consolas"/>
+                <w:color w:val="auto"/>
+                <w:spacing w:val="0"/>
+                <w:position w:val="0"/>
+                <w:sz w:val="20"/>
+                <w:shd w:fill="auto" w:val="clear"/>
+              </w:rPr>
+              <w:t xml:space="preserve">rbegin, rend</w:t>
+            </w:r>
+          </w:p>
+        </w:tc>
+        <w:tc>
+          <w:tcPr>
+            <w:tcW w:w="2926" w:type="dxa"/>
+            <w:tcBorders>
+              <w:top w:val="single" w:color="ffffff" w:sz="0"/>
+              <w:left w:val="single" w:color="ffffff" w:sz="0"/>
+              <w:bottom w:val="single" w:color="ffffff" w:sz="0"/>
+              <w:right w:val="single" w:color="ffffff" w:sz="0"/>
+            </w:tcBorders>
+            <w:shd w:color="000000" w:fill="ffffff" w:val="clear"/>
+            <w:tcMar>
+              <w:left w:w="80" w:type="dxa"/>
+              <w:right w:w="80" w:type="dxa"/>
+            </w:tcMar>
+            <w:vAlign w:val="top"/>
+          </w:tcPr>
+          <w:p>
+            <w:pPr>
+              <w:spacing w:before="0" w:after="0" w:line="252"/>
+              <w:ind w:right="0" w:left="0" w:firstLine="0"/>
+              <w:jc w:val="left"/>
+              <w:color w:val="auto"/>
+              <w:spacing w:val="0"/>
+              <w:position w:val="0"/>
+              <w:shd w:fill="auto" w:val="clear"/>
+            </w:pPr>
+            <w:r>
+              <w:rPr>
+                <w:rFonts w:ascii="Consolas" w:hAnsi="Consolas" w:cs="Consolas" w:eastAsia="Consolas"/>
+                <w:color w:val="auto"/>
+                <w:spacing w:val="0"/>
+                <w:position w:val="0"/>
+                <w:sz w:val="20"/>
+                <w:shd w:fill="auto" w:val="clear"/>
+              </w:rPr>
+              <w:t xml:space="preserve">for (it = cones.rbegin(); ...)</w:t>
+            </w:r>
+          </w:p>
+        </w:tc>
+        <w:tc>
+          <w:tcPr>
+            <w:tcW w:w="2731" w:type="dxa"/>
+            <w:tcBorders>
+              <w:top w:val="single" w:color="ffffff" w:sz="0"/>
+              <w:left w:val="single" w:color="ffffff" w:sz="0"/>
+              <w:bottom w:val="single" w:color="ffffff" w:sz="0"/>
+              <w:right w:val="single" w:color="ffffff" w:sz="0"/>
+            </w:tcBorders>
+            <w:shd w:color="000000" w:fill="ffffff" w:val="clear"/>
+            <w:tcMar>
+              <w:left w:w="80" w:type="dxa"/>
+              <w:right w:w="80" w:type="dxa"/>
+            </w:tcMar>
+            <w:vAlign w:val="top"/>
+          </w:tcPr>
+          <w:p>
+            <w:pPr>
+              <w:spacing w:before="0" w:after="0" w:line="252"/>
+              <w:ind w:right="0" w:left="0" w:firstLine="0"/>
+              <w:jc w:val="left"/>
+              <w:color w:val="auto"/>
+              <w:spacing w:val="0"/>
+              <w:position w:val="0"/>
+              <w:shd w:fill="auto" w:val="clear"/>
+            </w:pPr>
+            <w:r>
+              <w:rPr>
+                <w:rFonts w:ascii="Consolas" w:hAnsi="Consolas" w:cs="Consolas" w:eastAsia="Consolas"/>
+                <w:color w:val="auto"/>
+                <w:spacing w:val="0"/>
+                <w:position w:val="0"/>
+                <w:sz w:val="20"/>
+                <w:shd w:fill="auto" w:val="clear"/>
+              </w:rPr>
+              <w:t xml:space="preserve">обратный итератор, от конца к началу</w:t>
+            </w:r>
+          </w:p>
+        </w:tc>
+      </w:tr>
+      <w:tr>
+        <w:trPr>
+          <w:trHeight w:val="1" w:hRule="atLeast"/>
+          <w:jc w:val="left"/>
+          <w:cantSplit w:val="1"/>
+        </w:trPr>
+        <w:tc>
+          <w:tcPr>
+            <w:tcW w:w="2145" w:type="dxa"/>
+            <w:tcBorders>
+              <w:top w:val="single" w:color="ffffff" w:sz="0"/>
+              <w:left w:val="single" w:color="ffffff" w:sz="0"/>
+              <w:bottom w:val="single" w:color="ffffff" w:sz="0"/>
+              <w:right w:val="single" w:color="ffffff" w:sz="0"/>
+            </w:tcBorders>
+            <w:shd w:color="000000" w:fill="ffffff" w:val="clear"/>
+            <w:tcMar>
+              <w:left w:w="80" w:type="dxa"/>
+              <w:right w:w="80" w:type="dxa"/>
+            </w:tcMar>
+            <w:vAlign w:val="top"/>
+          </w:tcPr>
+          <w:p>
+            <w:pPr>
+              <w:spacing w:before="0" w:after="0" w:line="252"/>
+              <w:ind w:right="0" w:left="0" w:firstLine="0"/>
+              <w:jc w:val="left"/>
+              <w:color w:val="auto"/>
+              <w:spacing w:val="0"/>
+              <w:position w:val="0"/>
+              <w:shd w:fill="auto" w:val="clear"/>
+            </w:pPr>
+            <w:r>
+              <w:rPr>
+                <w:rFonts w:ascii="Consolas" w:hAnsi="Consolas" w:cs="Consolas" w:eastAsia="Consolas"/>
+                <w:color w:val="auto"/>
+                <w:spacing w:val="0"/>
+                <w:position w:val="0"/>
+                <w:sz w:val="20"/>
+                <w:shd w:fill="auto" w:val="clear"/>
+              </w:rPr>
+              <w:t xml:space="preserve">Упорядочить</w:t>
+            </w:r>
+          </w:p>
+        </w:tc>
+        <w:tc>
+          <w:tcPr>
+            <w:tcW w:w="1950" w:type="dxa"/>
+            <w:tcBorders>
+              <w:top w:val="single" w:color="ffffff" w:sz="0"/>
+              <w:left w:val="single" w:color="ffffff" w:sz="0"/>
+              <w:bottom w:val="single" w:color="ffffff" w:sz="0"/>
+              <w:right w:val="single" w:color="ffffff" w:sz="0"/>
+            </w:tcBorders>
+            <w:shd w:color="000000" w:fill="ffffff" w:val="clear"/>
+            <w:tcMar>
+              <w:left w:w="80" w:type="dxa"/>
+              <w:right w:w="80" w:type="dxa"/>
+            </w:tcMar>
+            <w:vAlign w:val="top"/>
+          </w:tcPr>
+          <w:p>
+            <w:pPr>
+              <w:spacing w:before="0" w:after="0" w:line="252"/>
+              <w:ind w:right="0" w:left="0" w:firstLine="0"/>
+              <w:jc w:val="left"/>
+              <w:color w:val="auto"/>
+              <w:spacing w:val="0"/>
+              <w:position w:val="0"/>
+              <w:shd w:fill="auto" w:val="clear"/>
+            </w:pPr>
+            <w:r>
+              <w:rPr>
+                <w:rFonts w:ascii="Consolas" w:hAnsi="Consolas" w:cs="Consolas" w:eastAsia="Consolas"/>
+                <w:color w:val="auto"/>
+                <w:spacing w:val="0"/>
+                <w:position w:val="0"/>
+                <w:sz w:val="20"/>
+                <w:shd w:fill="auto" w:val="clear"/>
+              </w:rPr>
+              <w:t xml:space="preserve">sort</w:t>
+            </w:r>
+          </w:p>
+        </w:tc>
+        <w:tc>
+          <w:tcPr>
+            <w:tcW w:w="2926" w:type="dxa"/>
+            <w:tcBorders>
+              <w:top w:val="single" w:color="ffffff" w:sz="0"/>
+              <w:left w:val="single" w:color="ffffff" w:sz="0"/>
+              <w:bottom w:val="single" w:color="ffffff" w:sz="0"/>
+              <w:right w:val="single" w:color="ffffff" w:sz="0"/>
+            </w:tcBorders>
+            <w:shd w:color="000000" w:fill="ffffff" w:val="clear"/>
+            <w:tcMar>
+              <w:left w:w="80" w:type="dxa"/>
+              <w:right w:w="80" w:type="dxa"/>
+            </w:tcMar>
+            <w:vAlign w:val="top"/>
+          </w:tcPr>
+          <w:p>
+            <w:pPr>
+              <w:spacing w:before="0" w:after="0" w:line="252"/>
+              <w:ind w:right="0" w:left="0" w:firstLine="0"/>
+              <w:jc w:val="left"/>
+              <w:color w:val="auto"/>
+              <w:spacing w:val="0"/>
+              <w:position w:val="0"/>
+              <w:shd w:fill="auto" w:val="clear"/>
+            </w:pPr>
+            <w:r>
+              <w:rPr>
+                <w:rFonts w:ascii="Consolas" w:hAnsi="Consolas" w:cs="Consolas" w:eastAsia="Consolas"/>
+                <w:color w:val="auto"/>
+                <w:spacing w:val="0"/>
+                <w:position w:val="0"/>
+                <w:sz w:val="20"/>
+                <w:shd w:fill="auto" w:val="clear"/>
+              </w:rPr>
+              <w:t xml:space="preserve">cones.sort(less_by_area);</w:t>
+            </w:r>
+          </w:p>
+        </w:tc>
+        <w:tc>
+          <w:tcPr>
+            <w:tcW w:w="2731" w:type="dxa"/>
+            <w:tcBorders>
+              <w:top w:val="single" w:color="ffffff" w:sz="0"/>
+              <w:left w:val="single" w:color="ffffff" w:sz="0"/>
+              <w:bottom w:val="single" w:color="ffffff" w:sz="0"/>
+              <w:right w:val="single" w:color="ffffff" w:sz="0"/>
+            </w:tcBorders>
+            <w:shd w:color="000000" w:fill="ffffff" w:val="clear"/>
+            <w:tcMar>
+              <w:left w:w="80" w:type="dxa"/>
+              <w:right w:w="80" w:type="dxa"/>
+            </w:tcMar>
+            <w:vAlign w:val="top"/>
+          </w:tcPr>
+          <w:p>
+            <w:pPr>
+              <w:spacing w:before="0" w:after="0" w:line="252"/>
+              <w:ind w:right="0" w:left="0" w:firstLine="0"/>
+              <w:jc w:val="left"/>
+              <w:color w:val="auto"/>
+              <w:spacing w:val="0"/>
+              <w:position w:val="0"/>
+              <w:shd w:fill="auto" w:val="clear"/>
+            </w:pPr>
+            <w:r>
+              <w:rPr>
+                <w:rFonts w:ascii="Consolas" w:hAnsi="Consolas" w:cs="Consolas" w:eastAsia="Consolas"/>
+                <w:color w:val="auto"/>
+                <w:spacing w:val="0"/>
+                <w:position w:val="0"/>
+                <w:sz w:val="20"/>
+                <w:shd w:fill="auto" w:val="clear"/>
+              </w:rPr>
+              <w:t xml:space="preserve">сортировка слиянием, n log n, устойчивая</w:t>
+            </w:r>
+          </w:p>
+        </w:tc>
+      </w:tr>
+      <w:tr>
+        <w:trPr>
+          <w:trHeight w:val="1" w:hRule="atLeast"/>
+          <w:jc w:val="left"/>
+          <w:cantSplit w:val="1"/>
+        </w:trPr>
+        <w:tc>
+          <w:tcPr>
+            <w:tcW w:w="2145" w:type="dxa"/>
+            <w:tcBorders>
+              <w:top w:val="single" w:color="ffffff" w:sz="0"/>
+              <w:left w:val="single" w:color="ffffff" w:sz="0"/>
+              <w:bottom w:val="single" w:color="ffffff" w:sz="0"/>
+              <w:right w:val="single" w:color="ffffff" w:sz="0"/>
+            </w:tcBorders>
+            <w:shd w:color="000000" w:fill="ffffff" w:val="clear"/>
+            <w:tcMar>
+              <w:left w:w="80" w:type="dxa"/>
+              <w:right w:w="80" w:type="dxa"/>
+            </w:tcMar>
+            <w:vAlign w:val="top"/>
+          </w:tcPr>
+          <w:p>
+            <w:pPr>
+              <w:spacing w:before="0" w:after="0" w:line="252"/>
+              <w:ind w:right="0" w:left="0" w:firstLine="0"/>
+              <w:jc w:val="left"/>
+              <w:color w:val="auto"/>
+              <w:spacing w:val="0"/>
+              <w:position w:val="0"/>
+              <w:shd w:fill="auto" w:val="clear"/>
+            </w:pPr>
+            <w:r>
+              <w:rPr>
+                <w:rFonts w:ascii="Consolas" w:hAnsi="Consolas" w:cs="Consolas" w:eastAsia="Consolas"/>
+                <w:color w:val="auto"/>
+                <w:spacing w:val="0"/>
+                <w:position w:val="0"/>
+                <w:sz w:val="20"/>
+                <w:shd w:fill="auto" w:val="clear"/>
+              </w:rPr>
+              <w:t xml:space="preserve">Перевернуть</w:t>
+            </w:r>
+          </w:p>
+        </w:tc>
+        <w:tc>
+          <w:tcPr>
+            <w:tcW w:w="1950" w:type="dxa"/>
+            <w:tcBorders>
+              <w:top w:val="single" w:color="ffffff" w:sz="0"/>
+              <w:left w:val="single" w:color="ffffff" w:sz="0"/>
+              <w:bottom w:val="single" w:color="ffffff" w:sz="0"/>
+              <w:right w:val="single" w:color="ffffff" w:sz="0"/>
+            </w:tcBorders>
+            <w:shd w:color="000000" w:fill="ffffff" w:val="clear"/>
+            <w:tcMar>
+              <w:left w:w="80" w:type="dxa"/>
+              <w:right w:w="80" w:type="dxa"/>
+            </w:tcMar>
+            <w:vAlign w:val="top"/>
+          </w:tcPr>
+          <w:p>
+            <w:pPr>
+              <w:spacing w:before="0" w:after="0" w:line="252"/>
+              <w:ind w:right="0" w:left="0" w:firstLine="0"/>
+              <w:jc w:val="left"/>
+              <w:color w:val="auto"/>
+              <w:spacing w:val="0"/>
+              <w:position w:val="0"/>
+              <w:shd w:fill="auto" w:val="clear"/>
+            </w:pPr>
+            <w:r>
+              <w:rPr>
+                <w:rFonts w:ascii="Consolas" w:hAnsi="Consolas" w:cs="Consolas" w:eastAsia="Consolas"/>
+                <w:color w:val="auto"/>
+                <w:spacing w:val="0"/>
+                <w:position w:val="0"/>
+                <w:sz w:val="20"/>
+                <w:shd w:fill="auto" w:val="clear"/>
+              </w:rPr>
+              <w:t xml:space="preserve">reverse</w:t>
+            </w:r>
+          </w:p>
+        </w:tc>
+        <w:tc>
+          <w:tcPr>
+            <w:tcW w:w="2926" w:type="dxa"/>
+            <w:tcBorders>
+              <w:top w:val="single" w:color="ffffff" w:sz="0"/>
+              <w:left w:val="single" w:color="ffffff" w:sz="0"/>
+              <w:bottom w:val="single" w:color="ffffff" w:sz="0"/>
+              <w:right w:val="single" w:color="ffffff" w:sz="0"/>
+            </w:tcBorders>
+            <w:shd w:color="000000" w:fill="ffffff" w:val="clear"/>
+            <w:tcMar>
+              <w:left w:w="80" w:type="dxa"/>
+              <w:right w:w="80" w:type="dxa"/>
+            </w:tcMar>
+            <w:vAlign w:val="top"/>
+          </w:tcPr>
+          <w:p>
+            <w:pPr>
+              <w:spacing w:before="0" w:after="0" w:line="252"/>
+              <w:ind w:right="0" w:left="0" w:firstLine="0"/>
+              <w:jc w:val="left"/>
+              <w:color w:val="auto"/>
+              <w:spacing w:val="0"/>
+              <w:position w:val="0"/>
+              <w:shd w:fill="auto" w:val="clear"/>
+            </w:pPr>
+            <w:r>
+              <w:rPr>
+                <w:rFonts w:ascii="Consolas" w:hAnsi="Consolas" w:cs="Consolas" w:eastAsia="Consolas"/>
+                <w:color w:val="auto"/>
+                <w:spacing w:val="0"/>
+                <w:position w:val="0"/>
+                <w:sz w:val="20"/>
+                <w:shd w:fill="auto" w:val="clear"/>
+              </w:rPr>
+              <w:t xml:space="preserve">cones.reverse();</w:t>
+            </w:r>
+          </w:p>
+        </w:tc>
+        <w:tc>
+          <w:tcPr>
+            <w:tcW w:w="2731" w:type="dxa"/>
+            <w:tcBorders>
+              <w:top w:val="single" w:color="ffffff" w:sz="0"/>
+              <w:left w:val="single" w:color="ffffff" w:sz="0"/>
+              <w:bottom w:val="single" w:color="ffffff" w:sz="0"/>
+              <w:right w:val="single" w:color="ffffff" w:sz="0"/>
+            </w:tcBorders>
+            <w:shd w:color="000000" w:fill="ffffff" w:val="clear"/>
+            <w:tcMar>
+              <w:left w:w="80" w:type="dxa"/>
+              <w:right w:w="80" w:type="dxa"/>
+            </w:tcMar>
+            <w:vAlign w:val="top"/>
+          </w:tcPr>
+          <w:p>
+            <w:pPr>
+              <w:spacing w:before="0" w:after="0" w:line="252"/>
+              <w:ind w:right="0" w:left="0" w:firstLine="0"/>
+              <w:jc w:val="left"/>
+              <w:color w:val="auto"/>
+              <w:spacing w:val="0"/>
+              <w:position w:val="0"/>
+              <w:shd w:fill="auto" w:val="clear"/>
+            </w:pPr>
+            <w:r>
+              <w:rPr>
+                <w:rFonts w:ascii="Consolas" w:hAnsi="Consolas" w:cs="Consolas" w:eastAsia="Consolas"/>
+                <w:color w:val="auto"/>
+                <w:spacing w:val="0"/>
+                <w:position w:val="0"/>
+                <w:sz w:val="20"/>
+                <w:shd w:fill="auto" w:val="clear"/>
+              </w:rPr>
+              <w:t xml:space="preserve">меняет порядок элементов на обратный</w:t>
+            </w:r>
+          </w:p>
+        </w:tc>
+      </w:tr>
+      <w:tr>
+        <w:trPr>
+          <w:trHeight w:val="1" w:hRule="atLeast"/>
+          <w:jc w:val="left"/>
+          <w:cantSplit w:val="1"/>
+        </w:trPr>
+        <w:tc>
+          <w:tcPr>
+            <w:tcW w:w="2145" w:type="dxa"/>
+            <w:tcBorders>
+              <w:top w:val="single" w:color="ffffff" w:sz="0"/>
+              <w:left w:val="single" w:color="ffffff" w:sz="0"/>
+              <w:bottom w:val="single" w:color="ffffff" w:sz="0"/>
+              <w:right w:val="single" w:color="ffffff" w:sz="0"/>
+            </w:tcBorders>
+            <w:shd w:color="000000" w:fill="ffffff" w:val="clear"/>
+            <w:tcMar>
+              <w:left w:w="80" w:type="dxa"/>
+              <w:right w:w="80" w:type="dxa"/>
+            </w:tcMar>
+            <w:vAlign w:val="top"/>
+          </w:tcPr>
+          <w:p>
+            <w:pPr>
+              <w:spacing w:before="0" w:after="0" w:line="252"/>
+              <w:ind w:right="0" w:left="0" w:firstLine="0"/>
+              <w:jc w:val="left"/>
+              <w:color w:val="auto"/>
+              <w:spacing w:val="0"/>
+              <w:position w:val="0"/>
+              <w:shd w:fill="auto" w:val="clear"/>
+            </w:pPr>
+            <w:r>
+              <w:rPr>
+                <w:rFonts w:ascii="Consolas" w:hAnsi="Consolas" w:cs="Consolas" w:eastAsia="Consolas"/>
+                <w:color w:val="auto"/>
+                <w:spacing w:val="0"/>
+                <w:position w:val="0"/>
+                <w:sz w:val="20"/>
+                <w:shd w:fill="auto" w:val="clear"/>
+              </w:rPr>
+              <w:t xml:space="preserve">Объединить списки</w:t>
+            </w:r>
+          </w:p>
+        </w:tc>
+        <w:tc>
+          <w:tcPr>
+            <w:tcW w:w="1950" w:type="dxa"/>
+            <w:tcBorders>
+              <w:top w:val="single" w:color="ffffff" w:sz="0"/>
+              <w:left w:val="single" w:color="ffffff" w:sz="0"/>
+              <w:bottom w:val="single" w:color="ffffff" w:sz="0"/>
+              <w:right w:val="single" w:color="ffffff" w:sz="0"/>
+            </w:tcBorders>
+            <w:shd w:color="000000" w:fill="ffffff" w:val="clear"/>
+            <w:tcMar>
+              <w:left w:w="80" w:type="dxa"/>
+              <w:right w:w="80" w:type="dxa"/>
+            </w:tcMar>
+            <w:vAlign w:val="top"/>
+          </w:tcPr>
+          <w:p>
+            <w:pPr>
+              <w:spacing w:before="0" w:after="0" w:line="252"/>
+              <w:ind w:right="0" w:left="0" w:firstLine="0"/>
+              <w:jc w:val="left"/>
+              <w:color w:val="auto"/>
+              <w:spacing w:val="0"/>
+              <w:position w:val="0"/>
+              <w:shd w:fill="auto" w:val="clear"/>
+            </w:pPr>
+            <w:r>
+              <w:rPr>
+                <w:rFonts w:ascii="Consolas" w:hAnsi="Consolas" w:cs="Consolas" w:eastAsia="Consolas"/>
+                <w:color w:val="auto"/>
+                <w:spacing w:val="0"/>
+                <w:position w:val="0"/>
+                <w:sz w:val="20"/>
+                <w:shd w:fill="auto" w:val="clear"/>
+              </w:rPr>
+              <w:t xml:space="preserve">merge, splice</w:t>
+            </w:r>
+          </w:p>
+        </w:tc>
+        <w:tc>
+          <w:tcPr>
+            <w:tcW w:w="2926" w:type="dxa"/>
+            <w:tcBorders>
+              <w:top w:val="single" w:color="ffffff" w:sz="0"/>
+              <w:left w:val="single" w:color="ffffff" w:sz="0"/>
+              <w:bottom w:val="single" w:color="ffffff" w:sz="0"/>
+              <w:right w:val="single" w:color="ffffff" w:sz="0"/>
+            </w:tcBorders>
+            <w:shd w:color="000000" w:fill="ffffff" w:val="clear"/>
+            <w:tcMar>
+              <w:left w:w="80" w:type="dxa"/>
+              <w:right w:w="80" w:type="dxa"/>
+            </w:tcMar>
+            <w:vAlign w:val="top"/>
+          </w:tcPr>
+          <w:p>
+            <w:pPr>
+              <w:spacing w:before="0" w:after="0" w:line="252"/>
+              <w:ind w:right="0" w:left="0" w:firstLine="0"/>
+              <w:jc w:val="left"/>
+              <w:color w:val="auto"/>
+              <w:spacing w:val="0"/>
+              <w:position w:val="0"/>
+              <w:shd w:fill="auto" w:val="clear"/>
+            </w:pPr>
+            <w:r>
+              <w:rPr>
+                <w:rFonts w:ascii="Consolas" w:hAnsi="Consolas" w:cs="Consolas" w:eastAsia="Consolas"/>
+                <w:color w:val="auto"/>
+                <w:spacing w:val="0"/>
+                <w:position w:val="0"/>
+                <w:sz w:val="20"/>
+                <w:shd w:fill="auto" w:val="clear"/>
+              </w:rPr>
+              <w:t xml:space="preserve">a.merge(b);</w:t>
+            </w:r>
+          </w:p>
+        </w:tc>
+        <w:tc>
+          <w:tcPr>
+            <w:tcW w:w="2731" w:type="dxa"/>
+            <w:tcBorders>
+              <w:top w:val="single" w:color="ffffff" w:sz="0"/>
+              <w:left w:val="single" w:color="ffffff" w:sz="0"/>
+              <w:bottom w:val="single" w:color="ffffff" w:sz="0"/>
+              <w:right w:val="single" w:color="ffffff" w:sz="0"/>
+            </w:tcBorders>
+            <w:shd w:color="000000" w:fill="ffffff" w:val="clear"/>
+            <w:tcMar>
+              <w:left w:w="80" w:type="dxa"/>
+              <w:right w:w="80" w:type="dxa"/>
+            </w:tcMar>
+            <w:vAlign w:val="top"/>
+          </w:tcPr>
+          <w:p>
+            <w:pPr>
+              <w:spacing w:before="0" w:after="0" w:line="252"/>
+              <w:ind w:right="0" w:left="0" w:firstLine="0"/>
+              <w:jc w:val="left"/>
+              <w:color w:val="auto"/>
+              <w:spacing w:val="0"/>
+              <w:position w:val="0"/>
+              <w:shd w:fill="auto" w:val="clear"/>
+            </w:pPr>
+            <w:r>
+              <w:rPr>
+                <w:rFonts w:ascii="Consolas" w:hAnsi="Consolas" w:cs="Consolas" w:eastAsia="Consolas"/>
+                <w:color w:val="auto"/>
+                <w:spacing w:val="0"/>
+                <w:position w:val="0"/>
+                <w:sz w:val="20"/>
+                <w:shd w:fill="auto" w:val="clear"/>
+              </w:rPr>
+              <w:t xml:space="preserve">переносит элементы без копирования</w:t>
+            </w:r>
+          </w:p>
+        </w:tc>
+      </w:tr>
+      <w:tr>
+        <w:trPr>
+          <w:trHeight w:val="1" w:hRule="atLeast"/>
+          <w:jc w:val="left"/>
+          <w:cantSplit w:val="1"/>
+        </w:trPr>
+        <w:tc>
+          <w:tcPr>
+            <w:tcW w:w="2145" w:type="dxa"/>
+            <w:tcBorders>
+              <w:top w:val="single" w:color="ffffff" w:sz="0"/>
+              <w:left w:val="single" w:color="ffffff" w:sz="0"/>
+              <w:bottom w:val="single" w:color="ffffff" w:sz="0"/>
+              <w:right w:val="single" w:color="ffffff" w:sz="0"/>
+            </w:tcBorders>
+            <w:shd w:color="000000" w:fill="ffffff" w:val="clear"/>
+            <w:tcMar>
+              <w:left w:w="80" w:type="dxa"/>
+              <w:right w:w="80" w:type="dxa"/>
+            </w:tcMar>
+            <w:vAlign w:val="top"/>
+          </w:tcPr>
+          <w:p>
+            <w:pPr>
+              <w:spacing w:before="0" w:after="0" w:line="252"/>
+              <w:ind w:right="0" w:left="0" w:firstLine="0"/>
+              <w:jc w:val="left"/>
+              <w:color w:val="auto"/>
+              <w:spacing w:val="0"/>
+              <w:position w:val="0"/>
+              <w:shd w:fill="auto" w:val="clear"/>
+            </w:pPr>
+            <w:r>
+              <w:rPr>
+                <w:rFonts w:ascii="Consolas" w:hAnsi="Consolas" w:cs="Consolas" w:eastAsia="Consolas"/>
+                <w:color w:val="auto"/>
+                <w:spacing w:val="0"/>
+                <w:position w:val="0"/>
+                <w:sz w:val="20"/>
+                <w:shd w:fill="auto" w:val="clear"/>
+              </w:rPr>
+              <w:t xml:space="preserve">Очистить</w:t>
+            </w:r>
+          </w:p>
+        </w:tc>
+        <w:tc>
+          <w:tcPr>
+            <w:tcW w:w="1950" w:type="dxa"/>
+            <w:tcBorders>
+              <w:top w:val="single" w:color="ffffff" w:sz="0"/>
+              <w:left w:val="single" w:color="ffffff" w:sz="0"/>
+              <w:bottom w:val="single" w:color="ffffff" w:sz="0"/>
+              <w:right w:val="single" w:color="ffffff" w:sz="0"/>
+            </w:tcBorders>
+            <w:shd w:color="000000" w:fill="ffffff" w:val="clear"/>
+            <w:tcMar>
+              <w:left w:w="80" w:type="dxa"/>
+              <w:right w:w="80" w:type="dxa"/>
+            </w:tcMar>
+            <w:vAlign w:val="top"/>
+          </w:tcPr>
+          <w:p>
+            <w:pPr>
+              <w:spacing w:before="0" w:after="0" w:line="252"/>
+              <w:ind w:right="0" w:left="0" w:firstLine="0"/>
+              <w:jc w:val="left"/>
+              <w:color w:val="auto"/>
+              <w:spacing w:val="0"/>
+              <w:position w:val="0"/>
+              <w:shd w:fill="auto" w:val="clear"/>
+            </w:pPr>
+            <w:r>
+              <w:rPr>
+                <w:rFonts w:ascii="Consolas" w:hAnsi="Consolas" w:cs="Consolas" w:eastAsia="Consolas"/>
+                <w:color w:val="auto"/>
+                <w:spacing w:val="0"/>
+                <w:position w:val="0"/>
+                <w:sz w:val="20"/>
+                <w:shd w:fill="auto" w:val="clear"/>
+              </w:rPr>
+              <w:t xml:space="preserve">clear</w:t>
+            </w:r>
+          </w:p>
+        </w:tc>
+        <w:tc>
+          <w:tcPr>
+            <w:tcW w:w="2926" w:type="dxa"/>
+            <w:tcBorders>
+              <w:top w:val="single" w:color="ffffff" w:sz="0"/>
+              <w:left w:val="single" w:color="ffffff" w:sz="0"/>
+              <w:bottom w:val="single" w:color="ffffff" w:sz="0"/>
+              <w:right w:val="single" w:color="ffffff" w:sz="0"/>
+            </w:tcBorders>
+            <w:shd w:color="000000" w:fill="ffffff" w:val="clear"/>
+            <w:tcMar>
+              <w:left w:w="80" w:type="dxa"/>
+              <w:right w:w="80" w:type="dxa"/>
+            </w:tcMar>
+            <w:vAlign w:val="top"/>
+          </w:tcPr>
+          <w:p>
+            <w:pPr>
+              <w:spacing w:before="0" w:after="0" w:line="252"/>
+              <w:ind w:right="0" w:left="0" w:firstLine="0"/>
+              <w:jc w:val="left"/>
+              <w:color w:val="auto"/>
+              <w:spacing w:val="0"/>
+              <w:position w:val="0"/>
+              <w:shd w:fill="auto" w:val="clear"/>
+            </w:pPr>
+            <w:r>
+              <w:rPr>
+                <w:rFonts w:ascii="Consolas" w:hAnsi="Consolas" w:cs="Consolas" w:eastAsia="Consolas"/>
+                <w:color w:val="auto"/>
+                <w:spacing w:val="0"/>
+                <w:position w:val="0"/>
+                <w:sz w:val="20"/>
+                <w:shd w:fill="auto" w:val="clear"/>
+              </w:rPr>
+              <w:t xml:space="preserve">cones.clear();</w:t>
+            </w:r>
+          </w:p>
+        </w:tc>
+        <w:tc>
+          <w:tcPr>
+            <w:tcW w:w="2731" w:type="dxa"/>
+            <w:tcBorders>
+              <w:top w:val="single" w:color="ffffff" w:sz="0"/>
+              <w:left w:val="single" w:color="ffffff" w:sz="0"/>
+              <w:bottom w:val="single" w:color="ffffff" w:sz="0"/>
+              <w:right w:val="single" w:color="ffffff" w:sz="0"/>
+            </w:tcBorders>
+            <w:shd w:color="000000" w:fill="ffffff" w:val="clear"/>
+            <w:tcMar>
+              <w:left w:w="80" w:type="dxa"/>
+              <w:right w:w="80" w:type="dxa"/>
+            </w:tcMar>
+            <w:vAlign w:val="top"/>
+          </w:tcPr>
+          <w:p>
+            <w:pPr>
+              <w:spacing w:before="0" w:after="0" w:line="252"/>
+              <w:ind w:right="0" w:left="0" w:firstLine="0"/>
+              <w:jc w:val="left"/>
+              <w:color w:val="auto"/>
+              <w:spacing w:val="0"/>
+              <w:position w:val="0"/>
+              <w:shd w:fill="auto" w:val="clear"/>
+            </w:pPr>
+            <w:r>
+              <w:rPr>
+                <w:rFonts w:ascii="Consolas" w:hAnsi="Consolas" w:cs="Consolas" w:eastAsia="Consolas"/>
+                <w:color w:val="auto"/>
+                <w:spacing w:val="0"/>
+                <w:position w:val="0"/>
+                <w:sz w:val="20"/>
+                <w:shd w:fill="auto" w:val="clear"/>
+              </w:rPr>
+              <w:t xml:space="preserve">удаляет все элементы</w:t>
+            </w:r>
+          </w:p>
+        </w:tc>
+      </w:tr>
+    </w:tbl>
+    <w:p>
+      <w:pPr>
+        <w:spacing w:before="0" w:after="160" w:line="276"/>
+        <w:ind w:right="0" w:left="0" w:firstLine="0"/>
+        <w:jc w:val="left"/>
+        <w:rPr>
+          <w:rFonts w:ascii="Consolas" w:hAnsi="Consolas" w:cs="Consolas" w:eastAsia="Consolas"/>
+          <w:color w:val="auto"/>
+          <w:spacing w:val="0"/>
+          <w:position w:val="0"/>
+          <w:sz w:val="24"/>
+          <w:shd w:fill="auto" w:val="clear"/>
+        </w:rPr>
+      </w:pPr>
+      <w:r>
+        <w:rPr>
+          <w:rFonts w:ascii="Consolas" w:hAnsi="Consolas" w:cs="Consolas" w:eastAsia="Consolas"/>
+          <w:color w:val="auto"/>
+          <w:spacing w:val="0"/>
+          <w:position w:val="0"/>
+          <w:sz w:val="24"/>
+          <w:shd w:fill="auto" w:val="clear"/>
+        </w:rPr>
+        <w:t xml:space="preserve"/>
       </w:r>
     </w:p>
   </w:body>

--- a/essays/212-Горчак-Дмитрий-Эссе-STL.docx
+++ b/essays/212-Горчак-Дмитрий-Эссе-STL.docx
@@ -80,7 +80,7 @@
           <w:sz w:val="24"/>
           <w:shd w:fill="auto" w:val="clear"/>
         </w:rPr>
-        <w:t xml:space="preserve">В первой части разобрано, из чего состоит STL и какие в ней контейнеры. Во второй — как сложить объекты в двунаправленный список и упорядочить его по разным признакам. Примеры взяты из учебного проекта cones: программа читает из файла параметры конусов (координаты центра, радиус основания, высоту) и считает у каждого площадь основания и объём; конусы нужно расположить сначала по возрастанию площади, потом по возрастанию объёма.</w:t>
+        <w:t xml:space="preserve">В первой части разобрано, из чего состоит STL и какие в ней контейнеры. Во второй — как сложить объекты в двунаправленный список и упорядочить его по разным признакам. Примеры взяты из учебного проекта cones: программа читает из файла параметры фигур и строит точку, круг или конус в зависимости от того, сколько чисел в строке (два, три или четыре). Фигуры нужно расположить сначала по возрастанию площади основания, потом по возрастанию объёма.</w:t>
       </w:r>
     </w:p>
     <w:p>
@@ -2030,7 +2030,7 @@
           <w:sz w:val="24"/>
           <w:shd w:fill="auto" w:val="clear"/>
         </w:rPr>
-        <w:t xml:space="preserve">Нужен заголовочный файл &lt;list&gt;. Список объявляется одной строкой, а объекты добавляются по мере создания:</w:t>
+        <w:t xml:space="preserve">Нужен заголовочный файл &lt;list&gt;. Список объявляется одной строкой, а объекты добавляются по мере создания. В одном списке лежат разные фигуры, поэтому хранятся не сами объекты, а указатели на общий базовый класс Point — так работает полиморфизм:</w:t>
       </w:r>
     </w:p>
     <w:p>
@@ -2059,15 +2059,21 @@
         </w:rPr>
         <w:t xml:space="preserve">#include &lt;list&gt;</w:t>
         <w:br/>
+        <w:t xml:space="preserve">#include &lt;memory&gt;</w:t>
+        <w:br/>
         <w:t xml:space="preserve"/>
         <w:br/>
-        <w:t xml:space="preserve">std::list&lt;Cone&gt; cones;</w:t>
+        <w:t xml:space="preserve">typedef std::shared_ptr&lt;Point&gt; FigurePtr;   /* указатель на любую фигуру */</w:t>
+        <w:br/>
+        <w:t xml:space="preserve"/>
+        <w:br/>
+        <w:t xml:space="preserve">std::list&lt;FigurePtr&gt; figures;</w:t>
         <w:br/>
         <w:t xml:space="preserve"/>
         <w:br/>
         <w:t xml:space="preserve">for (std::size_t i = 0; i &lt; loaded.size(); ++i) {</w:t>
         <w:br/>
-        <w:t xml:space="preserve">    cones.push_back(loaded[i]);   /* новый элемент в конец списка */</w:t>
+        <w:t xml:space="preserve">    figures.push_back(loaded[i]);   /* новый элемент в конец списка */</w:t>
         <w:br/>
         <w:t xml:space="preserve">}</w:t>
       </w:r>
@@ -2148,9 +2154,11 @@
           <w:sz w:val="21"/>
           <w:shd w:fill="auto" w:val="clear"/>
         </w:rPr>
-        <w:t xml:space="preserve">for (std::list&lt;Cone&gt;::const_iterator it = cones.begin(); it != cones.end(); ++it) {</w:t>
+        <w:t xml:space="preserve">for (std::list&lt;FigurePtr&gt;::const_iterator it = figures.begin();</w:t>
         <w:br/>
-        <w:t xml:space="preserve">    std::cout &lt;&lt; it-&gt;get_r() &lt;&lt; ' ' &lt;&lt; it-&gt;area() &lt;&lt; ' ' &lt;&lt; it-&gt;volume() &lt;&lt; '\n';</w:t>
+        <w:t xml:space="preserve">     it != figures.end(); ++it) {</w:t>
+        <w:br/>
+        <w:t xml:space="preserve">    (*it)-&gt;print(std::cout);       /* у каждой фигуры свой вывод */</w:t>
         <w:br/>
         <w:t xml:space="preserve">}</w:t>
       </w:r>
@@ -2178,7 +2186,7 @@
           <w:sz w:val="24"/>
           <w:shd w:fill="auto" w:val="clear"/>
         </w:rPr>
-        <w:t xml:space="preserve">const_iterator — итератор, через который элементы можно только читать. Стрелка it-&gt; обращается к методу того объекта, на который итератор сейчас указывает.</w:t>
+        <w:t xml:space="preserve">const_iterator — итератор, через который элементы можно только читать. Звёздочка даёт сам элемент списка (указатель на фигуру), а стрелка вызывает метод объекта, на который он указывает.</w:t>
       </w:r>
     </w:p>
     <w:p>
@@ -2233,7 +2241,7 @@
           <w:sz w:val="24"/>
           <w:shd w:fill="auto" w:val="clear"/>
         </w:rPr>
-        <w:t xml:space="preserve">Порядок задаётся функцией сравнения: она получает два объекта и возвращает true, если первый должен стоять раньше. Площадь и объём у конуса не хранятся в полях, а считаются методами, поэтому сравнение обращается к методам:</w:t>
+        <w:t xml:space="preserve">Порядок задаётся функцией сравнения: она получает два элемента и возвращает true, если первый должен стоять раньше. Площадь и объём не хранятся в полях, а считаются методами; у точки площади нет, у точки и круга нет объёма, поэтому для них возвращается ноль:</w:t>
       </w:r>
     </w:p>
     <w:p>
@@ -2260,25 +2268,25 @@
           <w:sz w:val="21"/>
           <w:shd w:fill="auto" w:val="clear"/>
         </w:rPr>
-        <w:t xml:space="preserve">bool less_by_area(const Cone &amp;left, const Cone &amp;right) {</w:t>
+        <w:t xml:space="preserve">bool less_by_area(const FigurePtr &amp;left, const FigurePtr &amp;right) {</w:t>
         <w:br/>
-        <w:t xml:space="preserve">    return left.area() &lt; right.area();</w:t>
+        <w:t xml:space="preserve">    return area_of(left) &lt; area_of(right);</w:t>
         <w:br/>
         <w:t xml:space="preserve">}</w:t>
         <w:br/>
         <w:t xml:space="preserve"/>
         <w:br/>
-        <w:t xml:space="preserve">bool less_by_volume(const Cone &amp;left, const Cone &amp;right) {</w:t>
+        <w:t xml:space="preserve">bool less_by_volume(const FigurePtr &amp;left, const FigurePtr &amp;right) {</w:t>
         <w:br/>
-        <w:t xml:space="preserve">    return left.volume() &lt; right.volume();</w:t>
+        <w:t xml:space="preserve">    return volume_of(left) &lt; volume_of(right);</w:t>
         <w:br/>
         <w:t xml:space="preserve">}</w:t>
         <w:br/>
         <w:t xml:space="preserve"/>
         <w:br/>
-        <w:t xml:space="preserve">cones.sort(less_by_area);      /* порядок по площади основания */</w:t>
+        <w:t xml:space="preserve">figures.sort(less_by_area);      /* порядок по площади основания */</w:t>
         <w:br/>
-        <w:t xml:space="preserve">cones.sort(less_by_volume);    /* порядок по объёму */</w:t>
+        <w:t xml:space="preserve">figures.sort(less_by_volume);    /* порядок по объёму */</w:t>
       </w:r>
     </w:p>
     <w:p>
@@ -2357,19 +2365,19 @@
           <w:sz w:val="21"/>
           <w:shd w:fill="auto" w:val="clear"/>
         </w:rPr>
-        <w:t xml:space="preserve">void insert_sorted_by_volume(std::list&lt;Cone&gt; &amp;cones, const Cone &amp;value) {</w:t>
+        <w:t xml:space="preserve">void insert_sorted_by_volume(std::list&lt;FigurePtr&gt; &amp;figures, const FigurePtr &amp;value) {</w:t>
         <w:br/>
-        <w:t xml:space="preserve">    std::list&lt;Cone&gt;::iterator place = cones.begin();</w:t>
+        <w:t xml:space="preserve">    std::list&lt;FigurePtr&gt;::iterator place = figures.begin();</w:t>
         <w:br/>
         <w:t xml:space="preserve"/>
         <w:br/>
-        <w:t xml:space="preserve">    while (place != cones.end() &amp;&amp; place-&gt;volume() &lt; value.volume()) {</w:t>
+        <w:t xml:space="preserve">    while (place != figures.end() &amp;&amp; volume_of(*place) &lt; volume_of(value)) {</w:t>
         <w:br/>
         <w:t xml:space="preserve">        ++place;</w:t>
         <w:br/>
         <w:t xml:space="preserve">    }</w:t>
         <w:br/>
-        <w:t xml:space="preserve">    cones.insert(place, value);   /* insert ставит элемент перед place */</w:t>
+        <w:t xml:space="preserve">    figures.insert(place, value);   /* insert ставит элемент перед place */</w:t>
         <w:br/>
         <w:t xml:space="preserve">}</w:t>
       </w:r>
@@ -2424,7 +2432,7 @@
           <w:sz w:val="21"/>
           <w:shd w:fill="auto" w:val="clear"/>
         </w:rPr>
-        <w:t xml:space="preserve">cones.remove_if(small_volume);    /* убрать конусы с объёмом меньше порога */</w:t>
+        <w:t xml:space="preserve">figures.remove_if(small_volume);    /* убрать фигуры с объёмом меньше порога */</w:t>
       </w:r>
     </w:p>
     <w:p>
@@ -2479,7 +2487,7 @@
           <w:sz w:val="24"/>
           <w:shd w:fill="auto" w:val="clear"/>
         </w:rPr>
-        <w:t xml:space="preserve">Два порядка получаются разными. Заметнее всего это на конусе с широким, но низким основанием (r = 2.80, h = 2.00): по площади он предпоследний, а по объёму — только седьмой. Столбцы вывода: номер, x, y, радиус, высота, площадь основания, объём.</w:t>
+        <w:t xml:space="preserve">Два порядка получаются разными. Заметнее всего это на конусе с широким, но низким основанием (r = 2.80, h = 2.00): по площади основания он предпоследний, а по объёму — только тринадцатый из восемнадцати. Круги в порядке по площади стоят наравне с конусами, а в порядке по объёму уходят в начало списка вместе с точками, потому что объёма у них нет.</w:t>
       </w:r>
     </w:p>
     <w:p>
@@ -2509,21 +2517,31 @@
         </w:rPr>
         <w:t xml:space="preserve">--- Sorted by base area ---</w:t>
         <w:br/>
-        <w:t xml:space="preserve">   9     19.00      4.00      2.20      9.00         15.21         45.62</w:t>
+        <w:t xml:space="preserve">  14   Circle    12.50    17.50     2.00        -       12.57           -</w:t>
         <w:br/>
-        <w:t xml:space="preserve">  10      3.00      5.50      2.80      2.00         24.63         16.42</w:t>
+        <w:t xml:space="preserve">  15     Cone    19.00     4.00     2.20     9.00       15.21       45.62</w:t>
         <w:br/>
-        <w:t xml:space="preserve">  11      9.00      8.00      3.00     10.00         28.27         94.25</w:t>
+        <w:t xml:space="preserve">  16     Cone    14.00    12.00     2.40     8.00       18.10       48.25</w:t>
+        <w:br/>
+        <w:t xml:space="preserve">  17     Cone     3.00     5.50     2.80     2.00       24.63       16.42</w:t>
+        <w:br/>
+        <w:t xml:space="preserve">  18     Cone     9.00     8.00     3.00    10.00       28.27       94.25</w:t>
         <w:br/>
         <w:t xml:space="preserve"/>
         <w:br/>
         <w:t xml:space="preserve">--- Sorted by volume ---</w:t>
         <w:br/>
-        <w:t xml:space="preserve">   7      3.00      5.50      2.80      2.00         24.63         16.42</w:t>
+        <w:t xml:space="preserve">  13     Cone     3.00     5.50     2.80     2.00       24.63       16.42</w:t>
         <w:br/>
-        <w:t xml:space="preserve">   8     15.00     15.50      1.80      6.50         10.18         22.05</w:t>
+        <w:t xml:space="preserve">  14     Cone     8.00    17.00     1.70     5.50        9.08       16.65</w:t>
         <w:br/>
-        <w:t xml:space="preserve">   9     19.00      4.00      2.20      9.00         15.21         45.62</w:t>
+        <w:t xml:space="preserve">  15     Cone    15.00    15.50     1.80     6.50       10.18       22.05</w:t>
+        <w:br/>
+        <w:t xml:space="preserve">  16     Cone    19.00     4.00     2.20     9.00       15.21       45.62</w:t>
+        <w:br/>
+        <w:t xml:space="preserve">  17     Cone    14.00    12.00     2.40     8.00       18.10       48.25</w:t>
+        <w:br/>
+        <w:t xml:space="preserve">  18     Cone     9.00     8.00     3.00    10.00       28.27       94.25</w:t>
       </w:r>
     </w:p>
     <w:p>
@@ -2576,11 +2594,11 @@
           <w:sz w:val="21"/>
           <w:shd w:fill="auto" w:val="clear"/>
         </w:rPr>
-        <w:t xml:space="preserve">for (std::list&lt;Cone&gt;::const_reverse_iterator it = cones.rbegin();</w:t>
+        <w:t xml:space="preserve">for (std::list&lt;FigurePtr&gt;::const_reverse_iterator it = figures.rbegin();</w:t>
         <w:br/>
-        <w:t xml:space="preserve">     it != cones.rend(); ++it) {</w:t>
+        <w:t xml:space="preserve">     it != figures.rend(); ++it) {</w:t>
         <w:br/>
-        <w:t xml:space="preserve">    std::cout &lt;&lt; it-&gt;volume() &lt;&lt; ' ';</w:t>
+        <w:t xml:space="preserve">    std::cout &lt;&lt; volume_of(*it) &lt;&lt; ' ';</w:t>
         <w:br/>
         <w:t xml:space="preserve">}</w:t>
       </w:r>
@@ -3072,7 +3090,7 @@
                 <w:sz w:val="20"/>
                 <w:shd w:fill="auto" w:val="clear"/>
               </w:rPr>
-              <w:t xml:space="preserve">std::list&lt;Cone&gt; cones;</w:t>
+              <w:t xml:space="preserve">std::list&lt;FigurePtr&gt; figures;</w:t>
             </w:r>
           </w:p>
         </w:tc>
@@ -3111,7 +3129,7 @@
                 <w:sz w:val="20"/>
                 <w:shd w:fill="auto" w:val="clear"/>
               </w:rPr>
-              <w:t xml:space="preserve">T — тип хранимых объектов</w:t>
+              <w:t xml:space="preserve">T — тип хранимых элементов</w:t>
             </w:r>
           </w:p>
         </w:tc>
@@ -3235,7 +3253,7 @@
                 <w:sz w:val="20"/>
                 <w:shd w:fill="auto" w:val="clear"/>
               </w:rPr>
-              <w:t xml:space="preserve">cones.push_back(cone);</w:t>
+              <w:t xml:space="preserve">figures.push_back(figure);</w:t>
             </w:r>
           </w:p>
         </w:tc>
@@ -3398,7 +3416,7 @@
                 <w:sz w:val="20"/>
                 <w:shd w:fill="auto" w:val="clear"/>
               </w:rPr>
-              <w:t xml:space="preserve">cones.push_front(cone);</w:t>
+              <w:t xml:space="preserve">figures.push_front(figure);</w:t>
             </w:r>
           </w:p>
         </w:tc>
@@ -3561,7 +3579,7 @@
                 <w:sz w:val="20"/>
                 <w:shd w:fill="auto" w:val="clear"/>
               </w:rPr>
-              <w:t xml:space="preserve">cones.insert(place, cone);</w:t>
+              <w:t xml:space="preserve">figures.insert(place, figure);</w:t>
             </w:r>
           </w:p>
         </w:tc>
@@ -3724,7 +3742,7 @@
                 <w:sz w:val="20"/>
                 <w:shd w:fill="auto" w:val="clear"/>
               </w:rPr>
-              <w:t xml:space="preserve">cones.erase(place);</w:t>
+              <w:t xml:space="preserve">figures.erase(place);</w:t>
             </w:r>
           </w:p>
         </w:tc>
@@ -3887,7 +3905,7 @@
                 <w:sz w:val="20"/>
                 <w:shd w:fill="auto" w:val="clear"/>
               </w:rPr>
-              <w:t xml:space="preserve">cones.remove_if(small_volume);</w:t>
+              <w:t xml:space="preserve">figures.remove_if(small_volume);</w:t>
             </w:r>
           </w:p>
         </w:tc>
@@ -4050,7 +4068,7 @@
                 <w:sz w:val="20"/>
                 <w:shd w:fill="auto" w:val="clear"/>
               </w:rPr>
-              <w:t xml:space="preserve">cones.front().volume();</w:t>
+              <w:t xml:space="preserve">figures.front()-&gt;print(out);</w:t>
             </w:r>
           </w:p>
         </w:tc>
@@ -4089,7 +4107,7 @@
                 <w:sz w:val="20"/>
                 <w:shd w:fill="auto" w:val="clear"/>
               </w:rPr>
-              <w:t xml:space="preserve">возвращают сам объект, а не итератор</w:t>
+              <w:t xml:space="preserve">возвращают сам элемент, а не итератор</w:t>
             </w:r>
           </w:p>
         </w:tc>
@@ -4213,7 +4231,7 @@
                 <w:sz w:val="20"/>
                 <w:shd w:fill="auto" w:val="clear"/>
               </w:rPr>
-              <w:t xml:space="preserve">cones.size();</w:t>
+              <w:t xml:space="preserve">figures.size();</w:t>
             </w:r>
           </w:p>
         </w:tc>
@@ -4376,7 +4394,7 @@
                 <w:sz w:val="20"/>
                 <w:shd w:fill="auto" w:val="clear"/>
               </w:rPr>
-              <w:t xml:space="preserve">for (it = cones.begin(); ...)</w:t>
+              <w:t xml:space="preserve">for (it = figures.begin(); ...)</w:t>
             </w:r>
           </w:p>
         </w:tc>
@@ -4539,7 +4557,7 @@
                 <w:sz w:val="20"/>
                 <w:shd w:fill="auto" w:val="clear"/>
               </w:rPr>
-              <w:t xml:space="preserve">for (it = cones.rbegin(); ...)</w:t>
+              <w:t xml:space="preserve">for (it = figures.rbegin(); ...)</w:t>
             </w:r>
           </w:p>
         </w:tc>
@@ -4702,7 +4720,7 @@
                 <w:sz w:val="20"/>
                 <w:shd w:fill="auto" w:val="clear"/>
               </w:rPr>
-              <w:t xml:space="preserve">cones.sort(less_by_area);</w:t>
+              <w:t xml:space="preserve">figures.sort(less_by_area);</w:t>
             </w:r>
           </w:p>
         </w:tc>
@@ -4865,7 +4883,7 @@
                 <w:sz w:val="20"/>
                 <w:shd w:fill="auto" w:val="clear"/>
               </w:rPr>
-              <w:t xml:space="preserve">cones.reverse();</w:t>
+              <w:t xml:space="preserve">figures.reverse();</w:t>
             </w:r>
           </w:p>
         </w:tc>
@@ -5191,7 +5209,7 @@
                 <w:sz w:val="20"/>
                 <w:shd w:fill="auto" w:val="clear"/>
               </w:rPr>
-              <w:t xml:space="preserve">cones.clear();</w:t>
+              <w:t xml:space="preserve">figures.clear();</w:t>
             </w:r>
           </w:p>
         </w:tc>

--- a/essays/212-Горчак-Дмитрий-Эссе-STL.docx
+++ b/essays/212-Горчак-Дмитрий-Эссе-STL.docx
@@ -28,7 +28,7 @@
           <w:sz w:val="32"/>
           <w:shd w:fill="auto" w:val="clear"/>
         </w:rPr>
-        <w:t xml:space="preserve">Горчак Дмитрий, 212. Библиотека STL: контейнеры, итераторы, алгоритмы. Двунаправленный список и упорядочивание объектов</w:t>
+        <w:t xml:space="preserve">Горчак Дмитрий, 212. Двунаправленный список в STL. Шаблоны, итераторы и упорядочивание объектов</w:t>
       </w:r>
     </w:p>
     <w:p>
@@ -54,7 +54,7 @@
           <w:sz w:val="24"/>
           <w:shd w:fill="auto" w:val="clear"/>
         </w:rPr>
-        <w:t xml:space="preserve">STL (Standard Template Library — библиотека стандартных шаблонов) — часть стандартной библиотеки C++, в которой лежат готовые структуры данных и алгоритмы: списки, массивы, словари, сортировка, поиск. Их не нужно писать самому — достаточно подставить свой тип данных.</w:t>
+        <w:t xml:space="preserve">Двунаправленный (двусвязный) список — структура данных, в которой объекты не лежат в памяти подряд, а связаны ссылками: каждый знает своего соседа слева и соседа справа. В C++ такой список уже написан и лежит в стандартной библиотеке под именем std::list. Написан он как шаблон (template — образец): тип хранимых объектов в коде списка не указан, его подставляют при использовании.</w:t>
       </w:r>
     </w:p>
     <w:p>
@@ -80,7 +80,7 @@
           <w:sz w:val="24"/>
           <w:shd w:fill="auto" w:val="clear"/>
         </w:rPr>
-        <w:t xml:space="preserve">В первой части разобрано, из чего состоит STL и какие в ней контейнеры. Во второй — как сложить объекты в двунаправленный список и упорядочить его по разным признакам. Примеры взяты из учебного проекта cones: программа читает из файла параметры фигур и строит точку, круг или конус в зависимости от того, сколько чисел в строке (два, три или четыре). Фигуры нужно расположить сначала по возрастанию площади основания, потом по возрастанию объёма.</w:t>
+        <w:t xml:space="preserve">Дальше по порядку: как устроен двунаправленный список и что из этого устройства следует; как положить в него объекты и упорядочить их по разным признакам; как работают шаблоны, благодаря которым один и тот же список хранит и числа, и фигуры; и какое место список занимает среди остальных контейнеров STL. Примеры взяты из учебного проекта cones: программа читает из файла параметры фигур и создаёт точку, круг или конус в зависимости от того, сколько чисел в строке (два, три или четыре), а затем расставляет фигуры сначала по возрастанию площади основания, потом по возрастанию объёма.</w:t>
       </w:r>
     </w:p>
     <w:p>
@@ -109,7 +109,87 @@
           <w:sz w:val="28"/>
           <w:shd w:fill="auto" w:val="clear"/>
         </w:rPr>
-        <w:t xml:space="preserve">Из чего состоит STL</w:t>
+        <w:t xml:space="preserve">Устройство двунаправленного списка</w:t>
+      </w:r>
+    </w:p>
+    <w:p>
+      <w:pPr>
+        <w:spacing w:before="0" w:after="160" w:line="276"/>
+        <w:ind w:right="0" w:left="0" w:firstLine="0"/>
+        <w:jc w:val="left"/>
+        <w:rPr>
+          <w:rFonts w:ascii="Consolas" w:hAnsi="Consolas" w:cs="Consolas" w:eastAsia="Consolas"/>
+          <w:color w:val="auto"/>
+          <w:spacing w:val="0"/>
+          <w:position w:val="0"/>
+          <w:sz w:val="24"/>
+          <w:shd w:fill="auto" w:val="clear"/>
+        </w:rPr>
+      </w:pPr>
+      <w:r>
+        <w:rPr>
+          <w:rFonts w:ascii="Consolas" w:hAnsi="Consolas" w:cs="Consolas" w:eastAsia="Consolas"/>
+          <w:color w:val="auto"/>
+          <w:spacing w:val="0"/>
+          <w:position w:val="0"/>
+          <w:sz w:val="24"/>
+          <w:shd w:fill="auto" w:val="clear"/>
+        </w:rPr>
+        <w:t xml:space="preserve">Список состоит из заголовка и элементов. Заголовок хранит указатель на первый элемент и число элементов n. Каждый элемент хранит три вещи: сам объект, ссылку на предыдущий элемент и ссылку на следующий. Крайние элементы вместо ссылки на несуществующего соседа хранят пустой указатель.</w:t>
+      </w:r>
+    </w:p>
+    <w:p>
+      <w:pPr>
+        <w:keepLines w:val="true"/>
+        <w:spacing w:before="0" w:after="160" w:line="276"/>
+        <w:ind w:right="0" w:left="0" w:firstLine="0"/>
+        <w:jc w:val="left"/>
+        <w:rPr>
+          <w:rFonts w:ascii="Consolas" w:hAnsi="Consolas" w:cs="Consolas" w:eastAsia="Consolas"/>
+          <w:color w:val="auto"/>
+          <w:spacing w:val="0"/>
+          <w:position w:val="0"/>
+          <w:sz w:val="24"/>
+          <w:shd w:fill="auto" w:val="clear"/>
+        </w:rPr>
+      </w:pPr>
+      <w:r>
+        <w:rPr>
+          <w:rFonts w:ascii="Consolas" w:hAnsi="Consolas" w:cs="Consolas" w:eastAsia="Consolas"/>
+          <w:i/>
+          <w:color w:val="auto"/>
+          <w:spacing w:val="0"/>
+          <w:position w:val="0"/>
+          <w:sz w:val="24"/>
+          <w:shd w:fill="auto" w:val="clear"/>
+        </w:rPr>
+        <w:t xml:space="preserve">[заголовок: n = 3, first] --&gt; [Cone A] &lt;--&gt; [Cone B] &lt;--&gt; [Cone C]</w:t>
+      </w:r>
+    </w:p>
+    <w:p>
+      <w:pPr>
+        <w:spacing w:before="0" w:after="160" w:line="276"/>
+        <w:ind w:right="0" w:left="0" w:firstLine="0"/>
+        <w:jc w:val="left"/>
+        <w:rPr>
+          <w:rFonts w:ascii="Consolas" w:hAnsi="Consolas" w:cs="Consolas" w:eastAsia="Consolas"/>
+          <w:color w:val="auto"/>
+          <w:spacing w:val="0"/>
+          <w:position w:val="0"/>
+          <w:sz w:val="24"/>
+          <w:shd w:fill="auto" w:val="clear"/>
+        </w:rPr>
+      </w:pPr>
+      <w:r>
+        <w:rPr>
+          <w:rFonts w:ascii="Consolas" w:hAnsi="Consolas" w:cs="Consolas" w:eastAsia="Consolas"/>
+          <w:color w:val="auto"/>
+          <w:spacing w:val="0"/>
+          <w:position w:val="0"/>
+          <w:sz w:val="24"/>
+          <w:shd w:fill="auto" w:val="clear"/>
+        </w:rPr>
+        <w:t xml:space="preserve">Из этого устройства следуют все свойства списка:</w:t>
       </w:r>
     </w:p>
     <w:p>
@@ -135,7 +215,7 @@
           <w:sz w:val="24"/>
           <w:shd w:fill="auto" w:val="clear"/>
         </w:rPr>
-        <w:t xml:space="preserve">1) контейнеры (container — хранилище) — объекты, которые хранят другие объекты: vector, list, deque, set, map;</w:t>
+        <w:t xml:space="preserve">1) по списку можно идти в обе стороны — от начала к концу и обратно; отсюда и название «двунаправленный»;</w:t>
       </w:r>
     </w:p>
     <w:p>
@@ -161,7 +241,7 @@
           <w:sz w:val="24"/>
           <w:shd w:fill="auto" w:val="clear"/>
         </w:rPr>
-        <w:t xml:space="preserve">2) итераторы (iterator — перебиратель) — единый способ проходить содержимое любого контейнера;</w:t>
+        <w:t xml:space="preserve">2) вставка и удаление сводятся к переключению двух ссылок: соседние элементы не сдвигаются и не копируются, сколько бы их ни было;</w:t>
       </w:r>
     </w:p>
     <w:p>
@@ -187,7 +267,7 @@
           <w:sz w:val="24"/>
           <w:shd w:fill="auto" w:val="clear"/>
         </w:rPr>
-        <w:t xml:space="preserve">3) алгоритмы — готовые операции: сортировка, поиск, подсчёт, копирование, преобразование;</w:t>
+        <w:t xml:space="preserve">3) обращения по номеру нет — чтобы добраться до пятого элемента, нужно пройти через четыре предыдущих;</w:t>
       </w:r>
     </w:p>
     <w:p>
@@ -213,7 +293,7 @@
           <w:sz w:val="24"/>
           <w:shd w:fill="auto" w:val="clear"/>
         </w:rPr>
-        <w:t xml:space="preserve">4) функциональные объекты и лямбда-функции — ими задают правило сравнения или условие отбора и передают алгоритму;</w:t>
+        <w:t xml:space="preserve">4) на каждый элемент тратится дополнительная память под две ссылки;</w:t>
       </w:r>
     </w:p>
     <w:p>
@@ -239,7 +319,7 @@
           <w:sz w:val="24"/>
           <w:shd w:fill="auto" w:val="clear"/>
         </w:rPr>
-        <w:t xml:space="preserve">5) адаптеры (stack, queue, priority_queue) и распределители памяти.</w:t>
+        <w:t xml:space="preserve">5) адрес объекта не меняется при вставках, удалениях и сортировке — переставляются только ссылки, поэтому указатели на элементы остаются верными.</w:t>
       </w:r>
     </w:p>
     <w:p>
@@ -265,33 +345,7 @@
           <w:sz w:val="24"/>
           <w:shd w:fill="auto" w:val="clear"/>
         </w:rPr>
-        <w:t xml:space="preserve">Шаблон (template — образец) означает, что тип хранимых данных не задан заранее, а подставляется при использовании: std::list&lt;int&gt; — список чисел, std::list&lt;Cone&gt; — список конусов. Код контейнера написан один раз и работает с любым типом.</w:t>
-      </w:r>
-    </w:p>
-    <w:p>
-      <w:pPr>
-        <w:spacing w:before="0" w:after="160" w:line="276"/>
-        <w:ind w:right="0" w:left="0" w:firstLine="0"/>
-        <w:jc w:val="left"/>
-        <w:rPr>
-          <w:rFonts w:ascii="Consolas" w:hAnsi="Consolas" w:cs="Consolas" w:eastAsia="Consolas"/>
-          <w:color w:val="auto"/>
-          <w:spacing w:val="0"/>
-          <w:position w:val="0"/>
-          <w:sz w:val="24"/>
-          <w:shd w:fill="auto" w:val="clear"/>
-        </w:rPr>
-      </w:pPr>
-      <w:r>
-        <w:rPr>
-          <w:rFonts w:ascii="Consolas" w:hAnsi="Consolas" w:cs="Consolas" w:eastAsia="Consolas"/>
-          <w:color w:val="auto"/>
-          <w:spacing w:val="0"/>
-          <w:position w:val="0"/>
-          <w:sz w:val="24"/>
-          <w:shd w:fill="auto" w:val="clear"/>
-        </w:rPr>
-        <w:t xml:space="preserve">Контейнеры ничего не знают об алгоритмах, а алгоритмы — о контейнерах; связывают их итераторы. Поэтому сортировка написана один раз и работает с разными контейнерами.</w:t>
+        <w:t xml:space="preserve">В стандартном std::list устройство то же, но список замкнут в кольцо через один служебный элемент: он стоит между последним и первым и играет роль «конца». Число элементов хранится в заголовке, поэтому size() выполняется мгновенно, а не пересчётом.</w:t>
       </w:r>
     </w:p>
     <w:p>
@@ -320,7 +374,1025 @@
           <w:sz w:val="28"/>
           <w:shd w:fill="auto" w:val="clear"/>
         </w:rPr>
-        <w:t xml:space="preserve">Контейнеры</w:t>
+        <w:t xml:space="preserve">Создание списка и добавление объектов</w:t>
+      </w:r>
+    </w:p>
+    <w:p>
+      <w:pPr>
+        <w:spacing w:before="0" w:after="160" w:line="276"/>
+        <w:ind w:right="0" w:left="0" w:firstLine="0"/>
+        <w:jc w:val="left"/>
+        <w:rPr>
+          <w:rFonts w:ascii="Consolas" w:hAnsi="Consolas" w:cs="Consolas" w:eastAsia="Consolas"/>
+          <w:color w:val="auto"/>
+          <w:spacing w:val="0"/>
+          <w:position w:val="0"/>
+          <w:sz w:val="24"/>
+          <w:shd w:fill="auto" w:val="clear"/>
+        </w:rPr>
+      </w:pPr>
+      <w:r>
+        <w:rPr>
+          <w:rFonts w:ascii="Consolas" w:hAnsi="Consolas" w:cs="Consolas" w:eastAsia="Consolas"/>
+          <w:color w:val="auto"/>
+          <w:spacing w:val="0"/>
+          <w:position w:val="0"/>
+          <w:sz w:val="24"/>
+          <w:shd w:fill="auto" w:val="clear"/>
+        </w:rPr>
+        <w:t xml:space="preserve">Нужен заголовочный файл &lt;list&gt;. Список объявляется одной строкой, в угловых скобках указывается тип хранимых элементов. В одном списке лежат разные фигуры, поэтому хранятся не сами объекты, а указатели на общий базовый класс Point — так работает полиморфизм (способность одного вызова приводить к разным действиям в зависимости от настоящего типа объекта):</w:t>
+      </w:r>
+    </w:p>
+    <w:p>
+      <w:pPr>
+        <w:keepLines w:val="true"/>
+        <w:spacing w:before="0" w:after="160" w:line="240"/>
+        <w:ind w:right="0" w:left="709" w:firstLine="0"/>
+        <w:jc w:val="left"/>
+        <w:rPr>
+          <w:rFonts w:ascii="Consolas" w:hAnsi="Consolas" w:cs="Consolas" w:eastAsia="Consolas"/>
+          <w:color w:val="auto"/>
+          <w:spacing w:val="0"/>
+          <w:position w:val="0"/>
+          <w:sz w:val="24"/>
+          <w:shd w:fill="auto" w:val="clear"/>
+        </w:rPr>
+      </w:pPr>
+      <w:r>
+        <w:rPr>
+          <w:rFonts w:ascii="Consolas" w:hAnsi="Consolas" w:cs="Consolas" w:eastAsia="Consolas"/>
+          <w:color w:val="auto"/>
+          <w:spacing w:val="0"/>
+          <w:position w:val="0"/>
+          <w:sz w:val="21"/>
+          <w:shd w:fill="auto" w:val="clear"/>
+        </w:rPr>
+        <w:t xml:space="preserve">#include &lt;list&gt;</w:t>
+        <w:br/>
+        <w:t xml:space="preserve">#include &lt;memory&gt;</w:t>
+        <w:br/>
+        <w:t xml:space="preserve"/>
+        <w:br/>
+        <w:t xml:space="preserve">typedef std::shared_ptr&lt;Point&gt; FigurePtr;   /* указатель на любую фигуру */</w:t>
+        <w:br/>
+        <w:t xml:space="preserve"/>
+        <w:br/>
+        <w:t xml:space="preserve">std::list&lt;FigurePtr&gt; figures;</w:t>
+        <w:br/>
+        <w:t xml:space="preserve"/>
+        <w:br/>
+        <w:t xml:space="preserve">for (std::size_t i = 0; i &lt; loaded.size(); ++i) {</w:t>
+        <w:br/>
+        <w:t xml:space="preserve">    figures.push_back(loaded[i]);   /* новый элемент в конец списка */</w:t>
+        <w:br/>
+        <w:t xml:space="preserve">}</w:t>
+      </w:r>
+    </w:p>
+    <w:p>
+      <w:pPr>
+        <w:spacing w:before="0" w:after="160" w:line="276"/>
+        <w:ind w:right="0" w:left="0" w:firstLine="0"/>
+        <w:jc w:val="left"/>
+        <w:rPr>
+          <w:rFonts w:ascii="Consolas" w:hAnsi="Consolas" w:cs="Consolas" w:eastAsia="Consolas"/>
+          <w:color w:val="auto"/>
+          <w:spacing w:val="0"/>
+          <w:position w:val="0"/>
+          <w:sz w:val="24"/>
+          <w:shd w:fill="auto" w:val="clear"/>
+        </w:rPr>
+      </w:pPr>
+      <w:r>
+        <w:rPr>
+          <w:rFonts w:ascii="Consolas" w:hAnsi="Consolas" w:cs="Consolas" w:eastAsia="Consolas"/>
+          <w:color w:val="auto"/>
+          <w:spacing w:val="0"/>
+          <w:position w:val="0"/>
+          <w:sz w:val="24"/>
+          <w:shd w:fill="auto" w:val="clear"/>
+        </w:rPr>
+        <w:t xml:space="preserve">push_back добавляет в конец, push_front — в начало, front и back возвращают первый и последний элементы, size — число элементов, empty — пуст ли список. Ни одна из этих операций не зависит от длины списка.</w:t>
+      </w:r>
+    </w:p>
+    <w:p>
+      <w:pPr>
+        <w:keepNext w:val="true"/>
+        <w:spacing w:before="60" w:after="160" w:line="276"/>
+        <w:ind w:right="0" w:left="0" w:firstLine="0"/>
+        <w:jc w:val="left"/>
+        <w:rPr>
+          <w:rFonts w:ascii="Consolas" w:hAnsi="Consolas" w:cs="Consolas" w:eastAsia="Consolas"/>
+          <w:b/>
+          <w:color w:val="000000"/>
+          <w:spacing w:val="0"/>
+          <w:position w:val="0"/>
+          <w:sz w:val="28"/>
+          <w:shd w:fill="auto" w:val="clear"/>
+        </w:rPr>
+      </w:pPr>
+      <w:r>
+        <w:rPr>
+          <w:rFonts w:ascii="Consolas" w:hAnsi="Consolas" w:cs="Consolas" w:eastAsia="Consolas"/>
+          <w:b/>
+          <w:color w:val="000000"/>
+          <w:spacing w:val="0"/>
+          <w:position w:val="0"/>
+          <w:sz w:val="28"/>
+          <w:shd w:fill="auto" w:val="clear"/>
+        </w:rPr>
+        <w:t xml:space="preserve">Проход по списку: итераторы</w:t>
+      </w:r>
+    </w:p>
+    <w:p>
+      <w:pPr>
+        <w:spacing w:before="0" w:after="160" w:line="276"/>
+        <w:ind w:right="0" w:left="0" w:firstLine="0"/>
+        <w:jc w:val="left"/>
+        <w:rPr>
+          <w:rFonts w:ascii="Consolas" w:hAnsi="Consolas" w:cs="Consolas" w:eastAsia="Consolas"/>
+          <w:color w:val="auto"/>
+          <w:spacing w:val="0"/>
+          <w:position w:val="0"/>
+          <w:sz w:val="24"/>
+          <w:shd w:fill="auto" w:val="clear"/>
+        </w:rPr>
+      </w:pPr>
+      <w:r>
+        <w:rPr>
+          <w:rFonts w:ascii="Consolas" w:hAnsi="Consolas" w:cs="Consolas" w:eastAsia="Consolas"/>
+          <w:color w:val="auto"/>
+          <w:spacing w:val="0"/>
+          <w:position w:val="0"/>
+          <w:sz w:val="24"/>
+          <w:shd w:fill="auto" w:val="clear"/>
+        </w:rPr>
+        <w:t xml:space="preserve">Итератор (iterator — перебиратель) — объект, который указывает на элемент контейнера и умеет переходить к соседнему. Его разыменовывают (*it — получить сам элемент), сдвигают (++it) и сравнивают с другим итератором. Записи вида figures[3] у списка нет — перебор идёт только итератором:</w:t>
+      </w:r>
+    </w:p>
+    <w:p>
+      <w:pPr>
+        <w:keepLines w:val="true"/>
+        <w:spacing w:before="0" w:after="160" w:line="240"/>
+        <w:ind w:right="0" w:left="709" w:firstLine="0"/>
+        <w:jc w:val="left"/>
+        <w:rPr>
+          <w:rFonts w:ascii="Consolas" w:hAnsi="Consolas" w:cs="Consolas" w:eastAsia="Consolas"/>
+          <w:color w:val="auto"/>
+          <w:spacing w:val="0"/>
+          <w:position w:val="0"/>
+          <w:sz w:val="24"/>
+          <w:shd w:fill="auto" w:val="clear"/>
+        </w:rPr>
+      </w:pPr>
+      <w:r>
+        <w:rPr>
+          <w:rFonts w:ascii="Consolas" w:hAnsi="Consolas" w:cs="Consolas" w:eastAsia="Consolas"/>
+          <w:color w:val="auto"/>
+          <w:spacing w:val="0"/>
+          <w:position w:val="0"/>
+          <w:sz w:val="21"/>
+          <w:shd w:fill="auto" w:val="clear"/>
+        </w:rPr>
+        <w:t xml:space="preserve">for (std::list&lt;FigurePtr&gt;::const_iterator it = figures.begin();</w:t>
+        <w:br/>
+        <w:t xml:space="preserve">     it != figures.end(); ++it) {</w:t>
+        <w:br/>
+        <w:t xml:space="preserve">    (*it)-&gt;print(std::cout);       /* у каждой фигуры свой вывод */</w:t>
+        <w:br/>
+        <w:t xml:space="preserve">}</w:t>
+      </w:r>
+    </w:p>
+    <w:p>
+      <w:pPr>
+        <w:spacing w:before="0" w:after="160" w:line="276"/>
+        <w:ind w:right="0" w:left="0" w:firstLine="0"/>
+        <w:jc w:val="left"/>
+        <w:rPr>
+          <w:rFonts w:ascii="Consolas" w:hAnsi="Consolas" w:cs="Consolas" w:eastAsia="Consolas"/>
+          <w:color w:val="auto"/>
+          <w:spacing w:val="0"/>
+          <w:position w:val="0"/>
+          <w:sz w:val="24"/>
+          <w:shd w:fill="auto" w:val="clear"/>
+        </w:rPr>
+      </w:pPr>
+      <w:r>
+        <w:rPr>
+          <w:rFonts w:ascii="Consolas" w:hAnsi="Consolas" w:cs="Consolas" w:eastAsia="Consolas"/>
+          <w:color w:val="auto"/>
+          <w:spacing w:val="0"/>
+          <w:position w:val="0"/>
+          <w:sz w:val="24"/>
+          <w:shd w:fill="auto" w:val="clear"/>
+        </w:rPr>
+        <w:t xml:space="preserve">const_iterator — итератор, через который элементы можно только читать. Звёздочка даёт сам элемент списка (указатель на фигуру), а стрелка вызывает метод объекта, на который он указывает. Диапазон задаётся парой итераторов [first, last): last указывает уже за последний элемент, поэтому цикл заканчивается по условию it != end(), а не it &lt;= end().</w:t>
+      </w:r>
+    </w:p>
+    <w:p>
+      <w:pPr>
+        <w:spacing w:before="0" w:after="160" w:line="276"/>
+        <w:ind w:right="0" w:left="0" w:firstLine="0"/>
+        <w:jc w:val="left"/>
+        <w:rPr>
+          <w:rFonts w:ascii="Consolas" w:hAnsi="Consolas" w:cs="Consolas" w:eastAsia="Consolas"/>
+          <w:color w:val="auto"/>
+          <w:spacing w:val="0"/>
+          <w:position w:val="0"/>
+          <w:sz w:val="24"/>
+          <w:shd w:fill="auto" w:val="clear"/>
+        </w:rPr>
+      </w:pPr>
+      <w:r>
+        <w:rPr>
+          <w:rFonts w:ascii="Consolas" w:hAnsi="Consolas" w:cs="Consolas" w:eastAsia="Consolas"/>
+          <w:color w:val="auto"/>
+          <w:spacing w:val="0"/>
+          <w:position w:val="0"/>
+          <w:sz w:val="24"/>
+          <w:shd w:fill="auto" w:val="clear"/>
+        </w:rPr>
+        <w:t xml:space="preserve">Двунаправленность проверяется обратным проходом: тот же список читается от конца к началу обратным итератором, который получают методами rbegin и rend.</w:t>
+      </w:r>
+    </w:p>
+    <w:p>
+      <w:pPr>
+        <w:keepLines w:val="true"/>
+        <w:spacing w:before="0" w:after="160" w:line="240"/>
+        <w:ind w:right="0" w:left="709" w:firstLine="0"/>
+        <w:jc w:val="left"/>
+        <w:rPr>
+          <w:rFonts w:ascii="Consolas" w:hAnsi="Consolas" w:cs="Consolas" w:eastAsia="Consolas"/>
+          <w:color w:val="auto"/>
+          <w:spacing w:val="0"/>
+          <w:position w:val="0"/>
+          <w:sz w:val="24"/>
+          <w:shd w:fill="auto" w:val="clear"/>
+        </w:rPr>
+      </w:pPr>
+      <w:r>
+        <w:rPr>
+          <w:rFonts w:ascii="Consolas" w:hAnsi="Consolas" w:cs="Consolas" w:eastAsia="Consolas"/>
+          <w:color w:val="auto"/>
+          <w:spacing w:val="0"/>
+          <w:position w:val="0"/>
+          <w:sz w:val="21"/>
+          <w:shd w:fill="auto" w:val="clear"/>
+        </w:rPr>
+        <w:t xml:space="preserve">for (std::list&lt;FigurePtr&gt;::const_reverse_iterator it = figures.rbegin();</w:t>
+        <w:br/>
+        <w:t xml:space="preserve">     it != figures.rend(); ++it) {</w:t>
+        <w:br/>
+        <w:t xml:space="preserve">    std::cout &lt;&lt; volume_of(*it) &lt;&lt; ' ';</w:t>
+        <w:br/>
+        <w:t xml:space="preserve">}</w:t>
+      </w:r>
+    </w:p>
+    <w:p>
+      <w:pPr>
+        <w:spacing w:before="0" w:after="160" w:line="276"/>
+        <w:ind w:right="0" w:left="0" w:firstLine="0"/>
+        <w:jc w:val="left"/>
+        <w:rPr>
+          <w:rFonts w:ascii="Consolas" w:hAnsi="Consolas" w:cs="Consolas" w:eastAsia="Consolas"/>
+          <w:color w:val="auto"/>
+          <w:spacing w:val="0"/>
+          <w:position w:val="0"/>
+          <w:sz w:val="24"/>
+          <w:shd w:fill="auto" w:val="clear"/>
+        </w:rPr>
+      </w:pPr>
+      <w:r>
+        <w:rPr>
+          <w:rFonts w:ascii="Consolas" w:hAnsi="Consolas" w:cs="Consolas" w:eastAsia="Consolas"/>
+          <w:color w:val="auto"/>
+          <w:spacing w:val="0"/>
+          <w:position w:val="0"/>
+          <w:sz w:val="24"/>
+          <w:shd w:fill="auto" w:val="clear"/>
+        </w:rPr>
+        <w:t xml:space="preserve">Итераторы разных контейнеров умеют разное. У вектора итератор произвольного доступа (random access): к нему можно прибавить число и сразу попасть на нужный элемент, потому что элементы лежат подряд. У списка итератор двунаправленный (bidirectional): он шагает только вперёд и назад, по одному элементу. Это различие объясняет следующий раздел.</w:t>
+      </w:r>
+    </w:p>
+    <w:p>
+      <w:pPr>
+        <w:keepNext w:val="true"/>
+        <w:spacing w:before="60" w:after="160" w:line="276"/>
+        <w:ind w:right="0" w:left="0" w:firstLine="0"/>
+        <w:jc w:val="left"/>
+        <w:rPr>
+          <w:rFonts w:ascii="Consolas" w:hAnsi="Consolas" w:cs="Consolas" w:eastAsia="Consolas"/>
+          <w:b/>
+          <w:color w:val="000000"/>
+          <w:spacing w:val="0"/>
+          <w:position w:val="0"/>
+          <w:sz w:val="28"/>
+          <w:shd w:fill="auto" w:val="clear"/>
+        </w:rPr>
+      </w:pPr>
+      <w:r>
+        <w:rPr>
+          <w:rFonts w:ascii="Consolas" w:hAnsi="Consolas" w:cs="Consolas" w:eastAsia="Consolas"/>
+          <w:b/>
+          <w:color w:val="000000"/>
+          <w:spacing w:val="0"/>
+          <w:position w:val="0"/>
+          <w:sz w:val="28"/>
+          <w:shd w:fill="auto" w:val="clear"/>
+        </w:rPr>
+        <w:t xml:space="preserve">Упорядочивание по площади и по объёму</w:t>
+      </w:r>
+    </w:p>
+    <w:p>
+      <w:pPr>
+        <w:spacing w:before="0" w:after="160" w:line="276"/>
+        <w:ind w:right="0" w:left="0" w:firstLine="0"/>
+        <w:jc w:val="left"/>
+        <w:rPr>
+          <w:rFonts w:ascii="Consolas" w:hAnsi="Consolas" w:cs="Consolas" w:eastAsia="Consolas"/>
+          <w:color w:val="auto"/>
+          <w:spacing w:val="0"/>
+          <w:position w:val="0"/>
+          <w:sz w:val="24"/>
+          <w:shd w:fill="auto" w:val="clear"/>
+        </w:rPr>
+      </w:pPr>
+      <w:r>
+        <w:rPr>
+          <w:rFonts w:ascii="Consolas" w:hAnsi="Consolas" w:cs="Consolas" w:eastAsia="Consolas"/>
+          <w:color w:val="auto"/>
+          <w:spacing w:val="0"/>
+          <w:position w:val="0"/>
+          <w:sz w:val="24"/>
+          <w:shd w:fill="auto" w:val="clear"/>
+        </w:rPr>
+        <w:t xml:space="preserve">Порядок задаётся функцией сравнения: она получает два элемента и возвращает true, если первый должен стоять раньше. Площадь и объём не хранятся в полях, а считаются методами; у точки площади нет, у точки и круга нет объёма, поэтому для них возвращается ноль:</w:t>
+      </w:r>
+    </w:p>
+    <w:p>
+      <w:pPr>
+        <w:keepLines w:val="true"/>
+        <w:spacing w:before="0" w:after="160" w:line="240"/>
+        <w:ind w:right="0" w:left="709" w:firstLine="0"/>
+        <w:jc w:val="left"/>
+        <w:rPr>
+          <w:rFonts w:ascii="Consolas" w:hAnsi="Consolas" w:cs="Consolas" w:eastAsia="Consolas"/>
+          <w:color w:val="auto"/>
+          <w:spacing w:val="0"/>
+          <w:position w:val="0"/>
+          <w:sz w:val="24"/>
+          <w:shd w:fill="auto" w:val="clear"/>
+        </w:rPr>
+      </w:pPr>
+      <w:r>
+        <w:rPr>
+          <w:rFonts w:ascii="Consolas" w:hAnsi="Consolas" w:cs="Consolas" w:eastAsia="Consolas"/>
+          <w:color w:val="auto"/>
+          <w:spacing w:val="0"/>
+          <w:position w:val="0"/>
+          <w:sz w:val="21"/>
+          <w:shd w:fill="auto" w:val="clear"/>
+        </w:rPr>
+        <w:t xml:space="preserve">bool less_by_area(const FigurePtr &amp;left, const FigurePtr &amp;right) {</w:t>
+        <w:br/>
+        <w:t xml:space="preserve">    return area_of(left) &lt; area_of(right);</w:t>
+        <w:br/>
+        <w:t xml:space="preserve">}</w:t>
+        <w:br/>
+        <w:t xml:space="preserve"/>
+        <w:br/>
+        <w:t xml:space="preserve">bool less_by_volume(const FigurePtr &amp;left, const FigurePtr &amp;right) {</w:t>
+        <w:br/>
+        <w:t xml:space="preserve">    return volume_of(left) &lt; volume_of(right);</w:t>
+        <w:br/>
+        <w:t xml:space="preserve">}</w:t>
+        <w:br/>
+        <w:t xml:space="preserve"/>
+        <w:br/>
+        <w:t xml:space="preserve">figures.sort(less_by_area);      /* порядок по площади основания */</w:t>
+        <w:br/>
+        <w:t xml:space="preserve">figures.sort(less_by_volume);    /* порядок по объёму */</w:t>
+      </w:r>
+    </w:p>
+    <w:p>
+      <w:pPr>
+        <w:spacing w:before="0" w:after="160" w:line="276"/>
+        <w:ind w:right="0" w:left="0" w:firstLine="0"/>
+        <w:jc w:val="left"/>
+        <w:rPr>
+          <w:rFonts w:ascii="Consolas" w:hAnsi="Consolas" w:cs="Consolas" w:eastAsia="Consolas"/>
+          <w:color w:val="auto"/>
+          <w:spacing w:val="0"/>
+          <w:position w:val="0"/>
+          <w:sz w:val="24"/>
+          <w:shd w:fill="auto" w:val="clear"/>
+        </w:rPr>
+      </w:pPr>
+      <w:r>
+        <w:rPr>
+          <w:rFonts w:ascii="Consolas" w:hAnsi="Consolas" w:cs="Consolas" w:eastAsia="Consolas"/>
+          <w:color w:val="auto"/>
+          <w:spacing w:val="0"/>
+          <w:position w:val="0"/>
+          <w:sz w:val="24"/>
+          <w:shd w:fill="auto" w:val="clear"/>
+        </w:rPr>
+        <w:t xml:space="preserve">Вызывается не общий алгоритм std::sort, а собственный метод списка sort. Причина — в итераторах: std::sort прыгает по элементам туда-сюда, а итератор списка так не умеет, и попытка вызвать std::sort для списка просто не соберётся. Метод list::sort реализован сортировкой слиянием: он переставляет ссылки между элементами, не копируя сами объекты, работает за n log n и сохраняет взаимный порядок равных элементов (такую сортировку называют устойчивой).</w:t>
+      </w:r>
+    </w:p>
+    <w:p>
+      <w:pPr>
+        <w:spacing w:before="0" w:after="160" w:line="276"/>
+        <w:ind w:right="0" w:left="0" w:firstLine="0"/>
+        <w:jc w:val="left"/>
+        <w:rPr>
+          <w:rFonts w:ascii="Consolas" w:hAnsi="Consolas" w:cs="Consolas" w:eastAsia="Consolas"/>
+          <w:color w:val="auto"/>
+          <w:spacing w:val="0"/>
+          <w:position w:val="0"/>
+          <w:sz w:val="24"/>
+          <w:shd w:fill="auto" w:val="clear"/>
+        </w:rPr>
+      </w:pPr>
+      <w:r>
+        <w:rPr>
+          <w:rFonts w:ascii="Consolas" w:hAnsi="Consolas" w:cs="Consolas" w:eastAsia="Consolas"/>
+          <w:color w:val="auto"/>
+          <w:spacing w:val="0"/>
+          <w:position w:val="0"/>
+          <w:sz w:val="24"/>
+          <w:shd w:fill="auto" w:val="clear"/>
+        </w:rPr>
+        <w:t xml:space="preserve">Если список уже упорядочен, новый элемент можно сразу поставить на своё место. Поиск места — проход по списку, сама вставка стоит двух переключений ссылок независимо от длины списка:</w:t>
+      </w:r>
+    </w:p>
+    <w:p>
+      <w:pPr>
+        <w:keepLines w:val="true"/>
+        <w:spacing w:before="0" w:after="160" w:line="240"/>
+        <w:ind w:right="0" w:left="709" w:firstLine="0"/>
+        <w:jc w:val="left"/>
+        <w:rPr>
+          <w:rFonts w:ascii="Consolas" w:hAnsi="Consolas" w:cs="Consolas" w:eastAsia="Consolas"/>
+          <w:color w:val="auto"/>
+          <w:spacing w:val="0"/>
+          <w:position w:val="0"/>
+          <w:sz w:val="24"/>
+          <w:shd w:fill="auto" w:val="clear"/>
+        </w:rPr>
+      </w:pPr>
+      <w:r>
+        <w:rPr>
+          <w:rFonts w:ascii="Consolas" w:hAnsi="Consolas" w:cs="Consolas" w:eastAsia="Consolas"/>
+          <w:color w:val="auto"/>
+          <w:spacing w:val="0"/>
+          <w:position w:val="0"/>
+          <w:sz w:val="21"/>
+          <w:shd w:fill="auto" w:val="clear"/>
+        </w:rPr>
+        <w:t xml:space="preserve">void insert_sorted_by_volume(std::list&lt;FigurePtr&gt; &amp;figures, const FigurePtr &amp;value) {</w:t>
+        <w:br/>
+        <w:t xml:space="preserve">    std::list&lt;FigurePtr&gt;::iterator place = figures.begin();</w:t>
+        <w:br/>
+        <w:t xml:space="preserve"/>
+        <w:br/>
+        <w:t xml:space="preserve">    while (place != figures.end() &amp;&amp; volume_of(*place) &lt; volume_of(value)) {</w:t>
+        <w:br/>
+        <w:t xml:space="preserve">        ++place;</w:t>
+        <w:br/>
+        <w:t xml:space="preserve">    }</w:t>
+        <w:br/>
+        <w:t xml:space="preserve">    figures.insert(place, value);   /* insert ставит элемент перед place */</w:t>
+        <w:br/>
+        <w:t xml:space="preserve">}</w:t>
+      </w:r>
+    </w:p>
+    <w:p>
+      <w:pPr>
+        <w:spacing w:before="0" w:after="160" w:line="276"/>
+        <w:ind w:right="0" w:left="0" w:firstLine="0"/>
+        <w:jc w:val="left"/>
+        <w:rPr>
+          <w:rFonts w:ascii="Consolas" w:hAnsi="Consolas" w:cs="Consolas" w:eastAsia="Consolas"/>
+          <w:color w:val="auto"/>
+          <w:spacing w:val="0"/>
+          <w:position w:val="0"/>
+          <w:sz w:val="24"/>
+          <w:shd w:fill="auto" w:val="clear"/>
+        </w:rPr>
+      </w:pPr>
+      <w:r>
+        <w:rPr>
+          <w:rFonts w:ascii="Consolas" w:hAnsi="Consolas" w:cs="Consolas" w:eastAsia="Consolas"/>
+          <w:color w:val="auto"/>
+          <w:spacing w:val="0"/>
+          <w:position w:val="0"/>
+          <w:sz w:val="24"/>
+          <w:shd w:fill="auto" w:val="clear"/>
+        </w:rPr>
+        <w:t xml:space="preserve">Удаление по условию делается одной командой: remove_if проходит список и выбрасывает подходящие элементы, не трогая остальные.</w:t>
+      </w:r>
+    </w:p>
+    <w:p>
+      <w:pPr>
+        <w:keepLines w:val="true"/>
+        <w:spacing w:before="0" w:after="160" w:line="240"/>
+        <w:ind w:right="0" w:left="709" w:firstLine="0"/>
+        <w:jc w:val="left"/>
+        <w:rPr>
+          <w:rFonts w:ascii="Consolas" w:hAnsi="Consolas" w:cs="Consolas" w:eastAsia="Consolas"/>
+          <w:color w:val="auto"/>
+          <w:spacing w:val="0"/>
+          <w:position w:val="0"/>
+          <w:sz w:val="24"/>
+          <w:shd w:fill="auto" w:val="clear"/>
+        </w:rPr>
+      </w:pPr>
+      <w:r>
+        <w:rPr>
+          <w:rFonts w:ascii="Consolas" w:hAnsi="Consolas" w:cs="Consolas" w:eastAsia="Consolas"/>
+          <w:color w:val="auto"/>
+          <w:spacing w:val="0"/>
+          <w:position w:val="0"/>
+          <w:sz w:val="21"/>
+          <w:shd w:fill="auto" w:val="clear"/>
+        </w:rPr>
+        <w:t xml:space="preserve">figures.remove_if(small_volume);    /* убрать фигуры с объёмом меньше порога */</w:t>
+      </w:r>
+    </w:p>
+    <w:p>
+      <w:pPr>
+        <w:keepNext w:val="true"/>
+        <w:spacing w:before="60" w:after="160" w:line="276"/>
+        <w:ind w:right="0" w:left="0" w:firstLine="0"/>
+        <w:jc w:val="left"/>
+        <w:rPr>
+          <w:rFonts w:ascii="Consolas" w:hAnsi="Consolas" w:cs="Consolas" w:eastAsia="Consolas"/>
+          <w:b/>
+          <w:color w:val="000000"/>
+          <w:spacing w:val="0"/>
+          <w:position w:val="0"/>
+          <w:sz w:val="28"/>
+          <w:shd w:fill="auto" w:val="clear"/>
+        </w:rPr>
+      </w:pPr>
+      <w:r>
+        <w:rPr>
+          <w:rFonts w:ascii="Consolas" w:hAnsi="Consolas" w:cs="Consolas" w:eastAsia="Consolas"/>
+          <w:b/>
+          <w:color w:val="000000"/>
+          <w:spacing w:val="0"/>
+          <w:position w:val="0"/>
+          <w:sz w:val="28"/>
+          <w:shd w:fill="auto" w:val="clear"/>
+        </w:rPr>
+        <w:t xml:space="preserve">Что получилось</w:t>
+      </w:r>
+    </w:p>
+    <w:p>
+      <w:pPr>
+        <w:spacing w:before="0" w:after="160" w:line="276"/>
+        <w:ind w:right="0" w:left="0" w:firstLine="0"/>
+        <w:jc w:val="left"/>
+        <w:rPr>
+          <w:rFonts w:ascii="Consolas" w:hAnsi="Consolas" w:cs="Consolas" w:eastAsia="Consolas"/>
+          <w:color w:val="auto"/>
+          <w:spacing w:val="0"/>
+          <w:position w:val="0"/>
+          <w:sz w:val="24"/>
+          <w:shd w:fill="auto" w:val="clear"/>
+        </w:rPr>
+      </w:pPr>
+      <w:r>
+        <w:rPr>
+          <w:rFonts w:ascii="Consolas" w:hAnsi="Consolas" w:cs="Consolas" w:eastAsia="Consolas"/>
+          <w:color w:val="auto"/>
+          <w:spacing w:val="0"/>
+          <w:position w:val="0"/>
+          <w:sz w:val="24"/>
+          <w:shd w:fill="auto" w:val="clear"/>
+        </w:rPr>
+        <w:t xml:space="preserve">Два порядка выходят разными. Заметнее всего это на конусе с широким, но низким основанием (r = 2.80, h = 2.00): по площади основания он предпоследний, а по объёму — только тринадцатый из восемнадцати. Круги в порядке по площади стоят наравне с конусами, а в порядке по объёму уходят в начало списка вместе с точками, потому что объёма у них нет.</w:t>
+      </w:r>
+    </w:p>
+    <w:p>
+      <w:pPr>
+        <w:keepLines w:val="true"/>
+        <w:spacing w:before="0" w:after="160" w:line="276"/>
+        <w:ind w:right="0" w:left="0" w:firstLine="0"/>
+        <w:jc w:val="left"/>
+        <w:rPr>
+          <w:rFonts w:ascii="Consolas" w:hAnsi="Consolas" w:cs="Consolas" w:eastAsia="Consolas"/>
+          <w:color w:val="auto"/>
+          <w:spacing w:val="0"/>
+          <w:position w:val="0"/>
+          <w:sz w:val="24"/>
+          <w:shd w:fill="auto" w:val="clear"/>
+        </w:rPr>
+      </w:pPr>
+      <w:r>
+        <w:rPr>
+          <w:rFonts w:ascii="Consolas" w:hAnsi="Consolas" w:cs="Consolas" w:eastAsia="Consolas"/>
+          <w:i/>
+          <w:color w:val="auto"/>
+          <w:spacing w:val="0"/>
+          <w:position w:val="0"/>
+          <w:sz w:val="24"/>
+          <w:shd w:fill="auto" w:val="clear"/>
+        </w:rPr>
+        <w:t xml:space="preserve">--- Sorted by base area ---</w:t>
+        <w:br/>
+        <w:t xml:space="preserve">  14   Circle    12.50    17.50     2.00        -       12.57           -</w:t>
+        <w:br/>
+        <w:t xml:space="preserve">  15     Cone    19.00     4.00     2.20     9.00       15.21       45.62</w:t>
+        <w:br/>
+        <w:t xml:space="preserve">  16     Cone    14.00    12.00     2.40     8.00       18.10       48.25</w:t>
+        <w:br/>
+        <w:t xml:space="preserve">  17     Cone     3.00     5.50     2.80     2.00       24.63       16.42</w:t>
+        <w:br/>
+        <w:t xml:space="preserve">  18     Cone     9.00     8.00     3.00    10.00       28.27       94.25</w:t>
+        <w:br/>
+        <w:t xml:space="preserve"/>
+        <w:br/>
+        <w:t xml:space="preserve">--- Sorted by volume ---</w:t>
+        <w:br/>
+        <w:t xml:space="preserve">  13     Cone     3.00     5.50     2.80     2.00       24.63       16.42</w:t>
+        <w:br/>
+        <w:t xml:space="preserve">  14     Cone     8.00    17.00     1.70     5.50        9.08       16.65</w:t>
+        <w:br/>
+        <w:t xml:space="preserve">  15     Cone    15.00    15.50     1.80     6.50       10.18       22.05</w:t>
+        <w:br/>
+        <w:t xml:space="preserve">  16     Cone    19.00     4.00     2.20     9.00       15.21       45.62</w:t>
+        <w:br/>
+        <w:t xml:space="preserve">  17     Cone    14.00    12.00     2.40     8.00       18.10       48.25</w:t>
+        <w:br/>
+        <w:t xml:space="preserve">  18     Cone     9.00     8.00     3.00    10.00       28.27       94.25</w:t>
+      </w:r>
+    </w:p>
+    <w:p>
+      <w:pPr>
+        <w:keepNext w:val="true"/>
+        <w:spacing w:before="60" w:after="160" w:line="276"/>
+        <w:ind w:right="0" w:left="0" w:firstLine="0"/>
+        <w:jc w:val="left"/>
+        <w:rPr>
+          <w:rFonts w:ascii="Consolas" w:hAnsi="Consolas" w:cs="Consolas" w:eastAsia="Consolas"/>
+          <w:b/>
+          <w:color w:val="000000"/>
+          <w:spacing w:val="0"/>
+          <w:position w:val="0"/>
+          <w:sz w:val="28"/>
+          <w:shd w:fill="auto" w:val="clear"/>
+        </w:rPr>
+      </w:pPr>
+      <w:r>
+        <w:rPr>
+          <w:rFonts w:ascii="Consolas" w:hAnsi="Consolas" w:cs="Consolas" w:eastAsia="Consolas"/>
+          <w:b/>
+          <w:color w:val="000000"/>
+          <w:spacing w:val="0"/>
+          <w:position w:val="0"/>
+          <w:sz w:val="28"/>
+          <w:shd w:fill="auto" w:val="clear"/>
+        </w:rPr>
+        <w:t xml:space="preserve">Шаблоны: почему один список хранит что угодно</w:t>
+      </w:r>
+    </w:p>
+    <w:p>
+      <w:pPr>
+        <w:spacing w:before="0" w:after="160" w:line="276"/>
+        <w:ind w:right="0" w:left="0" w:firstLine="0"/>
+        <w:jc w:val="left"/>
+        <w:rPr>
+          <w:rFonts w:ascii="Consolas" w:hAnsi="Consolas" w:cs="Consolas" w:eastAsia="Consolas"/>
+          <w:color w:val="auto"/>
+          <w:spacing w:val="0"/>
+          <w:position w:val="0"/>
+          <w:sz w:val="24"/>
+          <w:shd w:fill="auto" w:val="clear"/>
+        </w:rPr>
+      </w:pPr>
+      <w:r>
+        <w:rPr>
+          <w:rFonts w:ascii="Consolas" w:hAnsi="Consolas" w:cs="Consolas" w:eastAsia="Consolas"/>
+          <w:color w:val="auto"/>
+          <w:spacing w:val="0"/>
+          <w:position w:val="0"/>
+          <w:sz w:val="24"/>
+          <w:shd w:fill="auto" w:val="clear"/>
+        </w:rPr>
+        <w:t xml:space="preserve">Шаблон — это код, написанный не для конкретного типа, а для типа, который будет подставлен позже. Объявление начинается словами template &lt;typename T&gt;, где T — имя-заполнитель. Простейший пример — функция, которая возвращает больший из двух объектов:</w:t>
+      </w:r>
+    </w:p>
+    <w:p>
+      <w:pPr>
+        <w:keepLines w:val="true"/>
+        <w:spacing w:before="0" w:after="160" w:line="240"/>
+        <w:ind w:right="0" w:left="709" w:firstLine="0"/>
+        <w:jc w:val="left"/>
+        <w:rPr>
+          <w:rFonts w:ascii="Consolas" w:hAnsi="Consolas" w:cs="Consolas" w:eastAsia="Consolas"/>
+          <w:color w:val="auto"/>
+          <w:spacing w:val="0"/>
+          <w:position w:val="0"/>
+          <w:sz w:val="24"/>
+          <w:shd w:fill="auto" w:val="clear"/>
+        </w:rPr>
+      </w:pPr>
+      <w:r>
+        <w:rPr>
+          <w:rFonts w:ascii="Consolas" w:hAnsi="Consolas" w:cs="Consolas" w:eastAsia="Consolas"/>
+          <w:color w:val="auto"/>
+          <w:spacing w:val="0"/>
+          <w:position w:val="0"/>
+          <w:sz w:val="21"/>
+          <w:shd w:fill="auto" w:val="clear"/>
+        </w:rPr>
+        <w:t xml:space="preserve">template &lt;typename T&gt;</w:t>
+        <w:br/>
+        <w:t xml:space="preserve">T maximum(const T &amp;left, const T &amp;right) {</w:t>
+        <w:br/>
+        <w:t xml:space="preserve">    return (left &lt; right) ? right : left;</w:t>
+        <w:br/>
+        <w:t xml:space="preserve">}</w:t>
+        <w:br/>
+        <w:t xml:space="preserve"/>
+        <w:br/>
+        <w:t xml:space="preserve">int a = maximum(3, 7);             /* T = int, тип выведен сам */</w:t>
+        <w:br/>
+        <w:t xml:space="preserve">double b = maximum(2.5, 1.5);      /* T = double */</w:t>
+      </w:r>
+    </w:p>
+    <w:p>
+      <w:pPr>
+        <w:spacing w:before="0" w:after="160" w:line="276"/>
+        <w:ind w:right="0" w:left="0" w:firstLine="0"/>
+        <w:jc w:val="left"/>
+        <w:rPr>
+          <w:rFonts w:ascii="Consolas" w:hAnsi="Consolas" w:cs="Consolas" w:eastAsia="Consolas"/>
+          <w:color w:val="auto"/>
+          <w:spacing w:val="0"/>
+          <w:position w:val="0"/>
+          <w:sz w:val="24"/>
+          <w:shd w:fill="auto" w:val="clear"/>
+        </w:rPr>
+      </w:pPr>
+      <w:r>
+        <w:rPr>
+          <w:rFonts w:ascii="Consolas" w:hAnsi="Consolas" w:cs="Consolas" w:eastAsia="Consolas"/>
+          <w:color w:val="auto"/>
+          <w:spacing w:val="0"/>
+          <w:position w:val="0"/>
+          <w:sz w:val="24"/>
+          <w:shd w:fill="auto" w:val="clear"/>
+        </w:rPr>
+        <w:t xml:space="preserve">Компилятор по аргументам догадывается, чем является T, и порождает отдельную функцию для каждого нужного типа. Это называется инстанцированием (instantiation — порождение экземпляра): в готовой программе лежат две разные функции, хотя в исходном коде написана одна. Отсюда требование: код шаблона должен быть виден там, где им пользуются, поэтому шаблоны почти всегда пишут прямо в заголовочных файлах.</w:t>
+      </w:r>
+    </w:p>
+    <w:p>
+      <w:pPr>
+        <w:spacing w:before="0" w:after="160" w:line="276"/>
+        <w:ind w:right="0" w:left="0" w:firstLine="0"/>
+        <w:jc w:val="left"/>
+        <w:rPr>
+          <w:rFonts w:ascii="Consolas" w:hAnsi="Consolas" w:cs="Consolas" w:eastAsia="Consolas"/>
+          <w:color w:val="auto"/>
+          <w:spacing w:val="0"/>
+          <w:position w:val="0"/>
+          <w:sz w:val="24"/>
+          <w:shd w:fill="auto" w:val="clear"/>
+        </w:rPr>
+      </w:pPr>
+      <w:r>
+        <w:rPr>
+          <w:rFonts w:ascii="Consolas" w:hAnsi="Consolas" w:cs="Consolas" w:eastAsia="Consolas"/>
+          <w:color w:val="auto"/>
+          <w:spacing w:val="0"/>
+          <w:position w:val="0"/>
+          <w:sz w:val="24"/>
+          <w:shd w:fill="auto" w:val="clear"/>
+        </w:rPr>
+        <w:t xml:space="preserve">Классы шаблонами бывают точно так же. Упрощённо двунаправленный список можно объявить так:</w:t>
+      </w:r>
+    </w:p>
+    <w:p>
+      <w:pPr>
+        <w:keepLines w:val="true"/>
+        <w:spacing w:before="0" w:after="160" w:line="240"/>
+        <w:ind w:right="0" w:left="709" w:firstLine="0"/>
+        <w:jc w:val="left"/>
+        <w:rPr>
+          <w:rFonts w:ascii="Consolas" w:hAnsi="Consolas" w:cs="Consolas" w:eastAsia="Consolas"/>
+          <w:color w:val="auto"/>
+          <w:spacing w:val="0"/>
+          <w:position w:val="0"/>
+          <w:sz w:val="24"/>
+          <w:shd w:fill="auto" w:val="clear"/>
+        </w:rPr>
+      </w:pPr>
+      <w:r>
+        <w:rPr>
+          <w:rFonts w:ascii="Consolas" w:hAnsi="Consolas" w:cs="Consolas" w:eastAsia="Consolas"/>
+          <w:color w:val="auto"/>
+          <w:spacing w:val="0"/>
+          <w:position w:val="0"/>
+          <w:sz w:val="21"/>
+          <w:shd w:fill="auto" w:val="clear"/>
+        </w:rPr>
+        <w:t xml:space="preserve">template &lt;typename T&gt;</w:t>
+        <w:br/>
+        <w:t xml:space="preserve">class List {</w:t>
+        <w:br/>
+        <w:t xml:space="preserve">public:</w:t>
+        <w:br/>
+        <w:t xml:space="preserve">    struct Node {                  /* элемент списка */</w:t>
+        <w:br/>
+        <w:t xml:space="preserve">        T value;                   /* сам объект */</w:t>
+        <w:br/>
+        <w:t xml:space="preserve">        Node *prev;                /* ссылка на предыдущий */</w:t>
+        <w:br/>
+        <w:t xml:space="preserve">        Node *next;                /* ссылка на следующий */</w:t>
+        <w:br/>
+        <w:t xml:space="preserve">    };</w:t>
+        <w:br/>
+        <w:t xml:space="preserve"/>
+        <w:br/>
+        <w:t xml:space="preserve">    void push_back(const T &amp;value);</w:t>
+        <w:br/>
+        <w:t xml:space="preserve">    std::size_t size() const;</w:t>
+        <w:br/>
+        <w:t xml:space="preserve"/>
+        <w:br/>
+        <w:t xml:space="preserve">private:</w:t>
+        <w:br/>
+        <w:t xml:space="preserve">    Node *first_;                  /* заголовок: начало списка */</w:t>
+        <w:br/>
+        <w:t xml:space="preserve">    std::size_t count_;            /* заголовок: число элементов */</w:t>
+        <w:br/>
+        <w:t xml:space="preserve">};</w:t>
+      </w:r>
+    </w:p>
+    <w:p>
+      <w:pPr>
+        <w:spacing w:before="0" w:after="160" w:line="276"/>
+        <w:ind w:right="0" w:left="0" w:firstLine="0"/>
+        <w:jc w:val="left"/>
+        <w:rPr>
+          <w:rFonts w:ascii="Consolas" w:hAnsi="Consolas" w:cs="Consolas" w:eastAsia="Consolas"/>
+          <w:color w:val="auto"/>
+          <w:spacing w:val="0"/>
+          <w:position w:val="0"/>
+          <w:sz w:val="24"/>
+          <w:shd w:fill="auto" w:val="clear"/>
+        </w:rPr>
+      </w:pPr>
+      <w:r>
+        <w:rPr>
+          <w:rFonts w:ascii="Consolas" w:hAnsi="Consolas" w:cs="Consolas" w:eastAsia="Consolas"/>
+          <w:color w:val="auto"/>
+          <w:spacing w:val="0"/>
+          <w:position w:val="0"/>
+          <w:sz w:val="24"/>
+          <w:shd w:fill="auto" w:val="clear"/>
+        </w:rPr>
+        <w:t xml:space="preserve">Именно так устроен и std::list, только с проверками, работой с памятью и итераторами. Тип подставляется в угловых скобках при объявлении переменной, и из одного описания получаются совершенно разные списки:</w:t>
+      </w:r>
+    </w:p>
+    <w:p>
+      <w:pPr>
+        <w:keepLines w:val="true"/>
+        <w:spacing w:before="0" w:after="160" w:line="240"/>
+        <w:ind w:right="0" w:left="709" w:firstLine="0"/>
+        <w:jc w:val="left"/>
+        <w:rPr>
+          <w:rFonts w:ascii="Consolas" w:hAnsi="Consolas" w:cs="Consolas" w:eastAsia="Consolas"/>
+          <w:color w:val="auto"/>
+          <w:spacing w:val="0"/>
+          <w:position w:val="0"/>
+          <w:sz w:val="24"/>
+          <w:shd w:fill="auto" w:val="clear"/>
+        </w:rPr>
+      </w:pPr>
+      <w:r>
+        <w:rPr>
+          <w:rFonts w:ascii="Consolas" w:hAnsi="Consolas" w:cs="Consolas" w:eastAsia="Consolas"/>
+          <w:color w:val="auto"/>
+          <w:spacing w:val="0"/>
+          <w:position w:val="0"/>
+          <w:sz w:val="21"/>
+          <w:shd w:fill="auto" w:val="clear"/>
+        </w:rPr>
+        <w:t xml:space="preserve">std::list&lt;int&gt; numbers;            /* список чисел */</w:t>
+        <w:br/>
+        <w:t xml:space="preserve">std::list&lt;std::string&gt; names;      /* список строк */</w:t>
+        <w:br/>
+        <w:t xml:space="preserve">std::list&lt;FigurePtr&gt; figures;      /* список указателей на фигуры */</w:t>
+      </w:r>
+    </w:p>
+    <w:p>
+      <w:pPr>
+        <w:spacing w:before="0" w:after="160" w:line="276"/>
+        <w:ind w:right="0" w:left="0" w:firstLine="0"/>
+        <w:jc w:val="left"/>
+        <w:rPr>
+          <w:rFonts w:ascii="Consolas" w:hAnsi="Consolas" w:cs="Consolas" w:eastAsia="Consolas"/>
+          <w:color w:val="auto"/>
+          <w:spacing w:val="0"/>
+          <w:position w:val="0"/>
+          <w:sz w:val="24"/>
+          <w:shd w:fill="auto" w:val="clear"/>
+        </w:rPr>
+      </w:pPr>
+      <w:r>
+        <w:rPr>
+          <w:rFonts w:ascii="Consolas" w:hAnsi="Consolas" w:cs="Consolas" w:eastAsia="Consolas"/>
+          <w:color w:val="auto"/>
+          <w:spacing w:val="0"/>
+          <w:position w:val="0"/>
+          <w:sz w:val="24"/>
+          <w:shd w:fill="auto" w:val="clear"/>
+        </w:rPr>
+        <w:t xml:space="preserve">Требования к типу T нигде не перечислены: они возникают из того, что с ним делают. Если в шаблоне написано left &lt; right, то подставленный тип обязан уметь сравниваться — иначе ошибка появится не при объявлении, а при инстанцировании. Поэтому у фигур порядок задан отдельной функцией сравнения: у указателя на Point своего смысла «меньше» нет.</w:t>
+      </w:r>
+    </w:p>
+    <w:p>
+      <w:pPr>
+        <w:spacing w:before="0" w:after="160" w:line="276"/>
+        <w:ind w:right="0" w:left="0" w:firstLine="0"/>
+        <w:jc w:val="left"/>
+        <w:rPr>
+          <w:rFonts w:ascii="Consolas" w:hAnsi="Consolas" w:cs="Consolas" w:eastAsia="Consolas"/>
+          <w:color w:val="auto"/>
+          <w:spacing w:val="0"/>
+          <w:position w:val="0"/>
+          <w:sz w:val="24"/>
+          <w:shd w:fill="auto" w:val="clear"/>
+        </w:rPr>
+      </w:pPr>
+      <w:r>
+        <w:rPr>
+          <w:rFonts w:ascii="Consolas" w:hAnsi="Consolas" w:cs="Consolas" w:eastAsia="Consolas"/>
+          <w:color w:val="auto"/>
+          <w:spacing w:val="0"/>
+          <w:position w:val="0"/>
+          <w:sz w:val="24"/>
+          <w:shd w:fill="auto" w:val="clear"/>
+        </w:rPr>
+        <w:t xml:space="preserve">Шаблонными бывают и отдельные методы, и параметры-числа (например, std::array&lt;double, 3&gt; — массив ровно из трёх чисел, размер известен на этапе компиляции). Общая идея одна: код написан один раз, а работает с любым подходящим типом, и при этом не теряется скорость — подстановка происходит при сборке, а не во время работы программы.</w:t>
+      </w:r>
+    </w:p>
+    <w:p>
+      <w:pPr>
+        <w:keepNext w:val="true"/>
+        <w:spacing w:before="60" w:after="160" w:line="276"/>
+        <w:ind w:right="0" w:left="0" w:firstLine="0"/>
+        <w:jc w:val="left"/>
+        <w:rPr>
+          <w:rFonts w:ascii="Consolas" w:hAnsi="Consolas" w:cs="Consolas" w:eastAsia="Consolas"/>
+          <w:b/>
+          <w:color w:val="000000"/>
+          <w:spacing w:val="0"/>
+          <w:position w:val="0"/>
+          <w:sz w:val="28"/>
+          <w:shd w:fill="auto" w:val="clear"/>
+        </w:rPr>
+      </w:pPr>
+      <w:r>
+        <w:rPr>
+          <w:rFonts w:ascii="Consolas" w:hAnsi="Consolas" w:cs="Consolas" w:eastAsia="Consolas"/>
+          <w:b/>
+          <w:color w:val="000000"/>
+          <w:spacing w:val="0"/>
+          <w:position w:val="0"/>
+          <w:sz w:val="28"/>
+          <w:shd w:fill="auto" w:val="clear"/>
+        </w:rPr>
+        <w:t xml:space="preserve">Список среди остальных контейнеров</w:t>
+      </w:r>
+    </w:p>
+    <w:p>
+      <w:pPr>
+        <w:spacing w:before="0" w:after="160" w:line="276"/>
+        <w:ind w:right="0" w:left="0" w:firstLine="0"/>
+        <w:jc w:val="left"/>
+        <w:rPr>
+          <w:rFonts w:ascii="Consolas" w:hAnsi="Consolas" w:cs="Consolas" w:eastAsia="Consolas"/>
+          <w:color w:val="auto"/>
+          <w:spacing w:val="0"/>
+          <w:position w:val="0"/>
+          <w:sz w:val="24"/>
+          <w:shd w:fill="auto" w:val="clear"/>
+        </w:rPr>
+      </w:pPr>
+      <w:r>
+        <w:rPr>
+          <w:rFonts w:ascii="Consolas" w:hAnsi="Consolas" w:cs="Consolas" w:eastAsia="Consolas"/>
+          <w:color w:val="auto"/>
+          <w:spacing w:val="0"/>
+          <w:position w:val="0"/>
+          <w:sz w:val="24"/>
+          <w:shd w:fill="auto" w:val="clear"/>
+        </w:rPr>
+        <w:t xml:space="preserve">STL (Standard Template Library — библиотека стандартных шаблонов) — часть стандартной библиотеки C++, собранная из трёх согласованных частей: контейнеры (хранилища объектов), итераторы (единый способ их перебирать) и алгоритмы (готовые операции — сортировка, поиск, подсчёт). Контейнеры ничего не знают об алгоритмах, а алгоритмы — о контейнерах; связывают их итераторы, поэтому одна и та же сортировка работает с разными хранилищами.</w:t>
       </w:r>
     </w:p>
     <w:p>
@@ -1548,7 +2620,33 @@
           <w:sz w:val="24"/>
           <w:shd w:fill="auto" w:val="clear"/>
         </w:rPr>
-        <w:t xml:space="preserve">Адаптер (adapter — переходник) — не самостоятельное хранилище, а надстройка над контейнером, которая оставляет только нужные операции: stack (стек — кладём и снимаем с одного конца), queue (очередь — кладём в конец, берём из начала), priority_queue (первым выдаётся наибольший элемент).</w:t>
+        <w:t xml:space="preserve">Отдельно стоят адаптеры (adapter — переходник): это не самостоятельные хранилища, а надстройки над контейнером, которые оставляют только нужные операции — stack (кладём и снимаем с одного конца), queue (кладём в конец, берём из начала), priority_queue (первым выдаётся наибольший элемент).</w:t>
+      </w:r>
+    </w:p>
+    <w:p>
+      <w:pPr>
+        <w:spacing w:before="0" w:after="160" w:line="276"/>
+        <w:ind w:right="0" w:left="0" w:firstLine="0"/>
+        <w:jc w:val="left"/>
+        <w:rPr>
+          <w:rFonts w:ascii="Consolas" w:hAnsi="Consolas" w:cs="Consolas" w:eastAsia="Consolas"/>
+          <w:color w:val="auto"/>
+          <w:spacing w:val="0"/>
+          <w:position w:val="0"/>
+          <w:sz w:val="24"/>
+          <w:shd w:fill="auto" w:val="clear"/>
+        </w:rPr>
+      </w:pPr>
+      <w:r>
+        <w:rPr>
+          <w:rFonts w:ascii="Consolas" w:hAnsi="Consolas" w:cs="Consolas" w:eastAsia="Consolas"/>
+          <w:color w:val="auto"/>
+          <w:spacing w:val="0"/>
+          <w:position w:val="0"/>
+          <w:sz w:val="24"/>
+          <w:shd w:fill="auto" w:val="clear"/>
+        </w:rPr>
+        <w:t xml:space="preserve">Список выгоден, когда элементы добавляются и удаляются по одному, а доступ к ним последовательный: фигуры создаются при чтении файла и потом упорядочиваются целиком. Вектор выгоден, когда нужен доступ по номеру и важна скорость перебора: его элементы лежат в памяти подряд, и процессор читает их заметно быстрее. Часто в одной задаче нужны оба: матрица попарных расстояний n на n — это вектор векторов с доступом по номерам, а очередь точек при обходе — адаптер queue.</w:t>
       </w:r>
     </w:p>
     <w:p>
@@ -1577,1139 +2675,6 @@
           <w:sz w:val="28"/>
           <w:shd w:fill="auto" w:val="clear"/>
         </w:rPr>
-        <w:t xml:space="preserve">Итераторы</w:t>
-      </w:r>
-    </w:p>
-    <w:p>
-      <w:pPr>
-        <w:spacing w:before="0" w:after="160" w:line="276"/>
-        <w:ind w:right="0" w:left="0" w:firstLine="0"/>
-        <w:jc w:val="left"/>
-        <w:rPr>
-          <w:rFonts w:ascii="Consolas" w:hAnsi="Consolas" w:cs="Consolas" w:eastAsia="Consolas"/>
-          <w:color w:val="auto"/>
-          <w:spacing w:val="0"/>
-          <w:position w:val="0"/>
-          <w:sz w:val="24"/>
-          <w:shd w:fill="auto" w:val="clear"/>
-        </w:rPr>
-      </w:pPr>
-      <w:r>
-        <w:rPr>
-          <w:rFonts w:ascii="Consolas" w:hAnsi="Consolas" w:cs="Consolas" w:eastAsia="Consolas"/>
-          <w:color w:val="auto"/>
-          <w:spacing w:val="0"/>
-          <w:position w:val="0"/>
-          <w:sz w:val="24"/>
-          <w:shd w:fill="auto" w:val="clear"/>
-        </w:rPr>
-        <w:t xml:space="preserve">Итератор — объект, который указывает на элемент контейнера и умеет переходить к соседнему. Его разыменовывают (*it — получить сам элемент), сдвигают (++it) и сравнивают с другим итератором.</w:t>
-      </w:r>
-    </w:p>
-    <w:p>
-      <w:pPr>
-        <w:spacing w:before="0" w:after="160" w:line="276"/>
-        <w:ind w:right="0" w:left="0" w:firstLine="0"/>
-        <w:jc w:val="left"/>
-        <w:rPr>
-          <w:rFonts w:ascii="Consolas" w:hAnsi="Consolas" w:cs="Consolas" w:eastAsia="Consolas"/>
-          <w:color w:val="auto"/>
-          <w:spacing w:val="0"/>
-          <w:position w:val="0"/>
-          <w:sz w:val="24"/>
-          <w:shd w:fill="auto" w:val="clear"/>
-        </w:rPr>
-      </w:pPr>
-      <w:r>
-        <w:rPr>
-          <w:rFonts w:ascii="Consolas" w:hAnsi="Consolas" w:cs="Consolas" w:eastAsia="Consolas"/>
-          <w:color w:val="auto"/>
-          <w:spacing w:val="0"/>
-          <w:position w:val="0"/>
-          <w:sz w:val="24"/>
-          <w:shd w:fill="auto" w:val="clear"/>
-        </w:rPr>
-        <w:t xml:space="preserve">Диапазон задаётся парой итераторов [first, last): last указывает уже за последний элемент, поэтому цикл заканчивается по условию it != end(), а не it &lt;= end().</w:t>
-      </w:r>
-    </w:p>
-    <w:p>
-      <w:pPr>
-        <w:spacing w:before="0" w:after="160" w:line="276"/>
-        <w:ind w:right="0" w:left="0" w:firstLine="0"/>
-        <w:jc w:val="left"/>
-        <w:rPr>
-          <w:rFonts w:ascii="Consolas" w:hAnsi="Consolas" w:cs="Consolas" w:eastAsia="Consolas"/>
-          <w:color w:val="auto"/>
-          <w:spacing w:val="0"/>
-          <w:position w:val="0"/>
-          <w:sz w:val="24"/>
-          <w:shd w:fill="auto" w:val="clear"/>
-        </w:rPr>
-      </w:pPr>
-      <w:r>
-        <w:rPr>
-          <w:rFonts w:ascii="Consolas" w:hAnsi="Consolas" w:cs="Consolas" w:eastAsia="Consolas"/>
-          <w:color w:val="auto"/>
-          <w:spacing w:val="0"/>
-          <w:position w:val="0"/>
-          <w:sz w:val="24"/>
-          <w:shd w:fill="auto" w:val="clear"/>
-        </w:rPr>
-        <w:t xml:space="preserve">Итераторы различаются тем, что умеют. У вектора итератор произвольного доступа (random access): к нему можно прибавить число и сразу попасть на нужный элемент. У списка итератор двунаправленный (bidirectional): он умеет шагать только вперёд и назад, по одному элементу. Отсюда следствие: общий алгоритм std::sort со списком работать не будет.</w:t>
-      </w:r>
-    </w:p>
-    <w:p>
-      <w:pPr>
-        <w:keepNext w:val="true"/>
-        <w:spacing w:before="60" w:after="160" w:line="276"/>
-        <w:ind w:right="0" w:left="0" w:firstLine="0"/>
-        <w:jc w:val="left"/>
-        <w:rPr>
-          <w:rFonts w:ascii="Consolas" w:hAnsi="Consolas" w:cs="Consolas" w:eastAsia="Consolas"/>
-          <w:b/>
-          <w:color w:val="000000"/>
-          <w:spacing w:val="0"/>
-          <w:position w:val="0"/>
-          <w:sz w:val="28"/>
-          <w:shd w:fill="auto" w:val="clear"/>
-        </w:rPr>
-      </w:pPr>
-      <w:r>
-        <w:rPr>
-          <w:rFonts w:ascii="Consolas" w:hAnsi="Consolas" w:cs="Consolas" w:eastAsia="Consolas"/>
-          <w:b/>
-          <w:color w:val="000000"/>
-          <w:spacing w:val="0"/>
-          <w:position w:val="0"/>
-          <w:sz w:val="28"/>
-          <w:shd w:fill="auto" w:val="clear"/>
-        </w:rPr>
-        <w:t xml:space="preserve">Алгоритмы</w:t>
-      </w:r>
-    </w:p>
-    <w:p>
-      <w:pPr>
-        <w:spacing w:before="0" w:after="160" w:line="276"/>
-        <w:ind w:right="0" w:left="0" w:firstLine="0"/>
-        <w:jc w:val="left"/>
-        <w:rPr>
-          <w:rFonts w:ascii="Consolas" w:hAnsi="Consolas" w:cs="Consolas" w:eastAsia="Consolas"/>
-          <w:color w:val="auto"/>
-          <w:spacing w:val="0"/>
-          <w:position w:val="0"/>
-          <w:sz w:val="24"/>
-          <w:shd w:fill="auto" w:val="clear"/>
-        </w:rPr>
-      </w:pPr>
-      <w:r>
-        <w:rPr>
-          <w:rFonts w:ascii="Consolas" w:hAnsi="Consolas" w:cs="Consolas" w:eastAsia="Consolas"/>
-          <w:color w:val="auto"/>
-          <w:spacing w:val="0"/>
-          <w:position w:val="0"/>
-          <w:sz w:val="24"/>
-          <w:shd w:fill="auto" w:val="clear"/>
-        </w:rPr>
-        <w:t xml:space="preserve">Готовые операции лежат в заголовочных файлах &lt;algorithm&gt; и &lt;numeric&gt;: sort и stable_sort (упорядочить), find_if (найти первый подходящий элемент), count_if (сосчитать подходящие), max_element и min_element (найти крайний по заданному правилу), accumulate (накопить сумму), remove_if (убрать подходящие).</w:t>
-      </w:r>
-    </w:p>
-    <w:p>
-      <w:pPr>
-        <w:spacing w:before="0" w:after="160" w:line="276"/>
-        <w:ind w:right="0" w:left="0" w:firstLine="0"/>
-        <w:jc w:val="left"/>
-        <w:rPr>
-          <w:rFonts w:ascii="Consolas" w:hAnsi="Consolas" w:cs="Consolas" w:eastAsia="Consolas"/>
-          <w:color w:val="auto"/>
-          <w:spacing w:val="0"/>
-          <w:position w:val="0"/>
-          <w:sz w:val="24"/>
-          <w:shd w:fill="auto" w:val="clear"/>
-        </w:rPr>
-      </w:pPr>
-      <w:r>
-        <w:rPr>
-          <w:rFonts w:ascii="Consolas" w:hAnsi="Consolas" w:cs="Consolas" w:eastAsia="Consolas"/>
-          <w:color w:val="auto"/>
-          <w:spacing w:val="0"/>
-          <w:position w:val="0"/>
-          <w:sz w:val="24"/>
-          <w:shd w:fill="auto" w:val="clear"/>
-        </w:rPr>
-        <w:t xml:space="preserve">Правило сравнения или отбора передаётся отдельным аргументом, поэтому одна и та же сортировка упорядочивает и по площади, и по объёму.</w:t>
-      </w:r>
-    </w:p>
-    <w:p>
-      <w:pPr>
-        <w:keepNext w:val="true"/>
-        <w:spacing w:before="60" w:after="160" w:line="276"/>
-        <w:ind w:right="0" w:left="0" w:firstLine="0"/>
-        <w:jc w:val="left"/>
-        <w:rPr>
-          <w:rFonts w:ascii="Consolas" w:hAnsi="Consolas" w:cs="Consolas" w:eastAsia="Consolas"/>
-          <w:b/>
-          <w:color w:val="000000"/>
-          <w:spacing w:val="0"/>
-          <w:position w:val="0"/>
-          <w:sz w:val="28"/>
-          <w:shd w:fill="auto" w:val="clear"/>
-        </w:rPr>
-      </w:pPr>
-      <w:r>
-        <w:rPr>
-          <w:rFonts w:ascii="Consolas" w:hAnsi="Consolas" w:cs="Consolas" w:eastAsia="Consolas"/>
-          <w:b/>
-          <w:color w:val="000000"/>
-          <w:spacing w:val="0"/>
-          <w:position w:val="0"/>
-          <w:sz w:val="28"/>
-          <w:shd w:fill="auto" w:val="clear"/>
-        </w:rPr>
-        <w:t xml:space="preserve">Двунаправленный список: устройство</w:t>
-      </w:r>
-    </w:p>
-    <w:p>
-      <w:pPr>
-        <w:spacing w:before="0" w:after="160" w:line="276"/>
-        <w:ind w:right="0" w:left="0" w:firstLine="0"/>
-        <w:jc w:val="left"/>
-        <w:rPr>
-          <w:rFonts w:ascii="Consolas" w:hAnsi="Consolas" w:cs="Consolas" w:eastAsia="Consolas"/>
-          <w:color w:val="auto"/>
-          <w:spacing w:val="0"/>
-          <w:position w:val="0"/>
-          <w:sz w:val="24"/>
-          <w:shd w:fill="auto" w:val="clear"/>
-        </w:rPr>
-      </w:pPr>
-      <w:r>
-        <w:rPr>
-          <w:rFonts w:ascii="Consolas" w:hAnsi="Consolas" w:cs="Consolas" w:eastAsia="Consolas"/>
-          <w:color w:val="auto"/>
-          <w:spacing w:val="0"/>
-          <w:position w:val="0"/>
-          <w:sz w:val="24"/>
-          <w:shd w:fill="auto" w:val="clear"/>
-        </w:rPr>
-        <w:t xml:space="preserve">Двунаправленный (двусвязный) список состоит из заголовка и элементов. Заголовок хранит указатель на первый элемент и число элементов n. Каждый элемент хранит три вещи: сам объект, ссылку на предыдущий элемент и ссылку на следующий.</w:t>
-      </w:r>
-    </w:p>
-    <w:p>
-      <w:pPr>
-        <w:keepLines w:val="true"/>
-        <w:spacing w:before="0" w:after="160" w:line="276"/>
-        <w:ind w:right="0" w:left="0" w:firstLine="0"/>
-        <w:jc w:val="left"/>
-        <w:rPr>
-          <w:rFonts w:ascii="Consolas" w:hAnsi="Consolas" w:cs="Consolas" w:eastAsia="Consolas"/>
-          <w:color w:val="auto"/>
-          <w:spacing w:val="0"/>
-          <w:position w:val="0"/>
-          <w:sz w:val="24"/>
-          <w:shd w:fill="auto" w:val="clear"/>
-        </w:rPr>
-      </w:pPr>
-      <w:r>
-        <w:rPr>
-          <w:rFonts w:ascii="Consolas" w:hAnsi="Consolas" w:cs="Consolas" w:eastAsia="Consolas"/>
-          <w:i/>
-          <w:color w:val="auto"/>
-          <w:spacing w:val="0"/>
-          <w:position w:val="0"/>
-          <w:sz w:val="24"/>
-          <w:shd w:fill="auto" w:val="clear"/>
-        </w:rPr>
-        <w:t xml:space="preserve">[заголовок: n = 3, first] --&gt; [Cone A] &lt;--&gt; [Cone B] &lt;--&gt; [Cone C]</w:t>
-      </w:r>
-    </w:p>
-    <w:p>
-      <w:pPr>
-        <w:spacing w:before="0" w:after="160" w:line="276"/>
-        <w:ind w:right="0" w:left="0" w:firstLine="0"/>
-        <w:jc w:val="left"/>
-        <w:rPr>
-          <w:rFonts w:ascii="Consolas" w:hAnsi="Consolas" w:cs="Consolas" w:eastAsia="Consolas"/>
-          <w:color w:val="auto"/>
-          <w:spacing w:val="0"/>
-          <w:position w:val="0"/>
-          <w:sz w:val="24"/>
-          <w:shd w:fill="auto" w:val="clear"/>
-        </w:rPr>
-      </w:pPr>
-      <w:r>
-        <w:rPr>
-          <w:rFonts w:ascii="Consolas" w:hAnsi="Consolas" w:cs="Consolas" w:eastAsia="Consolas"/>
-          <w:color w:val="auto"/>
-          <w:spacing w:val="0"/>
-          <w:position w:val="0"/>
-          <w:sz w:val="24"/>
-          <w:shd w:fill="auto" w:val="clear"/>
-        </w:rPr>
-        <w:t xml:space="preserve">Из такого устройства следуют все свойства списка:</w:t>
-      </w:r>
-    </w:p>
-    <w:p>
-      <w:pPr>
-        <w:spacing w:before="0" w:after="80" w:line="276"/>
-        <w:ind w:right="0" w:left="567" w:hanging="425"/>
-        <w:jc w:val="left"/>
-        <w:rPr>
-          <w:rFonts w:ascii="Consolas" w:hAnsi="Consolas" w:cs="Consolas" w:eastAsia="Consolas"/>
-          <w:color w:val="auto"/>
-          <w:spacing w:val="0"/>
-          <w:position w:val="0"/>
-          <w:sz w:val="24"/>
-          <w:shd w:fill="auto" w:val="clear"/>
-        </w:rPr>
-      </w:pPr>
-      <w:r>
-        <w:rPr>
-          <w:rFonts w:ascii="Consolas" w:hAnsi="Consolas" w:cs="Consolas" w:eastAsia="Consolas"/>
-          <w:color w:val="auto"/>
-          <w:spacing w:val="0"/>
-          <w:position w:val="0"/>
-          <w:sz w:val="24"/>
-          <w:shd w:fill="auto" w:val="clear"/>
-        </w:rPr>
-        <w:t xml:space="preserve">1) по списку можно идти в обе стороны — от начала и от конца;</w:t>
-      </w:r>
-    </w:p>
-    <w:p>
-      <w:pPr>
-        <w:spacing w:before="0" w:after="80" w:line="276"/>
-        <w:ind w:right="0" w:left="567" w:hanging="425"/>
-        <w:jc w:val="left"/>
-        <w:rPr>
-          <w:rFonts w:ascii="Consolas" w:hAnsi="Consolas" w:cs="Consolas" w:eastAsia="Consolas"/>
-          <w:color w:val="auto"/>
-          <w:spacing w:val="0"/>
-          <w:position w:val="0"/>
-          <w:sz w:val="24"/>
-          <w:shd w:fill="auto" w:val="clear"/>
-        </w:rPr>
-      </w:pPr>
-      <w:r>
-        <w:rPr>
-          <w:rFonts w:ascii="Consolas" w:hAnsi="Consolas" w:cs="Consolas" w:eastAsia="Consolas"/>
-          <w:color w:val="auto"/>
-          <w:spacing w:val="0"/>
-          <w:position w:val="0"/>
-          <w:sz w:val="24"/>
-          <w:shd w:fill="auto" w:val="clear"/>
-        </w:rPr>
-        <w:t xml:space="preserve">2) вставка и удаление сводятся к переключению двух ссылок: соседние элементы не сдвигаются и не копируются;</w:t>
-      </w:r>
-    </w:p>
-    <w:p>
-      <w:pPr>
-        <w:spacing w:before="0" w:after="80" w:line="276"/>
-        <w:ind w:right="0" w:left="567" w:hanging="425"/>
-        <w:jc w:val="left"/>
-        <w:rPr>
-          <w:rFonts w:ascii="Consolas" w:hAnsi="Consolas" w:cs="Consolas" w:eastAsia="Consolas"/>
-          <w:color w:val="auto"/>
-          <w:spacing w:val="0"/>
-          <w:position w:val="0"/>
-          <w:sz w:val="24"/>
-          <w:shd w:fill="auto" w:val="clear"/>
-        </w:rPr>
-      </w:pPr>
-      <w:r>
-        <w:rPr>
-          <w:rFonts w:ascii="Consolas" w:hAnsi="Consolas" w:cs="Consolas" w:eastAsia="Consolas"/>
-          <w:color w:val="auto"/>
-          <w:spacing w:val="0"/>
-          <w:position w:val="0"/>
-          <w:sz w:val="24"/>
-          <w:shd w:fill="auto" w:val="clear"/>
-        </w:rPr>
-        <w:t xml:space="preserve">3) обращения по номеру нет — чтобы добраться до пятого элемента, нужно пройти через четыре предыдущих;</w:t>
-      </w:r>
-    </w:p>
-    <w:p>
-      <w:pPr>
-        <w:spacing w:before="0" w:after="160" w:line="276"/>
-        <w:ind w:right="0" w:left="567" w:hanging="425"/>
-        <w:jc w:val="left"/>
-        <w:rPr>
-          <w:rFonts w:ascii="Consolas" w:hAnsi="Consolas" w:cs="Consolas" w:eastAsia="Consolas"/>
-          <w:color w:val="auto"/>
-          <w:spacing w:val="0"/>
-          <w:position w:val="0"/>
-          <w:sz w:val="24"/>
-          <w:shd w:fill="auto" w:val="clear"/>
-        </w:rPr>
-      </w:pPr>
-      <w:r>
-        <w:rPr>
-          <w:rFonts w:ascii="Consolas" w:hAnsi="Consolas" w:cs="Consolas" w:eastAsia="Consolas"/>
-          <w:color w:val="auto"/>
-          <w:spacing w:val="0"/>
-          <w:position w:val="0"/>
-          <w:sz w:val="24"/>
-          <w:shd w:fill="auto" w:val="clear"/>
-        </w:rPr>
-        <w:t xml:space="preserve">4) на каждый элемент тратится дополнительная память под две ссылки.</w:t>
-      </w:r>
-    </w:p>
-    <w:p>
-      <w:pPr>
-        <w:spacing w:before="0" w:after="160" w:line="276"/>
-        <w:ind w:right="0" w:left="0" w:firstLine="0"/>
-        <w:jc w:val="left"/>
-        <w:rPr>
-          <w:rFonts w:ascii="Consolas" w:hAnsi="Consolas" w:cs="Consolas" w:eastAsia="Consolas"/>
-          <w:color w:val="auto"/>
-          <w:spacing w:val="0"/>
-          <w:position w:val="0"/>
-          <w:sz w:val="24"/>
-          <w:shd w:fill="auto" w:val="clear"/>
-        </w:rPr>
-      </w:pPr>
-      <w:r>
-        <w:rPr>
-          <w:rFonts w:ascii="Consolas" w:hAnsi="Consolas" w:cs="Consolas" w:eastAsia="Consolas"/>
-          <w:color w:val="auto"/>
-          <w:spacing w:val="0"/>
-          <w:position w:val="0"/>
-          <w:sz w:val="24"/>
-          <w:shd w:fill="auto" w:val="clear"/>
-        </w:rPr>
-        <w:t xml:space="preserve">В стандартном std::list список замкнут в кольцо через служебный элемент, а число элементов хранится в заголовке, поэтому size() выполняется мгновенно. Адреса объектов при вставках, удалениях и сортировке не меняются — переставляются только ссылки.</w:t>
-      </w:r>
-    </w:p>
-    <w:p>
-      <w:pPr>
-        <w:keepNext w:val="true"/>
-        <w:spacing w:before="60" w:after="160" w:line="276"/>
-        <w:ind w:right="0" w:left="0" w:firstLine="0"/>
-        <w:jc w:val="left"/>
-        <w:rPr>
-          <w:rFonts w:ascii="Consolas" w:hAnsi="Consolas" w:cs="Consolas" w:eastAsia="Consolas"/>
-          <w:b/>
-          <w:color w:val="000000"/>
-          <w:spacing w:val="0"/>
-          <w:position w:val="0"/>
-          <w:sz w:val="28"/>
-          <w:shd w:fill="auto" w:val="clear"/>
-        </w:rPr>
-      </w:pPr>
-      <w:r>
-        <w:rPr>
-          <w:rFonts w:ascii="Consolas" w:hAnsi="Consolas" w:cs="Consolas" w:eastAsia="Consolas"/>
-          <w:b/>
-          <w:color w:val="000000"/>
-          <w:spacing w:val="0"/>
-          <w:position w:val="0"/>
-          <w:sz w:val="28"/>
-          <w:shd w:fill="auto" w:val="clear"/>
-        </w:rPr>
-        <w:t xml:space="preserve">Создание списка и добавление объектов</w:t>
-      </w:r>
-    </w:p>
-    <w:p>
-      <w:pPr>
-        <w:spacing w:before="0" w:after="160" w:line="276"/>
-        <w:ind w:right="0" w:left="0" w:firstLine="0"/>
-        <w:jc w:val="left"/>
-        <w:rPr>
-          <w:rFonts w:ascii="Consolas" w:hAnsi="Consolas" w:cs="Consolas" w:eastAsia="Consolas"/>
-          <w:color w:val="auto"/>
-          <w:spacing w:val="0"/>
-          <w:position w:val="0"/>
-          <w:sz w:val="24"/>
-          <w:shd w:fill="auto" w:val="clear"/>
-        </w:rPr>
-      </w:pPr>
-      <w:r>
-        <w:rPr>
-          <w:rFonts w:ascii="Consolas" w:hAnsi="Consolas" w:cs="Consolas" w:eastAsia="Consolas"/>
-          <w:color w:val="auto"/>
-          <w:spacing w:val="0"/>
-          <w:position w:val="0"/>
-          <w:sz w:val="24"/>
-          <w:shd w:fill="auto" w:val="clear"/>
-        </w:rPr>
-        <w:t xml:space="preserve">Нужен заголовочный файл &lt;list&gt;. Список объявляется одной строкой, а объекты добавляются по мере создания. В одном списке лежат разные фигуры, поэтому хранятся не сами объекты, а указатели на общий базовый класс Point — так работает полиморфизм:</w:t>
-      </w:r>
-    </w:p>
-    <w:p>
-      <w:pPr>
-        <w:keepLines w:val="true"/>
-        <w:spacing w:before="0" w:after="160" w:line="240"/>
-        <w:ind w:right="0" w:left="709" w:firstLine="0"/>
-        <w:jc w:val="left"/>
-        <w:rPr>
-          <w:rFonts w:ascii="Consolas" w:hAnsi="Consolas" w:cs="Consolas" w:eastAsia="Consolas"/>
-          <w:color w:val="auto"/>
-          <w:spacing w:val="0"/>
-          <w:position w:val="0"/>
-          <w:sz w:val="24"/>
-          <w:shd w:fill="auto" w:val="clear"/>
-        </w:rPr>
-      </w:pPr>
-      <w:r>
-        <w:rPr>
-          <w:rFonts w:ascii="Consolas" w:hAnsi="Consolas" w:cs="Consolas" w:eastAsia="Consolas"/>
-          <w:color w:val="auto"/>
-          <w:spacing w:val="0"/>
-          <w:position w:val="0"/>
-          <w:sz w:val="21"/>
-          <w:shd w:fill="auto" w:val="clear"/>
-        </w:rPr>
-        <w:t xml:space="preserve">#include &lt;list&gt;</w:t>
-        <w:br/>
-        <w:t xml:space="preserve">#include &lt;memory&gt;</w:t>
-        <w:br/>
-        <w:t xml:space="preserve"/>
-        <w:br/>
-        <w:t xml:space="preserve">typedef std::shared_ptr&lt;Point&gt; FigurePtr;   /* указатель на любую фигуру */</w:t>
-        <w:br/>
-        <w:t xml:space="preserve"/>
-        <w:br/>
-        <w:t xml:space="preserve">std::list&lt;FigurePtr&gt; figures;</w:t>
-        <w:br/>
-        <w:t xml:space="preserve"/>
-        <w:br/>
-        <w:t xml:space="preserve">for (std::size_t i = 0; i &lt; loaded.size(); ++i) {</w:t>
-        <w:br/>
-        <w:t xml:space="preserve">    figures.push_back(loaded[i]);   /* новый элемент в конец списка */</w:t>
-        <w:br/>
-        <w:t xml:space="preserve">}</w:t>
-      </w:r>
-    </w:p>
-    <w:p>
-      <w:pPr>
-        <w:spacing w:before="0" w:after="160" w:line="276"/>
-        <w:ind w:right="0" w:left="0" w:firstLine="0"/>
-        <w:jc w:val="left"/>
-        <w:rPr>
-          <w:rFonts w:ascii="Consolas" w:hAnsi="Consolas" w:cs="Consolas" w:eastAsia="Consolas"/>
-          <w:color w:val="auto"/>
-          <w:spacing w:val="0"/>
-          <w:position w:val="0"/>
-          <w:sz w:val="24"/>
-          <w:shd w:fill="auto" w:val="clear"/>
-        </w:rPr>
-      </w:pPr>
-      <w:r>
-        <w:rPr>
-          <w:rFonts w:ascii="Consolas" w:hAnsi="Consolas" w:cs="Consolas" w:eastAsia="Consolas"/>
-          <w:color w:val="auto"/>
-          <w:spacing w:val="0"/>
-          <w:position w:val="0"/>
-          <w:sz w:val="24"/>
-          <w:shd w:fill="auto" w:val="clear"/>
-        </w:rPr>
-        <w:t xml:space="preserve">push_back добавляет в конец, push_front — в начало, front и back возвращают первый и последний элементы, size — число элементов, empty — пуст ли список.</w:t>
-      </w:r>
-    </w:p>
-    <w:p>
-      <w:pPr>
-        <w:spacing w:before="0" w:after="160" w:line="276"/>
-        <w:ind w:right="0" w:left="0" w:firstLine="0"/>
-        <w:jc w:val="left"/>
-        <w:rPr>
-          <w:rFonts w:ascii="Consolas" w:hAnsi="Consolas" w:cs="Consolas" w:eastAsia="Consolas"/>
-          <w:color w:val="auto"/>
-          <w:spacing w:val="0"/>
-          <w:position w:val="0"/>
-          <w:sz w:val="24"/>
-          <w:shd w:fill="auto" w:val="clear"/>
-        </w:rPr>
-      </w:pPr>
-      <w:r>
-        <w:rPr>
-          <w:rFonts w:ascii="Consolas" w:hAnsi="Consolas" w:cs="Consolas" w:eastAsia="Consolas"/>
-          <w:color w:val="auto"/>
-          <w:spacing w:val="0"/>
-          <w:position w:val="0"/>
-          <w:sz w:val="24"/>
-          <w:shd w:fill="auto" w:val="clear"/>
-        </w:rPr>
-        <w:t xml:space="preserve">Перебор идёт итератором; записи вида cones[3] у списка нет:</w:t>
-      </w:r>
-    </w:p>
-    <w:p>
-      <w:pPr>
-        <w:keepLines w:val="true"/>
-        <w:spacing w:before="0" w:after="160" w:line="240"/>
-        <w:ind w:right="0" w:left="709" w:firstLine="0"/>
-        <w:jc w:val="left"/>
-        <w:rPr>
-          <w:rFonts w:ascii="Consolas" w:hAnsi="Consolas" w:cs="Consolas" w:eastAsia="Consolas"/>
-          <w:color w:val="auto"/>
-          <w:spacing w:val="0"/>
-          <w:position w:val="0"/>
-          <w:sz w:val="24"/>
-          <w:shd w:fill="auto" w:val="clear"/>
-        </w:rPr>
-      </w:pPr>
-      <w:r>
-        <w:rPr>
-          <w:rFonts w:ascii="Consolas" w:hAnsi="Consolas" w:cs="Consolas" w:eastAsia="Consolas"/>
-          <w:color w:val="auto"/>
-          <w:spacing w:val="0"/>
-          <w:position w:val="0"/>
-          <w:sz w:val="21"/>
-          <w:shd w:fill="auto" w:val="clear"/>
-        </w:rPr>
-        <w:t xml:space="preserve">for (std::list&lt;FigurePtr&gt;::const_iterator it = figures.begin();</w:t>
-        <w:br/>
-        <w:t xml:space="preserve">     it != figures.end(); ++it) {</w:t>
-        <w:br/>
-        <w:t xml:space="preserve">    (*it)-&gt;print(std::cout);       /* у каждой фигуры свой вывод */</w:t>
-        <w:br/>
-        <w:t xml:space="preserve">}</w:t>
-      </w:r>
-    </w:p>
-    <w:p>
-      <w:pPr>
-        <w:spacing w:before="0" w:after="160" w:line="276"/>
-        <w:ind w:right="0" w:left="0" w:firstLine="0"/>
-        <w:jc w:val="left"/>
-        <w:rPr>
-          <w:rFonts w:ascii="Consolas" w:hAnsi="Consolas" w:cs="Consolas" w:eastAsia="Consolas"/>
-          <w:color w:val="auto"/>
-          <w:spacing w:val="0"/>
-          <w:position w:val="0"/>
-          <w:sz w:val="24"/>
-          <w:shd w:fill="auto" w:val="clear"/>
-        </w:rPr>
-      </w:pPr>
-      <w:r>
-        <w:rPr>
-          <w:rFonts w:ascii="Consolas" w:hAnsi="Consolas" w:cs="Consolas" w:eastAsia="Consolas"/>
-          <w:color w:val="auto"/>
-          <w:spacing w:val="0"/>
-          <w:position w:val="0"/>
-          <w:sz w:val="24"/>
-          <w:shd w:fill="auto" w:val="clear"/>
-        </w:rPr>
-        <w:t xml:space="preserve">const_iterator — итератор, через который элементы можно только читать. Звёздочка даёт сам элемент списка (указатель на фигуру), а стрелка вызывает метод объекта, на который он указывает.</w:t>
-      </w:r>
-    </w:p>
-    <w:p>
-      <w:pPr>
-        <w:keepNext w:val="true"/>
-        <w:spacing w:before="60" w:after="160" w:line="276"/>
-        <w:ind w:right="0" w:left="0" w:firstLine="0"/>
-        <w:jc w:val="left"/>
-        <w:rPr>
-          <w:rFonts w:ascii="Consolas" w:hAnsi="Consolas" w:cs="Consolas" w:eastAsia="Consolas"/>
-          <w:b/>
-          <w:color w:val="000000"/>
-          <w:spacing w:val="0"/>
-          <w:position w:val="0"/>
-          <w:sz w:val="28"/>
-          <w:shd w:fill="auto" w:val="clear"/>
-        </w:rPr>
-      </w:pPr>
-      <w:r>
-        <w:rPr>
-          <w:rFonts w:ascii="Consolas" w:hAnsi="Consolas" w:cs="Consolas" w:eastAsia="Consolas"/>
-          <w:b/>
-          <w:color w:val="000000"/>
-          <w:spacing w:val="0"/>
-          <w:position w:val="0"/>
-          <w:sz w:val="28"/>
-          <w:shd w:fill="auto" w:val="clear"/>
-        </w:rPr>
-        <w:t xml:space="preserve">Упорядочивание по площади и по объёму</w:t>
-      </w:r>
-    </w:p>
-    <w:p>
-      <w:pPr>
-        <w:spacing w:before="0" w:after="160" w:line="276"/>
-        <w:ind w:right="0" w:left="0" w:firstLine="0"/>
-        <w:jc w:val="left"/>
-        <w:rPr>
-          <w:rFonts w:ascii="Consolas" w:hAnsi="Consolas" w:cs="Consolas" w:eastAsia="Consolas"/>
-          <w:color w:val="auto"/>
-          <w:spacing w:val="0"/>
-          <w:position w:val="0"/>
-          <w:sz w:val="24"/>
-          <w:shd w:fill="auto" w:val="clear"/>
-        </w:rPr>
-      </w:pPr>
-      <w:r>
-        <w:rPr>
-          <w:rFonts w:ascii="Consolas" w:hAnsi="Consolas" w:cs="Consolas" w:eastAsia="Consolas"/>
-          <w:color w:val="auto"/>
-          <w:spacing w:val="0"/>
-          <w:position w:val="0"/>
-          <w:sz w:val="24"/>
-          <w:shd w:fill="auto" w:val="clear"/>
-        </w:rPr>
-        <w:t xml:space="preserve">Порядок задаётся функцией сравнения: она получает два элемента и возвращает true, если первый должен стоять раньше. Площадь и объём не хранятся в полях, а считаются методами; у точки площади нет, у точки и круга нет объёма, поэтому для них возвращается ноль:</w:t>
-      </w:r>
-    </w:p>
-    <w:p>
-      <w:pPr>
-        <w:keepLines w:val="true"/>
-        <w:spacing w:before="0" w:after="160" w:line="240"/>
-        <w:ind w:right="0" w:left="709" w:firstLine="0"/>
-        <w:jc w:val="left"/>
-        <w:rPr>
-          <w:rFonts w:ascii="Consolas" w:hAnsi="Consolas" w:cs="Consolas" w:eastAsia="Consolas"/>
-          <w:color w:val="auto"/>
-          <w:spacing w:val="0"/>
-          <w:position w:val="0"/>
-          <w:sz w:val="24"/>
-          <w:shd w:fill="auto" w:val="clear"/>
-        </w:rPr>
-      </w:pPr>
-      <w:r>
-        <w:rPr>
-          <w:rFonts w:ascii="Consolas" w:hAnsi="Consolas" w:cs="Consolas" w:eastAsia="Consolas"/>
-          <w:color w:val="auto"/>
-          <w:spacing w:val="0"/>
-          <w:position w:val="0"/>
-          <w:sz w:val="21"/>
-          <w:shd w:fill="auto" w:val="clear"/>
-        </w:rPr>
-        <w:t xml:space="preserve">bool less_by_area(const FigurePtr &amp;left, const FigurePtr &amp;right) {</w:t>
-        <w:br/>
-        <w:t xml:space="preserve">    return area_of(left) &lt; area_of(right);</w:t>
-        <w:br/>
-        <w:t xml:space="preserve">}</w:t>
-        <w:br/>
-        <w:t xml:space="preserve"/>
-        <w:br/>
-        <w:t xml:space="preserve">bool less_by_volume(const FigurePtr &amp;left, const FigurePtr &amp;right) {</w:t>
-        <w:br/>
-        <w:t xml:space="preserve">    return volume_of(left) &lt; volume_of(right);</w:t>
-        <w:br/>
-        <w:t xml:space="preserve">}</w:t>
-        <w:br/>
-        <w:t xml:space="preserve"/>
-        <w:br/>
-        <w:t xml:space="preserve">figures.sort(less_by_area);      /* порядок по площади основания */</w:t>
-        <w:br/>
-        <w:t xml:space="preserve">figures.sort(less_by_volume);    /* порядок по объёму */</w:t>
-      </w:r>
-    </w:p>
-    <w:p>
-      <w:pPr>
-        <w:spacing w:before="0" w:after="160" w:line="276"/>
-        <w:ind w:right="0" w:left="0" w:firstLine="0"/>
-        <w:jc w:val="left"/>
-        <w:rPr>
-          <w:rFonts w:ascii="Consolas" w:hAnsi="Consolas" w:cs="Consolas" w:eastAsia="Consolas"/>
-          <w:color w:val="auto"/>
-          <w:spacing w:val="0"/>
-          <w:position w:val="0"/>
-          <w:sz w:val="24"/>
-          <w:shd w:fill="auto" w:val="clear"/>
-        </w:rPr>
-      </w:pPr>
-      <w:r>
-        <w:rPr>
-          <w:rFonts w:ascii="Consolas" w:hAnsi="Consolas" w:cs="Consolas" w:eastAsia="Consolas"/>
-          <w:color w:val="auto"/>
-          <w:spacing w:val="0"/>
-          <w:position w:val="0"/>
-          <w:sz w:val="24"/>
-          <w:shd w:fill="auto" w:val="clear"/>
-        </w:rPr>
-        <w:t xml:space="preserve">Вызывается не общий алгоритм std::sort, а собственный метод списка sort. Причина в итераторах: std::sort прыгает по элементам туда-сюда, а итератор списка так не умеет. Метод list::sort реализован сортировкой слиянием: он переставляет ссылки между элементами, не копируя сами объекты, работает за n log n и сохраняет взаимный порядок равных элементов (такую сортировку называют устойчивой).</w:t>
-      </w:r>
-    </w:p>
-    <w:p>
-      <w:pPr>
-        <w:spacing w:before="0" w:after="160" w:line="276"/>
-        <w:ind w:right="0" w:left="0" w:firstLine="0"/>
-        <w:jc w:val="left"/>
-        <w:rPr>
-          <w:rFonts w:ascii="Consolas" w:hAnsi="Consolas" w:cs="Consolas" w:eastAsia="Consolas"/>
-          <w:color w:val="auto"/>
-          <w:spacing w:val="0"/>
-          <w:position w:val="0"/>
-          <w:sz w:val="24"/>
-          <w:shd w:fill="auto" w:val="clear"/>
-        </w:rPr>
-      </w:pPr>
-      <w:r>
-        <w:rPr>
-          <w:rFonts w:ascii="Consolas" w:hAnsi="Consolas" w:cs="Consolas" w:eastAsia="Consolas"/>
-          <w:color w:val="auto"/>
-          <w:spacing w:val="0"/>
-          <w:position w:val="0"/>
-          <w:sz w:val="24"/>
-          <w:shd w:fill="auto" w:val="clear"/>
-        </w:rPr>
-        <w:t xml:space="preserve">Если список уже упорядочен, новый элемент можно сразу поставить на своё место. Поиск места — проход по списку, сама вставка стоит двух переключений ссылок независимо от длины списка:</w:t>
-      </w:r>
-    </w:p>
-    <w:p>
-      <w:pPr>
-        <w:keepLines w:val="true"/>
-        <w:spacing w:before="0" w:after="160" w:line="240"/>
-        <w:ind w:right="0" w:left="709" w:firstLine="0"/>
-        <w:jc w:val="left"/>
-        <w:rPr>
-          <w:rFonts w:ascii="Consolas" w:hAnsi="Consolas" w:cs="Consolas" w:eastAsia="Consolas"/>
-          <w:color w:val="auto"/>
-          <w:spacing w:val="0"/>
-          <w:position w:val="0"/>
-          <w:sz w:val="24"/>
-          <w:shd w:fill="auto" w:val="clear"/>
-        </w:rPr>
-      </w:pPr>
-      <w:r>
-        <w:rPr>
-          <w:rFonts w:ascii="Consolas" w:hAnsi="Consolas" w:cs="Consolas" w:eastAsia="Consolas"/>
-          <w:color w:val="auto"/>
-          <w:spacing w:val="0"/>
-          <w:position w:val="0"/>
-          <w:sz w:val="21"/>
-          <w:shd w:fill="auto" w:val="clear"/>
-        </w:rPr>
-        <w:t xml:space="preserve">void insert_sorted_by_volume(std::list&lt;FigurePtr&gt; &amp;figures, const FigurePtr &amp;value) {</w:t>
-        <w:br/>
-        <w:t xml:space="preserve">    std::list&lt;FigurePtr&gt;::iterator place = figures.begin();</w:t>
-        <w:br/>
-        <w:t xml:space="preserve"/>
-        <w:br/>
-        <w:t xml:space="preserve">    while (place != figures.end() &amp;&amp; volume_of(*place) &lt; volume_of(value)) {</w:t>
-        <w:br/>
-        <w:t xml:space="preserve">        ++place;</w:t>
-        <w:br/>
-        <w:t xml:space="preserve">    }</w:t>
-        <w:br/>
-        <w:t xml:space="preserve">    figures.insert(place, value);   /* insert ставит элемент перед place */</w:t>
-        <w:br/>
-        <w:t xml:space="preserve">}</w:t>
-      </w:r>
-    </w:p>
-    <w:p>
-      <w:pPr>
-        <w:spacing w:before="0" w:after="160" w:line="276"/>
-        <w:ind w:right="0" w:left="0" w:firstLine="0"/>
-        <w:jc w:val="left"/>
-        <w:rPr>
-          <w:rFonts w:ascii="Consolas" w:hAnsi="Consolas" w:cs="Consolas" w:eastAsia="Consolas"/>
-          <w:color w:val="auto"/>
-          <w:spacing w:val="0"/>
-          <w:position w:val="0"/>
-          <w:sz w:val="24"/>
-          <w:shd w:fill="auto" w:val="clear"/>
-        </w:rPr>
-      </w:pPr>
-      <w:r>
-        <w:rPr>
-          <w:rFonts w:ascii="Consolas" w:hAnsi="Consolas" w:cs="Consolas" w:eastAsia="Consolas"/>
-          <w:color w:val="auto"/>
-          <w:spacing w:val="0"/>
-          <w:position w:val="0"/>
-          <w:sz w:val="24"/>
-          <w:shd w:fill="auto" w:val="clear"/>
-        </w:rPr>
-        <w:t xml:space="preserve">Удаление по условию делается одной командой: remove_if проходит список и выбрасывает подходящие элементы, не трогая остальные.</w:t>
-      </w:r>
-    </w:p>
-    <w:p>
-      <w:pPr>
-        <w:keepLines w:val="true"/>
-        <w:spacing w:before="0" w:after="160" w:line="240"/>
-        <w:ind w:right="0" w:left="709" w:firstLine="0"/>
-        <w:jc w:val="left"/>
-        <w:rPr>
-          <w:rFonts w:ascii="Consolas" w:hAnsi="Consolas" w:cs="Consolas" w:eastAsia="Consolas"/>
-          <w:color w:val="auto"/>
-          <w:spacing w:val="0"/>
-          <w:position w:val="0"/>
-          <w:sz w:val="24"/>
-          <w:shd w:fill="auto" w:val="clear"/>
-        </w:rPr>
-      </w:pPr>
-      <w:r>
-        <w:rPr>
-          <w:rFonts w:ascii="Consolas" w:hAnsi="Consolas" w:cs="Consolas" w:eastAsia="Consolas"/>
-          <w:color w:val="auto"/>
-          <w:spacing w:val="0"/>
-          <w:position w:val="0"/>
-          <w:sz w:val="21"/>
-          <w:shd w:fill="auto" w:val="clear"/>
-        </w:rPr>
-        <w:t xml:space="preserve">figures.remove_if(small_volume);    /* убрать фигуры с объёмом меньше порога */</w:t>
-      </w:r>
-    </w:p>
-    <w:p>
-      <w:pPr>
-        <w:keepNext w:val="true"/>
-        <w:spacing w:before="60" w:after="160" w:line="276"/>
-        <w:ind w:right="0" w:left="0" w:firstLine="0"/>
-        <w:jc w:val="left"/>
-        <w:rPr>
-          <w:rFonts w:ascii="Consolas" w:hAnsi="Consolas" w:cs="Consolas" w:eastAsia="Consolas"/>
-          <w:b/>
-          <w:color w:val="000000"/>
-          <w:spacing w:val="0"/>
-          <w:position w:val="0"/>
-          <w:sz w:val="28"/>
-          <w:shd w:fill="auto" w:val="clear"/>
-        </w:rPr>
-      </w:pPr>
-      <w:r>
-        <w:rPr>
-          <w:rFonts w:ascii="Consolas" w:hAnsi="Consolas" w:cs="Consolas" w:eastAsia="Consolas"/>
-          <w:b/>
-          <w:color w:val="000000"/>
-          <w:spacing w:val="0"/>
-          <w:position w:val="0"/>
-          <w:sz w:val="28"/>
-          <w:shd w:fill="auto" w:val="clear"/>
-        </w:rPr>
-        <w:t xml:space="preserve">Результат</w:t>
-      </w:r>
-    </w:p>
-    <w:p>
-      <w:pPr>
-        <w:spacing w:before="0" w:after="160" w:line="276"/>
-        <w:ind w:right="0" w:left="0" w:firstLine="0"/>
-        <w:jc w:val="left"/>
-        <w:rPr>
-          <w:rFonts w:ascii="Consolas" w:hAnsi="Consolas" w:cs="Consolas" w:eastAsia="Consolas"/>
-          <w:color w:val="auto"/>
-          <w:spacing w:val="0"/>
-          <w:position w:val="0"/>
-          <w:sz w:val="24"/>
-          <w:shd w:fill="auto" w:val="clear"/>
-        </w:rPr>
-      </w:pPr>
-      <w:r>
-        <w:rPr>
-          <w:rFonts w:ascii="Consolas" w:hAnsi="Consolas" w:cs="Consolas" w:eastAsia="Consolas"/>
-          <w:color w:val="auto"/>
-          <w:spacing w:val="0"/>
-          <w:position w:val="0"/>
-          <w:sz w:val="24"/>
-          <w:shd w:fill="auto" w:val="clear"/>
-        </w:rPr>
-        <w:t xml:space="preserve">Два порядка получаются разными. Заметнее всего это на конусе с широким, но низким основанием (r = 2.80, h = 2.00): по площади основания он предпоследний, а по объёму — только тринадцатый из восемнадцати. Круги в порядке по площади стоят наравне с конусами, а в порядке по объёму уходят в начало списка вместе с точками, потому что объёма у них нет.</w:t>
-      </w:r>
-    </w:p>
-    <w:p>
-      <w:pPr>
-        <w:keepLines w:val="true"/>
-        <w:spacing w:before="0" w:after="160" w:line="276"/>
-        <w:ind w:right="0" w:left="0" w:firstLine="0"/>
-        <w:jc w:val="left"/>
-        <w:rPr>
-          <w:rFonts w:ascii="Consolas" w:hAnsi="Consolas" w:cs="Consolas" w:eastAsia="Consolas"/>
-          <w:color w:val="auto"/>
-          <w:spacing w:val="0"/>
-          <w:position w:val="0"/>
-          <w:sz w:val="24"/>
-          <w:shd w:fill="auto" w:val="clear"/>
-        </w:rPr>
-      </w:pPr>
-      <w:r>
-        <w:rPr>
-          <w:rFonts w:ascii="Consolas" w:hAnsi="Consolas" w:cs="Consolas" w:eastAsia="Consolas"/>
-          <w:i/>
-          <w:color w:val="auto"/>
-          <w:spacing w:val="0"/>
-          <w:position w:val="0"/>
-          <w:sz w:val="24"/>
-          <w:shd w:fill="auto" w:val="clear"/>
-        </w:rPr>
-        <w:t xml:space="preserve">--- Sorted by base area ---</w:t>
-        <w:br/>
-        <w:t xml:space="preserve">  14   Circle    12.50    17.50     2.00        -       12.57           -</w:t>
-        <w:br/>
-        <w:t xml:space="preserve">  15     Cone    19.00     4.00     2.20     9.00       15.21       45.62</w:t>
-        <w:br/>
-        <w:t xml:space="preserve">  16     Cone    14.00    12.00     2.40     8.00       18.10       48.25</w:t>
-        <w:br/>
-        <w:t xml:space="preserve">  17     Cone     3.00     5.50     2.80     2.00       24.63       16.42</w:t>
-        <w:br/>
-        <w:t xml:space="preserve">  18     Cone     9.00     8.00     3.00    10.00       28.27       94.25</w:t>
-        <w:br/>
-        <w:t xml:space="preserve"/>
-        <w:br/>
-        <w:t xml:space="preserve">--- Sorted by volume ---</w:t>
-        <w:br/>
-        <w:t xml:space="preserve">  13     Cone     3.00     5.50     2.80     2.00       24.63       16.42</w:t>
-        <w:br/>
-        <w:t xml:space="preserve">  14     Cone     8.00    17.00     1.70     5.50        9.08       16.65</w:t>
-        <w:br/>
-        <w:t xml:space="preserve">  15     Cone    15.00    15.50     1.80     6.50       10.18       22.05</w:t>
-        <w:br/>
-        <w:t xml:space="preserve">  16     Cone    19.00     4.00     2.20     9.00       15.21       45.62</w:t>
-        <w:br/>
-        <w:t xml:space="preserve">  17     Cone    14.00    12.00     2.40     8.00       18.10       48.25</w:t>
-        <w:br/>
-        <w:t xml:space="preserve">  18     Cone     9.00     8.00     3.00    10.00       28.27       94.25</w:t>
-      </w:r>
-    </w:p>
-    <w:p>
-      <w:pPr>
-        <w:spacing w:before="0" w:after="160" w:line="276"/>
-        <w:ind w:right="0" w:left="0" w:firstLine="0"/>
-        <w:jc w:val="left"/>
-        <w:rPr>
-          <w:rFonts w:ascii="Consolas" w:hAnsi="Consolas" w:cs="Consolas" w:eastAsia="Consolas"/>
-          <w:color w:val="auto"/>
-          <w:spacing w:val="0"/>
-          <w:position w:val="0"/>
-          <w:sz w:val="24"/>
-          <w:shd w:fill="auto" w:val="clear"/>
-        </w:rPr>
-      </w:pPr>
-      <w:r>
-        <w:rPr>
-          <w:rFonts w:ascii="Consolas" w:hAnsi="Consolas" w:cs="Consolas" w:eastAsia="Consolas"/>
-          <w:color w:val="auto"/>
-          <w:spacing w:val="0"/>
-          <w:position w:val="0"/>
-          <w:sz w:val="24"/>
-          <w:shd w:fill="auto" w:val="clear"/>
-        </w:rPr>
-        <w:t xml:space="preserve">Двунаправленность проверяется обратным проходом: тот же список читается от конца к началу обратным итератором (rbegin и rend), и объёмы идут по убыванию.</w:t>
-      </w:r>
-    </w:p>
-    <w:p>
-      <w:pPr>
-        <w:keepLines w:val="true"/>
-        <w:spacing w:before="0" w:after="160" w:line="240"/>
-        <w:ind w:right="0" w:left="709" w:firstLine="0"/>
-        <w:jc w:val="left"/>
-        <w:rPr>
-          <w:rFonts w:ascii="Consolas" w:hAnsi="Consolas" w:cs="Consolas" w:eastAsia="Consolas"/>
-          <w:color w:val="auto"/>
-          <w:spacing w:val="0"/>
-          <w:position w:val="0"/>
-          <w:sz w:val="24"/>
-          <w:shd w:fill="auto" w:val="clear"/>
-        </w:rPr>
-      </w:pPr>
-      <w:r>
-        <w:rPr>
-          <w:rFonts w:ascii="Consolas" w:hAnsi="Consolas" w:cs="Consolas" w:eastAsia="Consolas"/>
-          <w:color w:val="auto"/>
-          <w:spacing w:val="0"/>
-          <w:position w:val="0"/>
-          <w:sz w:val="21"/>
-          <w:shd w:fill="auto" w:val="clear"/>
-        </w:rPr>
-        <w:t xml:space="preserve">for (std::list&lt;FigurePtr&gt;::const_reverse_iterator it = figures.rbegin();</w:t>
-        <w:br/>
-        <w:t xml:space="preserve">     it != figures.rend(); ++it) {</w:t>
-        <w:br/>
-        <w:t xml:space="preserve">    std::cout &lt;&lt; volume_of(*it) &lt;&lt; ' ';</w:t>
-        <w:br/>
-        <w:t xml:space="preserve">}</w:t>
-      </w:r>
-    </w:p>
-    <w:p>
-      <w:pPr>
-        <w:keepNext w:val="true"/>
-        <w:spacing w:before="60" w:after="160" w:line="276"/>
-        <w:ind w:right="0" w:left="0" w:firstLine="0"/>
-        <w:jc w:val="left"/>
-        <w:rPr>
-          <w:rFonts w:ascii="Consolas" w:hAnsi="Consolas" w:cs="Consolas" w:eastAsia="Consolas"/>
-          <w:b/>
-          <w:color w:val="000000"/>
-          <w:spacing w:val="0"/>
-          <w:position w:val="0"/>
-          <w:sz w:val="28"/>
-          <w:shd w:fill="auto" w:val="clear"/>
-        </w:rPr>
-      </w:pPr>
-      <w:r>
-        <w:rPr>
-          <w:rFonts w:ascii="Consolas" w:hAnsi="Consolas" w:cs="Consolas" w:eastAsia="Consolas"/>
-          <w:b/>
-          <w:color w:val="000000"/>
-          <w:spacing w:val="0"/>
-          <w:position w:val="0"/>
-          <w:sz w:val="28"/>
-          <w:shd w:fill="auto" w:val="clear"/>
-        </w:rPr>
-        <w:t xml:space="preserve">Список или вектор</w:t>
-      </w:r>
-    </w:p>
-    <w:p>
-      <w:pPr>
-        <w:spacing w:before="0" w:after="160" w:line="276"/>
-        <w:ind w:right="0" w:left="0" w:firstLine="0"/>
-        <w:jc w:val="left"/>
-        <w:rPr>
-          <w:rFonts w:ascii="Consolas" w:hAnsi="Consolas" w:cs="Consolas" w:eastAsia="Consolas"/>
-          <w:color w:val="auto"/>
-          <w:spacing w:val="0"/>
-          <w:position w:val="0"/>
-          <w:sz w:val="24"/>
-          <w:shd w:fill="auto" w:val="clear"/>
-        </w:rPr>
-      </w:pPr>
-      <w:r>
-        <w:rPr>
-          <w:rFonts w:ascii="Consolas" w:hAnsi="Consolas" w:cs="Consolas" w:eastAsia="Consolas"/>
-          <w:color w:val="auto"/>
-          <w:spacing w:val="0"/>
-          <w:position w:val="0"/>
-          <w:sz w:val="24"/>
-          <w:shd w:fill="auto" w:val="clear"/>
-        </w:rPr>
-        <w:t xml:space="preserve">Список выгоден, когда элементы добавляются и удаляются по одному, а доступ к ним последовательный: объекты создаются при чтении файла и потом упорядочиваются целиком. Вектор выгоден, когда нужен доступ по номеру и важна скорость перебора: его элементы лежат в памяти подряд, и процессор читает их быстрее.</w:t>
-      </w:r>
-    </w:p>
-    <w:p>
-      <w:pPr>
-        <w:spacing w:before="0" w:after="160" w:line="276"/>
-        <w:ind w:right="0" w:left="0" w:firstLine="0"/>
-        <w:jc w:val="left"/>
-        <w:rPr>
-          <w:rFonts w:ascii="Consolas" w:hAnsi="Consolas" w:cs="Consolas" w:eastAsia="Consolas"/>
-          <w:color w:val="auto"/>
-          <w:spacing w:val="0"/>
-          <w:position w:val="0"/>
-          <w:sz w:val="24"/>
-          <w:shd w:fill="auto" w:val="clear"/>
-        </w:rPr>
-      </w:pPr>
-      <w:r>
-        <w:rPr>
-          <w:rFonts w:ascii="Consolas" w:hAnsi="Consolas" w:cs="Consolas" w:eastAsia="Consolas"/>
-          <w:color w:val="auto"/>
-          <w:spacing w:val="0"/>
-          <w:position w:val="0"/>
-          <w:sz w:val="24"/>
-          <w:shd w:fill="auto" w:val="clear"/>
-        </w:rPr>
-        <w:t xml:space="preserve">Часто в одной задаче нужны оба: например, матрица попарных расстояний n на n — это вектор векторов с доступом по номерам, а очередь точек при обходе графа — адаптер queue.</w:t>
-      </w:r>
-    </w:p>
-    <w:p>
-      <w:pPr>
-        <w:keepNext w:val="true"/>
-        <w:spacing w:before="60" w:after="160" w:line="276"/>
-        <w:ind w:right="0" w:left="0" w:firstLine="0"/>
-        <w:jc w:val="left"/>
-        <w:rPr>
-          <w:rFonts w:ascii="Consolas" w:hAnsi="Consolas" w:cs="Consolas" w:eastAsia="Consolas"/>
-          <w:b/>
-          <w:color w:val="000000"/>
-          <w:spacing w:val="0"/>
-          <w:position w:val="0"/>
-          <w:sz w:val="28"/>
-          <w:shd w:fill="auto" w:val="clear"/>
-        </w:rPr>
-      </w:pPr>
-      <w:r>
-        <w:rPr>
-          <w:rFonts w:ascii="Consolas" w:hAnsi="Consolas" w:cs="Consolas" w:eastAsia="Consolas"/>
-          <w:b/>
-          <w:color w:val="000000"/>
-          <w:spacing w:val="0"/>
-          <w:position w:val="0"/>
-          <w:sz w:val="28"/>
-          <w:shd w:fill="auto" w:val="clear"/>
-        </w:rPr>
         <w:t xml:space="preserve">Заключение</w:t>
       </w:r>
     </w:p>
@@ -2736,7 +2701,7 @@
           <w:sz w:val="24"/>
           <w:shd w:fill="auto" w:val="clear"/>
         </w:rPr>
-        <w:t xml:space="preserve">Готовый шаблон списка избавляет от написания своей структуры данных: достаточно подставить нужный тип и задать правила сравнения. Понимать устройство всё равно нужно — именно из него следует, почему у списка своя сортировка, почему нет обращения по номеру и почему вставка в середину дешевле, чем в векторе.</w:t>
+        <w:t xml:space="preserve">Готовый шаблон списка избавляет от написания своей структуры данных: достаточно подставить нужный тип и задать правило сравнения. Понимать устройство всё равно нужно — именно из трёх полей элемента (объект и две ссылки) следует, почему у списка своя сортировка, почему нет обращения по номеру и почему вставка в середину дешевле, чем в векторе.</w:t>
       </w:r>
     </w:p>
     <w:p>
@@ -5280,6 +5245,1211 @@
         <w:t xml:space="preserve"/>
       </w:r>
     </w:p>
+    <w:p>
+      <w:pPr>
+        <w:keepNext w:val="true"/>
+        <w:spacing w:before="60" w:after="160" w:line="276"/>
+        <w:ind w:right="0" w:left="0" w:firstLine="0"/>
+        <w:jc w:val="left"/>
+        <w:rPr>
+          <w:rFonts w:ascii="Consolas" w:hAnsi="Consolas" w:cs="Consolas" w:eastAsia="Consolas"/>
+          <w:b/>
+          <w:color w:val="000000"/>
+          <w:spacing w:val="0"/>
+          <w:position w:val="0"/>
+          <w:sz w:val="28"/>
+          <w:shd w:fill="auto" w:val="clear"/>
+        </w:rPr>
+      </w:pPr>
+      <w:r>
+        <w:rPr>
+          <w:rFonts w:ascii="Consolas" w:hAnsi="Consolas" w:cs="Consolas" w:eastAsia="Consolas"/>
+          <w:b/>
+          <w:color w:val="000000"/>
+          <w:spacing w:val="0"/>
+          <w:position w:val="0"/>
+          <w:sz w:val="28"/>
+          <w:shd w:fill="auto" w:val="clear"/>
+        </w:rPr>
+        <w:t xml:space="preserve">Приложение. Памятка по шаблонам</w:t>
+      </w:r>
+    </w:p>
+    <w:tbl>
+      <w:tblPr/>
+      <w:tblGrid>
+        <w:gridCol w:w="2145"/>
+        <w:gridCol w:w="2340"/>
+        <w:gridCol w:w="2731"/>
+        <w:gridCol w:w="2536"/>
+      </w:tblGrid>
+      <w:tr>
+        <w:trPr>
+          <w:trHeight w:val="1" w:hRule="atLeast"/>
+          <w:jc w:val="left"/>
+          <w:cantSplit w:val="1"/>
+        </w:trPr>
+        <w:tc>
+          <w:tcPr>
+            <w:tcW w:w="2145" w:type="dxa"/>
+            <w:tcBorders>
+              <w:top w:val="single" w:color="ffffff" w:sz="0"/>
+              <w:left w:val="single" w:color="ffffff" w:sz="0"/>
+              <w:bottom w:val="single" w:color="ffffff" w:sz="0"/>
+              <w:right w:val="single" w:color="ffffff" w:sz="0"/>
+            </w:tcBorders>
+            <w:shd w:color="000000" w:fill="ffffff" w:val="clear"/>
+            <w:tcMar>
+              <w:left w:w="80" w:type="dxa"/>
+              <w:right w:w="80" w:type="dxa"/>
+            </w:tcMar>
+            <w:vAlign w:val="top"/>
+          </w:tcPr>
+          <w:p>
+            <w:pPr>
+              <w:spacing w:before="0" w:after="0" w:line="252"/>
+              <w:ind w:right="0" w:left="0" w:firstLine="0"/>
+              <w:jc w:val="left"/>
+              <w:color w:val="auto"/>
+              <w:spacing w:val="0"/>
+              <w:position w:val="0"/>
+              <w:shd w:fill="auto" w:val="clear"/>
+            </w:pPr>
+            <w:r>
+              <w:rPr>
+                <w:rFonts w:ascii="Consolas" w:hAnsi="Consolas" w:cs="Consolas" w:eastAsia="Consolas"/>
+                <w:color w:val="auto"/>
+                <w:spacing w:val="0"/>
+                <w:position w:val="0"/>
+                <w:sz w:val="20"/>
+                <w:shd w:fill="auto" w:val="clear"/>
+              </w:rPr>
+              <w:t xml:space="preserve">Цель</w:t>
+            </w:r>
+          </w:p>
+        </w:tc>
+        <w:tc>
+          <w:tcPr>
+            <w:tcW w:w="2340" w:type="dxa"/>
+            <w:tcBorders>
+              <w:top w:val="single" w:color="ffffff" w:sz="0"/>
+              <w:left w:val="single" w:color="ffffff" w:sz="0"/>
+              <w:bottom w:val="single" w:color="ffffff" w:sz="0"/>
+              <w:right w:val="single" w:color="ffffff" w:sz="0"/>
+            </w:tcBorders>
+            <w:shd w:color="000000" w:fill="ffffff" w:val="clear"/>
+            <w:tcMar>
+              <w:left w:w="80" w:type="dxa"/>
+              <w:right w:w="80" w:type="dxa"/>
+            </w:tcMar>
+            <w:vAlign w:val="top"/>
+          </w:tcPr>
+          <w:p>
+            <w:pPr>
+              <w:spacing w:before="0" w:after="0" w:line="252"/>
+              <w:ind w:right="0" w:left="0" w:firstLine="0"/>
+              <w:jc w:val="left"/>
+              <w:color w:val="auto"/>
+              <w:spacing w:val="0"/>
+              <w:position w:val="0"/>
+              <w:shd w:fill="auto" w:val="clear"/>
+            </w:pPr>
+            <w:r>
+              <w:rPr>
+                <w:rFonts w:ascii="Consolas" w:hAnsi="Consolas" w:cs="Consolas" w:eastAsia="Consolas"/>
+                <w:color w:val="auto"/>
+                <w:spacing w:val="0"/>
+                <w:position w:val="0"/>
+                <w:sz w:val="20"/>
+                <w:shd w:fill="auto" w:val="clear"/>
+              </w:rPr>
+              <w:t xml:space="preserve">Запись</w:t>
+            </w:r>
+          </w:p>
+        </w:tc>
+        <w:tc>
+          <w:tcPr>
+            <w:tcW w:w="2731" w:type="dxa"/>
+            <w:tcBorders>
+              <w:top w:val="single" w:color="ffffff" w:sz="0"/>
+              <w:left w:val="single" w:color="ffffff" w:sz="0"/>
+              <w:bottom w:val="single" w:color="ffffff" w:sz="0"/>
+              <w:right w:val="single" w:color="ffffff" w:sz="0"/>
+            </w:tcBorders>
+            <w:shd w:color="000000" w:fill="ffffff" w:val="clear"/>
+            <w:tcMar>
+              <w:left w:w="80" w:type="dxa"/>
+              <w:right w:w="80" w:type="dxa"/>
+            </w:tcMar>
+            <w:vAlign w:val="top"/>
+          </w:tcPr>
+          <w:p>
+            <w:pPr>
+              <w:spacing w:before="0" w:after="0" w:line="252"/>
+              <w:ind w:right="0" w:left="0" w:firstLine="0"/>
+              <w:jc w:val="left"/>
+              <w:color w:val="auto"/>
+              <w:spacing w:val="0"/>
+              <w:position w:val="0"/>
+              <w:shd w:fill="auto" w:val="clear"/>
+            </w:pPr>
+            <w:r>
+              <w:rPr>
+                <w:rFonts w:ascii="Consolas" w:hAnsi="Consolas" w:cs="Consolas" w:eastAsia="Consolas"/>
+                <w:color w:val="auto"/>
+                <w:spacing w:val="0"/>
+                <w:position w:val="0"/>
+                <w:sz w:val="20"/>
+                <w:shd w:fill="auto" w:val="clear"/>
+              </w:rPr>
+              <w:t xml:space="preserve">Пример</w:t>
+            </w:r>
+          </w:p>
+        </w:tc>
+        <w:tc>
+          <w:tcPr>
+            <w:tcW w:w="2536" w:type="dxa"/>
+            <w:tcBorders>
+              <w:top w:val="single" w:color="ffffff" w:sz="0"/>
+              <w:left w:val="single" w:color="ffffff" w:sz="0"/>
+              <w:bottom w:val="single" w:color="ffffff" w:sz="0"/>
+              <w:right w:val="single" w:color="ffffff" w:sz="0"/>
+            </w:tcBorders>
+            <w:shd w:color="000000" w:fill="ffffff" w:val="clear"/>
+            <w:tcMar>
+              <w:left w:w="80" w:type="dxa"/>
+              <w:right w:w="80" w:type="dxa"/>
+            </w:tcMar>
+            <w:vAlign w:val="top"/>
+          </w:tcPr>
+          <w:p>
+            <w:pPr>
+              <w:spacing w:before="0" w:after="0" w:line="252"/>
+              <w:ind w:right="0" w:left="0" w:firstLine="0"/>
+              <w:jc w:val="left"/>
+              <w:color w:val="auto"/>
+              <w:spacing w:val="0"/>
+              <w:position w:val="0"/>
+              <w:shd w:fill="auto" w:val="clear"/>
+            </w:pPr>
+            <w:r>
+              <w:rPr>
+                <w:rFonts w:ascii="Consolas" w:hAnsi="Consolas" w:cs="Consolas" w:eastAsia="Consolas"/>
+                <w:color w:val="auto"/>
+                <w:spacing w:val="0"/>
+                <w:position w:val="0"/>
+                <w:sz w:val="20"/>
+                <w:shd w:fill="auto" w:val="clear"/>
+              </w:rPr>
+              <w:t xml:space="preserve">Описание</w:t>
+            </w:r>
+          </w:p>
+        </w:tc>
+      </w:tr>
+      <w:tr>
+        <w:trPr>
+          <w:trHeight w:val="1" w:hRule="atLeast"/>
+          <w:jc w:val="left"/>
+          <w:cantSplit w:val="1"/>
+        </w:trPr>
+        <w:tc>
+          <w:tcPr>
+            <w:tcW w:w="2145" w:type="dxa"/>
+            <w:tcBorders>
+              <w:top w:val="single" w:color="ffffff" w:sz="0"/>
+              <w:left w:val="single" w:color="ffffff" w:sz="0"/>
+              <w:bottom w:val="single" w:color="ffffff" w:sz="0"/>
+              <w:right w:val="single" w:color="ffffff" w:sz="0"/>
+            </w:tcBorders>
+            <w:shd w:color="000000" w:fill="ffffff" w:val="clear"/>
+            <w:tcMar>
+              <w:left w:w="80" w:type="dxa"/>
+              <w:right w:w="80" w:type="dxa"/>
+            </w:tcMar>
+            <w:vAlign w:val="top"/>
+          </w:tcPr>
+          <w:p>
+            <w:pPr>
+              <w:spacing w:before="0" w:after="0" w:line="252"/>
+              <w:ind w:right="0" w:left="0" w:firstLine="0"/>
+              <w:jc w:val="left"/>
+              <w:color w:val="auto"/>
+              <w:spacing w:val="0"/>
+              <w:position w:val="0"/>
+              <w:shd w:fill="auto" w:val="clear"/>
+            </w:pPr>
+            <w:r>
+              <w:rPr>
+                <w:rFonts w:ascii="Consolas" w:hAnsi="Consolas" w:cs="Consolas" w:eastAsia="Consolas"/>
+                <w:color w:val="auto"/>
+                <w:spacing w:val="0"/>
+                <w:position w:val="0"/>
+                <w:sz w:val="20"/>
+                <w:shd w:fill="auto" w:val="clear"/>
+              </w:rPr>
+              <w:t xml:space="preserve">Шаблон функции</w:t>
+            </w:r>
+          </w:p>
+        </w:tc>
+        <w:tc>
+          <w:tcPr>
+            <w:tcW w:w="2340" w:type="dxa"/>
+            <w:tcBorders>
+              <w:top w:val="single" w:color="ffffff" w:sz="0"/>
+              <w:left w:val="single" w:color="ffffff" w:sz="0"/>
+              <w:bottom w:val="single" w:color="ffffff" w:sz="0"/>
+              <w:right w:val="single" w:color="ffffff" w:sz="0"/>
+            </w:tcBorders>
+            <w:shd w:color="000000" w:fill="ffffff" w:val="clear"/>
+            <w:tcMar>
+              <w:left w:w="80" w:type="dxa"/>
+              <w:right w:w="80" w:type="dxa"/>
+            </w:tcMar>
+            <w:vAlign w:val="top"/>
+          </w:tcPr>
+          <w:p>
+            <w:pPr>
+              <w:spacing w:before="0" w:after="0" w:line="252"/>
+              <w:ind w:right="0" w:left="0" w:firstLine="0"/>
+              <w:jc w:val="left"/>
+              <w:color w:val="auto"/>
+              <w:spacing w:val="0"/>
+              <w:position w:val="0"/>
+              <w:shd w:fill="auto" w:val="clear"/>
+            </w:pPr>
+            <w:r>
+              <w:rPr>
+                <w:rFonts w:ascii="Consolas" w:hAnsi="Consolas" w:cs="Consolas" w:eastAsia="Consolas"/>
+                <w:color w:val="auto"/>
+                <w:spacing w:val="0"/>
+                <w:position w:val="0"/>
+                <w:sz w:val="20"/>
+                <w:shd w:fill="auto" w:val="clear"/>
+              </w:rPr>
+              <w:t xml:space="preserve">template &lt;typename T&gt;</w:t>
+            </w:r>
+          </w:p>
+        </w:tc>
+        <w:tc>
+          <w:tcPr>
+            <w:tcW w:w="2731" w:type="dxa"/>
+            <w:tcBorders>
+              <w:top w:val="single" w:color="ffffff" w:sz="0"/>
+              <w:left w:val="single" w:color="ffffff" w:sz="0"/>
+              <w:bottom w:val="single" w:color="ffffff" w:sz="0"/>
+              <w:right w:val="single" w:color="ffffff" w:sz="0"/>
+            </w:tcBorders>
+            <w:shd w:color="000000" w:fill="ffffff" w:val="clear"/>
+            <w:tcMar>
+              <w:left w:w="80" w:type="dxa"/>
+              <w:right w:w="80" w:type="dxa"/>
+            </w:tcMar>
+            <w:vAlign w:val="top"/>
+          </w:tcPr>
+          <w:p>
+            <w:pPr>
+              <w:spacing w:before="0" w:after="0" w:line="252"/>
+              <w:ind w:right="0" w:left="0" w:firstLine="0"/>
+              <w:jc w:val="left"/>
+              <w:color w:val="auto"/>
+              <w:spacing w:val="0"/>
+              <w:position w:val="0"/>
+              <w:shd w:fill="auto" w:val="clear"/>
+            </w:pPr>
+            <w:r>
+              <w:rPr>
+                <w:rFonts w:ascii="Consolas" w:hAnsi="Consolas" w:cs="Consolas" w:eastAsia="Consolas"/>
+                <w:color w:val="auto"/>
+                <w:spacing w:val="0"/>
+                <w:position w:val="0"/>
+                <w:sz w:val="20"/>
+                <w:shd w:fill="auto" w:val="clear"/>
+              </w:rPr>
+              <w:t xml:space="preserve">template &lt;typename T&gt; T maximum(...)</w:t>
+            </w:r>
+          </w:p>
+        </w:tc>
+        <w:tc>
+          <w:tcPr>
+            <w:tcW w:w="2536" w:type="dxa"/>
+            <w:tcBorders>
+              <w:top w:val="single" w:color="ffffff" w:sz="0"/>
+              <w:left w:val="single" w:color="ffffff" w:sz="0"/>
+              <w:bottom w:val="single" w:color="ffffff" w:sz="0"/>
+              <w:right w:val="single" w:color="ffffff" w:sz="0"/>
+            </w:tcBorders>
+            <w:shd w:color="000000" w:fill="ffffff" w:val="clear"/>
+            <w:tcMar>
+              <w:left w:w="80" w:type="dxa"/>
+              <w:right w:w="80" w:type="dxa"/>
+            </w:tcMar>
+            <w:vAlign w:val="top"/>
+          </w:tcPr>
+          <w:p>
+            <w:pPr>
+              <w:spacing w:before="0" w:after="0" w:line="252"/>
+              <w:ind w:right="0" w:left="0" w:firstLine="0"/>
+              <w:jc w:val="left"/>
+              <w:color w:val="auto"/>
+              <w:spacing w:val="0"/>
+              <w:position w:val="0"/>
+              <w:shd w:fill="auto" w:val="clear"/>
+            </w:pPr>
+            <w:r>
+              <w:rPr>
+                <w:rFonts w:ascii="Consolas" w:hAnsi="Consolas" w:cs="Consolas" w:eastAsia="Consolas"/>
+                <w:color w:val="auto"/>
+                <w:spacing w:val="0"/>
+                <w:position w:val="0"/>
+                <w:sz w:val="20"/>
+                <w:shd w:fill="auto" w:val="clear"/>
+              </w:rPr>
+              <w:t xml:space="preserve">тип выводится по аргументам</w:t>
+            </w:r>
+          </w:p>
+        </w:tc>
+      </w:tr>
+      <w:tr>
+        <w:trPr>
+          <w:trHeight w:val="1" w:hRule="atLeast"/>
+          <w:jc w:val="left"/>
+          <w:cantSplit w:val="1"/>
+        </w:trPr>
+        <w:tc>
+          <w:tcPr>
+            <w:tcW w:w="2145" w:type="dxa"/>
+            <w:tcBorders>
+              <w:top w:val="single" w:color="ffffff" w:sz="0"/>
+              <w:left w:val="single" w:color="ffffff" w:sz="0"/>
+              <w:bottom w:val="single" w:color="ffffff" w:sz="0"/>
+              <w:right w:val="single" w:color="ffffff" w:sz="0"/>
+            </w:tcBorders>
+            <w:shd w:color="000000" w:fill="ffffff" w:val="clear"/>
+            <w:tcMar>
+              <w:left w:w="80" w:type="dxa"/>
+              <w:right w:w="80" w:type="dxa"/>
+            </w:tcMar>
+            <w:vAlign w:val="top"/>
+          </w:tcPr>
+          <w:p>
+            <w:pPr>
+              <w:spacing w:before="0" w:after="0" w:line="252"/>
+              <w:ind w:right="0" w:left="0" w:firstLine="0"/>
+              <w:jc w:val="left"/>
+              <w:color w:val="auto"/>
+              <w:spacing w:val="0"/>
+              <w:position w:val="0"/>
+              <w:shd w:fill="auto" w:val="clear"/>
+            </w:pPr>
+            <w:r>
+              <w:rPr>
+                <w:rFonts w:ascii="Consolas" w:hAnsi="Consolas" w:cs="Consolas" w:eastAsia="Consolas"/>
+                <w:color w:val="auto"/>
+                <w:spacing w:val="0"/>
+                <w:position w:val="0"/>
+                <w:sz w:val="20"/>
+                <w:shd w:fill="auto" w:val="clear"/>
+              </w:rPr>
+              <w:t xml:space="preserve">Шаблон класса</w:t>
+            </w:r>
+          </w:p>
+        </w:tc>
+        <w:tc>
+          <w:tcPr>
+            <w:tcW w:w="2340" w:type="dxa"/>
+            <w:tcBorders>
+              <w:top w:val="single" w:color="ffffff" w:sz="0"/>
+              <w:left w:val="single" w:color="ffffff" w:sz="0"/>
+              <w:bottom w:val="single" w:color="ffffff" w:sz="0"/>
+              <w:right w:val="single" w:color="ffffff" w:sz="0"/>
+            </w:tcBorders>
+            <w:shd w:color="000000" w:fill="ffffff" w:val="clear"/>
+            <w:tcMar>
+              <w:left w:w="80" w:type="dxa"/>
+              <w:right w:w="80" w:type="dxa"/>
+            </w:tcMar>
+            <w:vAlign w:val="top"/>
+          </w:tcPr>
+          <w:p>
+            <w:pPr>
+              <w:spacing w:before="0" w:after="0" w:line="252"/>
+              <w:ind w:right="0" w:left="0" w:firstLine="0"/>
+              <w:jc w:val="left"/>
+              <w:color w:val="auto"/>
+              <w:spacing w:val="0"/>
+              <w:position w:val="0"/>
+              <w:shd w:fill="auto" w:val="clear"/>
+            </w:pPr>
+            <w:r>
+              <w:rPr>
+                <w:rFonts w:ascii="Consolas" w:hAnsi="Consolas" w:cs="Consolas" w:eastAsia="Consolas"/>
+                <w:color w:val="auto"/>
+                <w:spacing w:val="0"/>
+                <w:position w:val="0"/>
+                <w:sz w:val="20"/>
+                <w:shd w:fill="auto" w:val="clear"/>
+              </w:rPr>
+              <w:t xml:space="preserve">template &lt;typename T&gt; class</w:t>
+            </w:r>
+          </w:p>
+        </w:tc>
+        <w:tc>
+          <w:tcPr>
+            <w:tcW w:w="2731" w:type="dxa"/>
+            <w:tcBorders>
+              <w:top w:val="single" w:color="ffffff" w:sz="0"/>
+              <w:left w:val="single" w:color="ffffff" w:sz="0"/>
+              <w:bottom w:val="single" w:color="ffffff" w:sz="0"/>
+              <w:right w:val="single" w:color="ffffff" w:sz="0"/>
+            </w:tcBorders>
+            <w:shd w:color="000000" w:fill="ffffff" w:val="clear"/>
+            <w:tcMar>
+              <w:left w:w="80" w:type="dxa"/>
+              <w:right w:w="80" w:type="dxa"/>
+            </w:tcMar>
+            <w:vAlign w:val="top"/>
+          </w:tcPr>
+          <w:p>
+            <w:pPr>
+              <w:spacing w:before="0" w:after="0" w:line="252"/>
+              <w:ind w:right="0" w:left="0" w:firstLine="0"/>
+              <w:jc w:val="left"/>
+              <w:color w:val="auto"/>
+              <w:spacing w:val="0"/>
+              <w:position w:val="0"/>
+              <w:shd w:fill="auto" w:val="clear"/>
+            </w:pPr>
+            <w:r>
+              <w:rPr>
+                <w:rFonts w:ascii="Consolas" w:hAnsi="Consolas" w:cs="Consolas" w:eastAsia="Consolas"/>
+                <w:color w:val="auto"/>
+                <w:spacing w:val="0"/>
+                <w:position w:val="0"/>
+                <w:sz w:val="20"/>
+                <w:shd w:fill="auto" w:val="clear"/>
+              </w:rPr>
+              <w:t xml:space="preserve">template &lt;typename T&gt; class List</w:t>
+            </w:r>
+          </w:p>
+        </w:tc>
+        <w:tc>
+          <w:tcPr>
+            <w:tcW w:w="2536" w:type="dxa"/>
+            <w:tcBorders>
+              <w:top w:val="single" w:color="ffffff" w:sz="0"/>
+              <w:left w:val="single" w:color="ffffff" w:sz="0"/>
+              <w:bottom w:val="single" w:color="ffffff" w:sz="0"/>
+              <w:right w:val="single" w:color="ffffff" w:sz="0"/>
+            </w:tcBorders>
+            <w:shd w:color="000000" w:fill="ffffff" w:val="clear"/>
+            <w:tcMar>
+              <w:left w:w="80" w:type="dxa"/>
+              <w:right w:w="80" w:type="dxa"/>
+            </w:tcMar>
+            <w:vAlign w:val="top"/>
+          </w:tcPr>
+          <w:p>
+            <w:pPr>
+              <w:spacing w:before="0" w:after="0" w:line="252"/>
+              <w:ind w:right="0" w:left="0" w:firstLine="0"/>
+              <w:jc w:val="left"/>
+              <w:color w:val="auto"/>
+              <w:spacing w:val="0"/>
+              <w:position w:val="0"/>
+              <w:shd w:fill="auto" w:val="clear"/>
+            </w:pPr>
+            <w:r>
+              <w:rPr>
+                <w:rFonts w:ascii="Consolas" w:hAnsi="Consolas" w:cs="Consolas" w:eastAsia="Consolas"/>
+                <w:color w:val="auto"/>
+                <w:spacing w:val="0"/>
+                <w:position w:val="0"/>
+                <w:sz w:val="20"/>
+                <w:shd w:fill="auto" w:val="clear"/>
+              </w:rPr>
+              <w:t xml:space="preserve">тип задают в угловых скобках</w:t>
+            </w:r>
+          </w:p>
+        </w:tc>
+      </w:tr>
+      <w:tr>
+        <w:trPr>
+          <w:trHeight w:val="1" w:hRule="atLeast"/>
+          <w:jc w:val="left"/>
+          <w:cantSplit w:val="1"/>
+        </w:trPr>
+        <w:tc>
+          <w:tcPr>
+            <w:tcW w:w="2145" w:type="dxa"/>
+            <w:tcBorders>
+              <w:top w:val="single" w:color="ffffff" w:sz="0"/>
+              <w:left w:val="single" w:color="ffffff" w:sz="0"/>
+              <w:bottom w:val="single" w:color="ffffff" w:sz="0"/>
+              <w:right w:val="single" w:color="ffffff" w:sz="0"/>
+            </w:tcBorders>
+            <w:shd w:color="000000" w:fill="ffffff" w:val="clear"/>
+            <w:tcMar>
+              <w:left w:w="80" w:type="dxa"/>
+              <w:right w:w="80" w:type="dxa"/>
+            </w:tcMar>
+            <w:vAlign w:val="top"/>
+          </w:tcPr>
+          <w:p>
+            <w:pPr>
+              <w:spacing w:before="0" w:after="0" w:line="252"/>
+              <w:ind w:right="0" w:left="0" w:firstLine="0"/>
+              <w:jc w:val="left"/>
+              <w:color w:val="auto"/>
+              <w:spacing w:val="0"/>
+              <w:position w:val="0"/>
+              <w:shd w:fill="auto" w:val="clear"/>
+            </w:pPr>
+            <w:r>
+              <w:rPr>
+                <w:rFonts w:ascii="Consolas" w:hAnsi="Consolas" w:cs="Consolas" w:eastAsia="Consolas"/>
+                <w:color w:val="auto"/>
+                <w:spacing w:val="0"/>
+                <w:position w:val="0"/>
+                <w:sz w:val="20"/>
+                <w:shd w:fill="auto" w:val="clear"/>
+              </w:rPr>
+              <w:t xml:space="preserve">Подставить тип</w:t>
+            </w:r>
+          </w:p>
+        </w:tc>
+        <w:tc>
+          <w:tcPr>
+            <w:tcW w:w="2340" w:type="dxa"/>
+            <w:tcBorders>
+              <w:top w:val="single" w:color="ffffff" w:sz="0"/>
+              <w:left w:val="single" w:color="ffffff" w:sz="0"/>
+              <w:bottom w:val="single" w:color="ffffff" w:sz="0"/>
+              <w:right w:val="single" w:color="ffffff" w:sz="0"/>
+            </w:tcBorders>
+            <w:shd w:color="000000" w:fill="ffffff" w:val="clear"/>
+            <w:tcMar>
+              <w:left w:w="80" w:type="dxa"/>
+              <w:right w:w="80" w:type="dxa"/>
+            </w:tcMar>
+            <w:vAlign w:val="top"/>
+          </w:tcPr>
+          <w:p>
+            <w:pPr>
+              <w:spacing w:before="0" w:after="0" w:line="252"/>
+              <w:ind w:right="0" w:left="0" w:firstLine="0"/>
+              <w:jc w:val="left"/>
+              <w:color w:val="auto"/>
+              <w:spacing w:val="0"/>
+              <w:position w:val="0"/>
+              <w:shd w:fill="auto" w:val="clear"/>
+            </w:pPr>
+            <w:r>
+              <w:rPr>
+                <w:rFonts w:ascii="Consolas" w:hAnsi="Consolas" w:cs="Consolas" w:eastAsia="Consolas"/>
+                <w:color w:val="auto"/>
+                <w:spacing w:val="0"/>
+                <w:position w:val="0"/>
+                <w:sz w:val="20"/>
+                <w:shd w:fill="auto" w:val="clear"/>
+              </w:rPr>
+              <w:t xml:space="preserve">Имя&lt;Тип&gt;</w:t>
+            </w:r>
+          </w:p>
+        </w:tc>
+        <w:tc>
+          <w:tcPr>
+            <w:tcW w:w="2731" w:type="dxa"/>
+            <w:tcBorders>
+              <w:top w:val="single" w:color="ffffff" w:sz="0"/>
+              <w:left w:val="single" w:color="ffffff" w:sz="0"/>
+              <w:bottom w:val="single" w:color="ffffff" w:sz="0"/>
+              <w:right w:val="single" w:color="ffffff" w:sz="0"/>
+            </w:tcBorders>
+            <w:shd w:color="000000" w:fill="ffffff" w:val="clear"/>
+            <w:tcMar>
+              <w:left w:w="80" w:type="dxa"/>
+              <w:right w:w="80" w:type="dxa"/>
+            </w:tcMar>
+            <w:vAlign w:val="top"/>
+          </w:tcPr>
+          <w:p>
+            <w:pPr>
+              <w:spacing w:before="0" w:after="0" w:line="252"/>
+              <w:ind w:right="0" w:left="0" w:firstLine="0"/>
+              <w:jc w:val="left"/>
+              <w:color w:val="auto"/>
+              <w:spacing w:val="0"/>
+              <w:position w:val="0"/>
+              <w:shd w:fill="auto" w:val="clear"/>
+            </w:pPr>
+            <w:r>
+              <w:rPr>
+                <w:rFonts w:ascii="Consolas" w:hAnsi="Consolas" w:cs="Consolas" w:eastAsia="Consolas"/>
+                <w:color w:val="auto"/>
+                <w:spacing w:val="0"/>
+                <w:position w:val="0"/>
+                <w:sz w:val="20"/>
+                <w:shd w:fill="auto" w:val="clear"/>
+              </w:rPr>
+              <w:t xml:space="preserve">std::list&lt;int&gt; numbers;</w:t>
+            </w:r>
+          </w:p>
+        </w:tc>
+        <w:tc>
+          <w:tcPr>
+            <w:tcW w:w="2536" w:type="dxa"/>
+            <w:tcBorders>
+              <w:top w:val="single" w:color="ffffff" w:sz="0"/>
+              <w:left w:val="single" w:color="ffffff" w:sz="0"/>
+              <w:bottom w:val="single" w:color="ffffff" w:sz="0"/>
+              <w:right w:val="single" w:color="ffffff" w:sz="0"/>
+            </w:tcBorders>
+            <w:shd w:color="000000" w:fill="ffffff" w:val="clear"/>
+            <w:tcMar>
+              <w:left w:w="80" w:type="dxa"/>
+              <w:right w:w="80" w:type="dxa"/>
+            </w:tcMar>
+            <w:vAlign w:val="top"/>
+          </w:tcPr>
+          <w:p>
+            <w:pPr>
+              <w:spacing w:before="0" w:after="0" w:line="252"/>
+              <w:ind w:right="0" w:left="0" w:firstLine="0"/>
+              <w:jc w:val="left"/>
+              <w:color w:val="auto"/>
+              <w:spacing w:val="0"/>
+              <w:position w:val="0"/>
+              <w:shd w:fill="auto" w:val="clear"/>
+            </w:pPr>
+            <w:r>
+              <w:rPr>
+                <w:rFonts w:ascii="Consolas" w:hAnsi="Consolas" w:cs="Consolas" w:eastAsia="Consolas"/>
+                <w:color w:val="auto"/>
+                <w:spacing w:val="0"/>
+                <w:position w:val="0"/>
+                <w:sz w:val="20"/>
+                <w:shd w:fill="auto" w:val="clear"/>
+              </w:rPr>
+              <w:t xml:space="preserve">порождается отдельный класс</w:t>
+            </w:r>
+          </w:p>
+        </w:tc>
+      </w:tr>
+      <w:tr>
+        <w:trPr>
+          <w:trHeight w:val="1" w:hRule="atLeast"/>
+          <w:jc w:val="left"/>
+          <w:cantSplit w:val="1"/>
+        </w:trPr>
+        <w:tc>
+          <w:tcPr>
+            <w:tcW w:w="2145" w:type="dxa"/>
+            <w:tcBorders>
+              <w:top w:val="single" w:color="ffffff" w:sz="0"/>
+              <w:left w:val="single" w:color="ffffff" w:sz="0"/>
+              <w:bottom w:val="single" w:color="ffffff" w:sz="0"/>
+              <w:right w:val="single" w:color="ffffff" w:sz="0"/>
+            </w:tcBorders>
+            <w:shd w:color="000000" w:fill="ffffff" w:val="clear"/>
+            <w:tcMar>
+              <w:left w:w="80" w:type="dxa"/>
+              <w:right w:w="80" w:type="dxa"/>
+            </w:tcMar>
+            <w:vAlign w:val="top"/>
+          </w:tcPr>
+          <w:p>
+            <w:pPr>
+              <w:spacing w:before="0" w:after="0" w:line="252"/>
+              <w:ind w:right="0" w:left="0" w:firstLine="0"/>
+              <w:jc w:val="left"/>
+              <w:color w:val="auto"/>
+              <w:spacing w:val="0"/>
+              <w:position w:val="0"/>
+              <w:shd w:fill="auto" w:val="clear"/>
+            </w:pPr>
+            <w:r>
+              <w:rPr>
+                <w:rFonts w:ascii="Consolas" w:hAnsi="Consolas" w:cs="Consolas" w:eastAsia="Consolas"/>
+                <w:color w:val="auto"/>
+                <w:spacing w:val="0"/>
+                <w:position w:val="0"/>
+                <w:sz w:val="20"/>
+                <w:shd w:fill="auto" w:val="clear"/>
+              </w:rPr>
+              <w:t xml:space="preserve">Два параметра</w:t>
+            </w:r>
+          </w:p>
+        </w:tc>
+        <w:tc>
+          <w:tcPr>
+            <w:tcW w:w="2340" w:type="dxa"/>
+            <w:tcBorders>
+              <w:top w:val="single" w:color="ffffff" w:sz="0"/>
+              <w:left w:val="single" w:color="ffffff" w:sz="0"/>
+              <w:bottom w:val="single" w:color="ffffff" w:sz="0"/>
+              <w:right w:val="single" w:color="ffffff" w:sz="0"/>
+            </w:tcBorders>
+            <w:shd w:color="000000" w:fill="ffffff" w:val="clear"/>
+            <w:tcMar>
+              <w:left w:w="80" w:type="dxa"/>
+              <w:right w:w="80" w:type="dxa"/>
+            </w:tcMar>
+            <w:vAlign w:val="top"/>
+          </w:tcPr>
+          <w:p>
+            <w:pPr>
+              <w:spacing w:before="0" w:after="0" w:line="252"/>
+              <w:ind w:right="0" w:left="0" w:firstLine="0"/>
+              <w:jc w:val="left"/>
+              <w:color w:val="auto"/>
+              <w:spacing w:val="0"/>
+              <w:position w:val="0"/>
+              <w:shd w:fill="auto" w:val="clear"/>
+            </w:pPr>
+            <w:r>
+              <w:rPr>
+                <w:rFonts w:ascii="Consolas" w:hAnsi="Consolas" w:cs="Consolas" w:eastAsia="Consolas"/>
+                <w:color w:val="auto"/>
+                <w:spacing w:val="0"/>
+                <w:position w:val="0"/>
+                <w:sz w:val="20"/>
+                <w:shd w:fill="auto" w:val="clear"/>
+              </w:rPr>
+              <w:t xml:space="preserve">template &lt;typename A, typename B&gt;</w:t>
+            </w:r>
+          </w:p>
+        </w:tc>
+        <w:tc>
+          <w:tcPr>
+            <w:tcW w:w="2731" w:type="dxa"/>
+            <w:tcBorders>
+              <w:top w:val="single" w:color="ffffff" w:sz="0"/>
+              <w:left w:val="single" w:color="ffffff" w:sz="0"/>
+              <w:bottom w:val="single" w:color="ffffff" w:sz="0"/>
+              <w:right w:val="single" w:color="ffffff" w:sz="0"/>
+            </w:tcBorders>
+            <w:shd w:color="000000" w:fill="ffffff" w:val="clear"/>
+            <w:tcMar>
+              <w:left w:w="80" w:type="dxa"/>
+              <w:right w:w="80" w:type="dxa"/>
+            </w:tcMar>
+            <w:vAlign w:val="top"/>
+          </w:tcPr>
+          <w:p>
+            <w:pPr>
+              <w:spacing w:before="0" w:after="0" w:line="252"/>
+              <w:ind w:right="0" w:left="0" w:firstLine="0"/>
+              <w:jc w:val="left"/>
+              <w:color w:val="auto"/>
+              <w:spacing w:val="0"/>
+              <w:position w:val="0"/>
+              <w:shd w:fill="auto" w:val="clear"/>
+            </w:pPr>
+            <w:r>
+              <w:rPr>
+                <w:rFonts w:ascii="Consolas" w:hAnsi="Consolas" w:cs="Consolas" w:eastAsia="Consolas"/>
+                <w:color w:val="auto"/>
+                <w:spacing w:val="0"/>
+                <w:position w:val="0"/>
+                <w:sz w:val="20"/>
+                <w:shd w:fill="auto" w:val="clear"/>
+              </w:rPr>
+              <w:t xml:space="preserve">std::map&lt;std::string, int&gt;</w:t>
+            </w:r>
+          </w:p>
+        </w:tc>
+        <w:tc>
+          <w:tcPr>
+            <w:tcW w:w="2536" w:type="dxa"/>
+            <w:tcBorders>
+              <w:top w:val="single" w:color="ffffff" w:sz="0"/>
+              <w:left w:val="single" w:color="ffffff" w:sz="0"/>
+              <w:bottom w:val="single" w:color="ffffff" w:sz="0"/>
+              <w:right w:val="single" w:color="ffffff" w:sz="0"/>
+            </w:tcBorders>
+            <w:shd w:color="000000" w:fill="ffffff" w:val="clear"/>
+            <w:tcMar>
+              <w:left w:w="80" w:type="dxa"/>
+              <w:right w:w="80" w:type="dxa"/>
+            </w:tcMar>
+            <w:vAlign w:val="top"/>
+          </w:tcPr>
+          <w:p>
+            <w:pPr>
+              <w:spacing w:before="0" w:after="0" w:line="252"/>
+              <w:ind w:right="0" w:left="0" w:firstLine="0"/>
+              <w:jc w:val="left"/>
+              <w:color w:val="auto"/>
+              <w:spacing w:val="0"/>
+              <w:position w:val="0"/>
+              <w:shd w:fill="auto" w:val="clear"/>
+            </w:pPr>
+            <w:r>
+              <w:rPr>
+                <w:rFonts w:ascii="Consolas" w:hAnsi="Consolas" w:cs="Consolas" w:eastAsia="Consolas"/>
+                <w:color w:val="auto"/>
+                <w:spacing w:val="0"/>
+                <w:position w:val="0"/>
+                <w:sz w:val="20"/>
+                <w:shd w:fill="auto" w:val="clear"/>
+              </w:rPr>
+              <w:t xml:space="preserve">параметров может быть несколько</w:t>
+            </w:r>
+          </w:p>
+        </w:tc>
+      </w:tr>
+      <w:tr>
+        <w:trPr>
+          <w:trHeight w:val="1" w:hRule="atLeast"/>
+          <w:jc w:val="left"/>
+          <w:cantSplit w:val="1"/>
+        </w:trPr>
+        <w:tc>
+          <w:tcPr>
+            <w:tcW w:w="2145" w:type="dxa"/>
+            <w:tcBorders>
+              <w:top w:val="single" w:color="ffffff" w:sz="0"/>
+              <w:left w:val="single" w:color="ffffff" w:sz="0"/>
+              <w:bottom w:val="single" w:color="ffffff" w:sz="0"/>
+              <w:right w:val="single" w:color="ffffff" w:sz="0"/>
+            </w:tcBorders>
+            <w:shd w:color="000000" w:fill="ffffff" w:val="clear"/>
+            <w:tcMar>
+              <w:left w:w="80" w:type="dxa"/>
+              <w:right w:w="80" w:type="dxa"/>
+            </w:tcMar>
+            <w:vAlign w:val="top"/>
+          </w:tcPr>
+          <w:p>
+            <w:pPr>
+              <w:spacing w:before="0" w:after="0" w:line="252"/>
+              <w:ind w:right="0" w:left="0" w:firstLine="0"/>
+              <w:jc w:val="left"/>
+              <w:color w:val="auto"/>
+              <w:spacing w:val="0"/>
+              <w:position w:val="0"/>
+              <w:shd w:fill="auto" w:val="clear"/>
+            </w:pPr>
+            <w:r>
+              <w:rPr>
+                <w:rFonts w:ascii="Consolas" w:hAnsi="Consolas" w:cs="Consolas" w:eastAsia="Consolas"/>
+                <w:color w:val="auto"/>
+                <w:spacing w:val="0"/>
+                <w:position w:val="0"/>
+                <w:sz w:val="20"/>
+                <w:shd w:fill="auto" w:val="clear"/>
+              </w:rPr>
+              <w:t xml:space="preserve">Параметр-число</w:t>
+            </w:r>
+          </w:p>
+        </w:tc>
+        <w:tc>
+          <w:tcPr>
+            <w:tcW w:w="2340" w:type="dxa"/>
+            <w:tcBorders>
+              <w:top w:val="single" w:color="ffffff" w:sz="0"/>
+              <w:left w:val="single" w:color="ffffff" w:sz="0"/>
+              <w:bottom w:val="single" w:color="ffffff" w:sz="0"/>
+              <w:right w:val="single" w:color="ffffff" w:sz="0"/>
+            </w:tcBorders>
+            <w:shd w:color="000000" w:fill="ffffff" w:val="clear"/>
+            <w:tcMar>
+              <w:left w:w="80" w:type="dxa"/>
+              <w:right w:w="80" w:type="dxa"/>
+            </w:tcMar>
+            <w:vAlign w:val="top"/>
+          </w:tcPr>
+          <w:p>
+            <w:pPr>
+              <w:spacing w:before="0" w:after="0" w:line="252"/>
+              <w:ind w:right="0" w:left="0" w:firstLine="0"/>
+              <w:jc w:val="left"/>
+              <w:color w:val="auto"/>
+              <w:spacing w:val="0"/>
+              <w:position w:val="0"/>
+              <w:shd w:fill="auto" w:val="clear"/>
+            </w:pPr>
+            <w:r>
+              <w:rPr>
+                <w:rFonts w:ascii="Consolas" w:hAnsi="Consolas" w:cs="Consolas" w:eastAsia="Consolas"/>
+                <w:color w:val="auto"/>
+                <w:spacing w:val="0"/>
+                <w:position w:val="0"/>
+                <w:sz w:val="20"/>
+                <w:shd w:fill="auto" w:val="clear"/>
+              </w:rPr>
+              <w:t xml:space="preserve">template &lt;typename T, std::size_t N&gt;</w:t>
+            </w:r>
+          </w:p>
+        </w:tc>
+        <w:tc>
+          <w:tcPr>
+            <w:tcW w:w="2731" w:type="dxa"/>
+            <w:tcBorders>
+              <w:top w:val="single" w:color="ffffff" w:sz="0"/>
+              <w:left w:val="single" w:color="ffffff" w:sz="0"/>
+              <w:bottom w:val="single" w:color="ffffff" w:sz="0"/>
+              <w:right w:val="single" w:color="ffffff" w:sz="0"/>
+            </w:tcBorders>
+            <w:shd w:color="000000" w:fill="ffffff" w:val="clear"/>
+            <w:tcMar>
+              <w:left w:w="80" w:type="dxa"/>
+              <w:right w:w="80" w:type="dxa"/>
+            </w:tcMar>
+            <w:vAlign w:val="top"/>
+          </w:tcPr>
+          <w:p>
+            <w:pPr>
+              <w:spacing w:before="0" w:after="0" w:line="252"/>
+              <w:ind w:right="0" w:left="0" w:firstLine="0"/>
+              <w:jc w:val="left"/>
+              <w:color w:val="auto"/>
+              <w:spacing w:val="0"/>
+              <w:position w:val="0"/>
+              <w:shd w:fill="auto" w:val="clear"/>
+            </w:pPr>
+            <w:r>
+              <w:rPr>
+                <w:rFonts w:ascii="Consolas" w:hAnsi="Consolas" w:cs="Consolas" w:eastAsia="Consolas"/>
+                <w:color w:val="auto"/>
+                <w:spacing w:val="0"/>
+                <w:position w:val="0"/>
+                <w:sz w:val="20"/>
+                <w:shd w:fill="auto" w:val="clear"/>
+              </w:rPr>
+              <w:t xml:space="preserve">std::array&lt;double, 3&gt; v;</w:t>
+            </w:r>
+          </w:p>
+        </w:tc>
+        <w:tc>
+          <w:tcPr>
+            <w:tcW w:w="2536" w:type="dxa"/>
+            <w:tcBorders>
+              <w:top w:val="single" w:color="ffffff" w:sz="0"/>
+              <w:left w:val="single" w:color="ffffff" w:sz="0"/>
+              <w:bottom w:val="single" w:color="ffffff" w:sz="0"/>
+              <w:right w:val="single" w:color="ffffff" w:sz="0"/>
+            </w:tcBorders>
+            <w:shd w:color="000000" w:fill="ffffff" w:val="clear"/>
+            <w:tcMar>
+              <w:left w:w="80" w:type="dxa"/>
+              <w:right w:w="80" w:type="dxa"/>
+            </w:tcMar>
+            <w:vAlign w:val="top"/>
+          </w:tcPr>
+          <w:p>
+            <w:pPr>
+              <w:spacing w:before="0" w:after="0" w:line="252"/>
+              <w:ind w:right="0" w:left="0" w:firstLine="0"/>
+              <w:jc w:val="left"/>
+              <w:color w:val="auto"/>
+              <w:spacing w:val="0"/>
+              <w:position w:val="0"/>
+              <w:shd w:fill="auto" w:val="clear"/>
+            </w:pPr>
+            <w:r>
+              <w:rPr>
+                <w:rFonts w:ascii="Consolas" w:hAnsi="Consolas" w:cs="Consolas" w:eastAsia="Consolas"/>
+                <w:color w:val="auto"/>
+                <w:spacing w:val="0"/>
+                <w:position w:val="0"/>
+                <w:sz w:val="20"/>
+                <w:shd w:fill="auto" w:val="clear"/>
+              </w:rPr>
+              <w:t xml:space="preserve">размер известен при сборке</w:t>
+            </w:r>
+          </w:p>
+        </w:tc>
+      </w:tr>
+      <w:tr>
+        <w:trPr>
+          <w:trHeight w:val="1" w:hRule="atLeast"/>
+          <w:jc w:val="left"/>
+          <w:cantSplit w:val="1"/>
+        </w:trPr>
+        <w:tc>
+          <w:tcPr>
+            <w:tcW w:w="2145" w:type="dxa"/>
+            <w:tcBorders>
+              <w:top w:val="single" w:color="ffffff" w:sz="0"/>
+              <w:left w:val="single" w:color="ffffff" w:sz="0"/>
+              <w:bottom w:val="single" w:color="ffffff" w:sz="0"/>
+              <w:right w:val="single" w:color="ffffff" w:sz="0"/>
+            </w:tcBorders>
+            <w:shd w:color="000000" w:fill="ffffff" w:val="clear"/>
+            <w:tcMar>
+              <w:left w:w="80" w:type="dxa"/>
+              <w:right w:w="80" w:type="dxa"/>
+            </w:tcMar>
+            <w:vAlign w:val="top"/>
+          </w:tcPr>
+          <w:p>
+            <w:pPr>
+              <w:spacing w:before="0" w:after="0" w:line="252"/>
+              <w:ind w:right="0" w:left="0" w:firstLine="0"/>
+              <w:jc w:val="left"/>
+              <w:color w:val="auto"/>
+              <w:spacing w:val="0"/>
+              <w:position w:val="0"/>
+              <w:shd w:fill="auto" w:val="clear"/>
+            </w:pPr>
+            <w:r>
+              <w:rPr>
+                <w:rFonts w:ascii="Consolas" w:hAnsi="Consolas" w:cs="Consolas" w:eastAsia="Consolas"/>
+                <w:color w:val="auto"/>
+                <w:spacing w:val="0"/>
+                <w:position w:val="0"/>
+                <w:sz w:val="20"/>
+                <w:shd w:fill="auto" w:val="clear"/>
+              </w:rPr>
+              <w:t xml:space="preserve">Где писать</w:t>
+            </w:r>
+          </w:p>
+        </w:tc>
+        <w:tc>
+          <w:tcPr>
+            <w:tcW w:w="2340" w:type="dxa"/>
+            <w:tcBorders>
+              <w:top w:val="single" w:color="ffffff" w:sz="0"/>
+              <w:left w:val="single" w:color="ffffff" w:sz="0"/>
+              <w:bottom w:val="single" w:color="ffffff" w:sz="0"/>
+              <w:right w:val="single" w:color="ffffff" w:sz="0"/>
+            </w:tcBorders>
+            <w:shd w:color="000000" w:fill="ffffff" w:val="clear"/>
+            <w:tcMar>
+              <w:left w:w="80" w:type="dxa"/>
+              <w:right w:w="80" w:type="dxa"/>
+            </w:tcMar>
+            <w:vAlign w:val="top"/>
+          </w:tcPr>
+          <w:p>
+            <w:pPr>
+              <w:spacing w:before="0" w:after="0" w:line="252"/>
+              <w:ind w:right="0" w:left="0" w:firstLine="0"/>
+              <w:jc w:val="left"/>
+              <w:color w:val="auto"/>
+              <w:spacing w:val="0"/>
+              <w:position w:val="0"/>
+              <w:shd w:fill="auto" w:val="clear"/>
+            </w:pPr>
+            <w:r>
+              <w:rPr>
+                <w:rFonts w:ascii="Consolas" w:hAnsi="Consolas" w:cs="Consolas" w:eastAsia="Consolas"/>
+                <w:color w:val="auto"/>
+                <w:spacing w:val="0"/>
+                <w:position w:val="0"/>
+                <w:sz w:val="20"/>
+                <w:shd w:fill="auto" w:val="clear"/>
+              </w:rPr>
+              <w:t xml:space="preserve">в заголовочном файле</w:t>
+            </w:r>
+          </w:p>
+        </w:tc>
+        <w:tc>
+          <w:tcPr>
+            <w:tcW w:w="2731" w:type="dxa"/>
+            <w:tcBorders>
+              <w:top w:val="single" w:color="ffffff" w:sz="0"/>
+              <w:left w:val="single" w:color="ffffff" w:sz="0"/>
+              <w:bottom w:val="single" w:color="ffffff" w:sz="0"/>
+              <w:right w:val="single" w:color="ffffff" w:sz="0"/>
+            </w:tcBorders>
+            <w:shd w:color="000000" w:fill="ffffff" w:val="clear"/>
+            <w:tcMar>
+              <w:left w:w="80" w:type="dxa"/>
+              <w:right w:w="80" w:type="dxa"/>
+            </w:tcMar>
+            <w:vAlign w:val="top"/>
+          </w:tcPr>
+          <w:p>
+            <w:pPr>
+              <w:spacing w:before="0" w:after="0" w:line="252"/>
+              <w:ind w:right="0" w:left="0" w:firstLine="0"/>
+              <w:jc w:val="left"/>
+              <w:color w:val="auto"/>
+              <w:spacing w:val="0"/>
+              <w:position w:val="0"/>
+              <w:shd w:fill="auto" w:val="clear"/>
+            </w:pPr>
+            <w:r>
+              <w:rPr>
+                <w:rFonts w:ascii="Consolas" w:hAnsi="Consolas" w:cs="Consolas" w:eastAsia="Consolas"/>
+                <w:color w:val="auto"/>
+                <w:spacing w:val="0"/>
+                <w:position w:val="0"/>
+                <w:sz w:val="20"/>
+                <w:shd w:fill="auto" w:val="clear"/>
+              </w:rPr>
+              <w:t xml:space="preserve">list.h</w:t>
+            </w:r>
+          </w:p>
+        </w:tc>
+        <w:tc>
+          <w:tcPr>
+            <w:tcW w:w="2536" w:type="dxa"/>
+            <w:tcBorders>
+              <w:top w:val="single" w:color="ffffff" w:sz="0"/>
+              <w:left w:val="single" w:color="ffffff" w:sz="0"/>
+              <w:bottom w:val="single" w:color="ffffff" w:sz="0"/>
+              <w:right w:val="single" w:color="ffffff" w:sz="0"/>
+            </w:tcBorders>
+            <w:shd w:color="000000" w:fill="ffffff" w:val="clear"/>
+            <w:tcMar>
+              <w:left w:w="80" w:type="dxa"/>
+              <w:right w:w="80" w:type="dxa"/>
+            </w:tcMar>
+            <w:vAlign w:val="top"/>
+          </w:tcPr>
+          <w:p>
+            <w:pPr>
+              <w:spacing w:before="0" w:after="0" w:line="252"/>
+              <w:ind w:right="0" w:left="0" w:firstLine="0"/>
+              <w:jc w:val="left"/>
+              <w:color w:val="auto"/>
+              <w:spacing w:val="0"/>
+              <w:position w:val="0"/>
+              <w:shd w:fill="auto" w:val="clear"/>
+            </w:pPr>
+            <w:r>
+              <w:rPr>
+                <w:rFonts w:ascii="Consolas" w:hAnsi="Consolas" w:cs="Consolas" w:eastAsia="Consolas"/>
+                <w:color w:val="auto"/>
+                <w:spacing w:val="0"/>
+                <w:position w:val="0"/>
+                <w:sz w:val="20"/>
+                <w:shd w:fill="auto" w:val="clear"/>
+              </w:rPr>
+              <w:t xml:space="preserve">код нужен там, где шаблон используют</w:t>
+            </w:r>
+          </w:p>
+        </w:tc>
+      </w:tr>
+    </w:tbl>
+    <w:p>
+      <w:pPr>
+        <w:spacing w:before="0" w:after="160" w:line="276"/>
+        <w:ind w:right="0" w:left="0" w:firstLine="0"/>
+        <w:jc w:val="left"/>
+        <w:rPr>
+          <w:rFonts w:ascii="Consolas" w:hAnsi="Consolas" w:cs="Consolas" w:eastAsia="Consolas"/>
+          <w:color w:val="auto"/>
+          <w:spacing w:val="0"/>
+          <w:position w:val="0"/>
+          <w:sz w:val="24"/>
+          <w:shd w:fill="auto" w:val="clear"/>
+        </w:rPr>
+      </w:pPr>
+      <w:r>
+        <w:rPr>
+          <w:rFonts w:ascii="Consolas" w:hAnsi="Consolas" w:cs="Consolas" w:eastAsia="Consolas"/>
+          <w:color w:val="auto"/>
+          <w:spacing w:val="0"/>
+          <w:position w:val="0"/>
+          <w:sz w:val="24"/>
+          <w:shd w:fill="auto" w:val="clear"/>
+        </w:rPr>
+        <w:t xml:space="preserve"/>
+      </w:r>
+    </w:p>
   </w:body>
 </w:document>
 </file>

--- a/essays/212-Горчак-Дмитрий-Эссе-STL.docx
+++ b/essays/212-Горчак-Дмитрий-Эссе-STL.docx
@@ -1145,7 +1145,7 @@
           <w:sz w:val="24"/>
           <w:shd w:fill="auto" w:val="clear"/>
         </w:rPr>
-        <w:t xml:space="preserve">Компилятор по аргументам догадывается, чем является T, и порождает отдельную функцию для каждого нужного типа. Это называется инстанцированием (instantiation — порождение экземпляра): в готовой программе лежат две разные функции, хотя в исходном коде написана одна. Отсюда требование: код шаблона должен быть виден там, где им пользуются, поэтому шаблоны почти всегда пишут прямо в заголовочных файлах.</w:t>
+        <w:t xml:space="preserve">Компилятор по аргументам сам определяет, какой тип подставлен вместо T, и порождает отдельную функцию для каждого нужного типа. Это называется инстанцированием (instantiation — порождение экземпляра): в готовой программе лежат две разные функции, хотя в исходном коде написана одна. Отсюда требование: код шаблона должен быть виден там, где им пользуются, поэтому шаблоны почти всегда пишут прямо в заголовочных файлах.</w:t>
       </w:r>
     </w:p>
     <w:p>

--- a/essays/212-Горчак-Дмитрий-Эссе-STL.docx
+++ b/essays/212-Горчак-Дмитрий-Эссе-STL.docx
@@ -971,7 +971,7 @@
           <w:sz w:val="24"/>
           <w:shd w:fill="auto" w:val="clear"/>
         </w:rPr>
-        <w:t xml:space="preserve">Два порядка выходят разными. Заметнее всего это на конусе с широким, но низким основанием (r = 2.80, h = 2.00): по площади основания он предпоследний, а по объёму — только тринадцатый из восемнадцати. Круги в порядке по площади стоят наравне с конусами, а в порядке по объёму уходят в начало списка вместе с точками, потому что объёма у них нет.</w:t>
+        <w:t xml:space="preserve">Два порядка выходят разными. Заметнее всего это на конусе с широким, но низким основанием (r = 2.80, h = 2.00): по площади основания он предпоследний из девятнадцати фигур, а по объёму — только четырнадцатый. Круги в порядке по площади стоят наравне с конусами, а в порядке по объёму уходят в начало списка вместе с точками, потому что объёма у них нет.</w:t>
       </w:r>
     </w:p>
     <w:p>
@@ -1001,31 +1001,31 @@
         </w:rPr>
         <w:t xml:space="preserve">--- Sorted by base area ---</w:t>
         <w:br/>
-        <w:t xml:space="preserve">  14   Circle    12.50    17.50     2.00        -       12.57           -</w:t>
-        <w:br/>
-        <w:t xml:space="preserve">  15     Cone    19.00     4.00     2.20     9.00       15.21       45.62</w:t>
-        <w:br/>
-        <w:t xml:space="preserve">  16     Cone    14.00    12.00     2.40     8.00       18.10       48.25</w:t>
-        <w:br/>
-        <w:t xml:space="preserve">  17     Cone     3.00     5.50     2.80     2.00       24.63       16.42</w:t>
-        <w:br/>
-        <w:t xml:space="preserve">  18     Cone     9.00     8.00     3.00    10.00       28.27       94.25</w:t>
+        <w:t xml:space="preserve">  15   Circle    12.50    17.50     2.00        -       12.57           -</w:t>
+        <w:br/>
+        <w:t xml:space="preserve">  16     Cone    19.00     4.00     2.20     9.00       15.21       45.62</w:t>
+        <w:br/>
+        <w:t xml:space="preserve">  17     Cone    14.00    12.00     2.40     8.00       18.10       48.25</w:t>
+        <w:br/>
+        <w:t xml:space="preserve">  18     Cone     3.00     5.50     2.80     2.00       24.63       16.42</w:t>
+        <w:br/>
+        <w:t xml:space="preserve">  19     Cone     9.00     8.00     3.00    10.00       28.27       94.25</w:t>
         <w:br/>
         <w:t xml:space="preserve"/>
         <w:br/>
         <w:t xml:space="preserve">--- Sorted by volume ---</w:t>
         <w:br/>
-        <w:t xml:space="preserve">  13     Cone     3.00     5.50     2.80     2.00       24.63       16.42</w:t>
-        <w:br/>
-        <w:t xml:space="preserve">  14     Cone     8.00    17.00     1.70     5.50        9.08       16.65</w:t>
-        <w:br/>
-        <w:t xml:space="preserve">  15     Cone    15.00    15.50     1.80     6.50       10.18       22.05</w:t>
-        <w:br/>
-        <w:t xml:space="preserve">  16     Cone    19.00     4.00     2.20     9.00       15.21       45.62</w:t>
-        <w:br/>
-        <w:t xml:space="preserve">  17     Cone    14.00    12.00     2.40     8.00       18.10       48.25</w:t>
-        <w:br/>
-        <w:t xml:space="preserve">  18     Cone     9.00     8.00     3.00    10.00       28.27       94.25</w:t>
+        <w:t xml:space="preserve">  14     Cone     3.00     5.50     2.80     2.00       24.63       16.42</w:t>
+        <w:br/>
+        <w:t xml:space="preserve">  15     Cone     8.00    17.00     1.70     5.50        9.08       16.65</w:t>
+        <w:br/>
+        <w:t xml:space="preserve">  16     Cone    15.00    15.50     1.80     6.50       10.18       22.05</w:t>
+        <w:br/>
+        <w:t xml:space="preserve">  17     Cone    19.00     4.00     2.20     9.00       15.21       45.62</w:t>
+        <w:br/>
+        <w:t xml:space="preserve">  18     Cone    14.00    12.00     2.40     8.00       18.10       48.25</w:t>
+        <w:br/>
+        <w:t xml:space="preserve">  19     Cone     9.00     8.00     3.00    10.00       28.27       94.25</w:t>
       </w:r>
     </w:p>
     <w:p>
